--- a/public/chat_files/orozco_site_copy_and_estimate_final.docx
+++ b/public/chat_files/orozco_site_copy_and_estimate_final.docx
@@ -8,7 +8,7 @@
           <w:b/>
           <w:sz w:val="28"/>
         </w:rPr>
-        <w:t>Orozco Exterior &amp; Roofing — 4-Page Website Copy &amp; Estimate Sheet (v2 Final)</w:t>
+        <w:t>Orozco Commercial &amp; Residential Roofing — Final Copy Deck (v2)</w:t>
       </w:r>
     </w:p>
     <w:p>
@@ -16,7 +16,7 @@
         <w:rPr>
           <w:sz w:val="22"/>
         </w:rPr>
-        <w:t xml:space="preserve">Updated workmanship warranty from 10-year to 12-year across the Services page and Customer Estimate Sheet.</w:t>
+        <w:t xml:space="preserve">HOMEPAGE: South Texas Commercial Flat Roofing &amp; Storm Restoration Specialists.</w:t>
       </w:r>
     </w:p>
     <w:p>
@@ -24,7 +24,23 @@
         <w:rPr>
           <w:sz w:val="22"/>
         </w:rPr>
-        <w:t xml:space="preserve">Added ROC license placeholder and Phoenix/Scottsdale/Mesa service corridor callouts.</w:t>
+        <w:t xml:space="preserve">SERVICES BREAKDOWN: Single-Ply TPO Membranes, Standing Seam Architectural Metal, Shingle Replacement.</w:t>
+      </w:r>
+    </w:p>
+    <w:p>
+      <w:r>
+        <w:rPr>
+          <w:sz w:val="22"/>
+        </w:rPr>
+        <w:t xml:space="preserve">COMMERCIAL WARRANTIES: 20-Year NDL (No Dollar Limit) Manufacturer Backed Warranties.</w:t>
+      </w:r>
+    </w:p>
+    <w:p>
+      <w:r>
+        <w:rPr>
+          <w:sz w:val="22"/>
+        </w:rPr>
+        <w:t xml:space="preserve">ESTIMATE INTAKE: Simple 4-step emergency inspection request for commercial facility managers.</w:t>
       </w:r>
     </w:p>
   </w:body>

--- a/public/chat_files/orozco_site_copy_and_estimate_final.docx
+++ b/public/chat_files/orozco_site_copy_and_estimate_final.docx
@@ -13,7 +13,22 @@
           <w:color w:val="0F172A"/>
           <w:sz w:val="44"/>
         </w:rPr>
-        <w:t>Orozco Commercial Roofing — Master Specifications &amp; Commercial Bid Deck</w:t>
+        <w:t>Orozco Commercial &amp; Industrial Roofing — Master Technical Specifications &amp; Commercial Bid Deck</w:t>
+      </w:r>
+    </w:p>
+    <w:p>
+      <w:pPr>
+        <w:keepNext/>
+        <w:spacing w:before="280" w:after="80"/>
+      </w:pPr>
+      <w:r>
+        <w:rPr>
+          <w:rFonts w:ascii="Calibri" w:hAnsi="Calibri"/>
+          <w:b/>
+          <w:color w:val="0F172A"/>
+          <w:sz w:val="26"/>
+        </w:rPr>
+        <w:t>SECTION 1: HOMEPAGE MASTER COPY DECK &amp; VALUE PROPOSITION</w:t>
       </w:r>
     </w:p>
     <w:p>
@@ -26,7 +41,7 @@
           <w:color w:val="1E293B"/>
           <w:sz w:val="20"/>
         </w:rPr>
-        <w:t>CLIENT: Orozco Commercial &amp; Industrial Roofing LLC</w:t>
+        <w:t>NAVIGATION BAR: Commercial Flat Roofing · Architectural Standing Seam · Storm Restoration &amp; Hail Recovery · 20-Year NDL Warranties · Project Gallery · Commercial Diagnostic Intake</w:t>
       </w:r>
     </w:p>
     <w:p>
@@ -39,7 +54,7 @@
           <w:color w:val="1E293B"/>
           <w:sz w:val="20"/>
         </w:rPr>
-        <w:t>HEADQUARTERS: Pharr, TX · Serving McAllen, Brownsville &amp; Rio Grande Valley</w:t>
+        <w:t>HERO BADGE: Rio Grande Valley · Commercial Flat Roofing Specialists Since 2012</w:t>
       </w:r>
     </w:p>
     <w:p>
@@ -52,7 +67,72 @@
           <w:color w:val="1E293B"/>
           <w:sz w:val="20"/>
         </w:rPr>
-        <w:t>DOCUMENT: Master Commercial Copy Deck, Technical Specifications &amp; Bid Scope</w:t>
+        <w:t>HERO HEADLINE: Engineered Commercial Flat Roofing &amp; Industrial Storm Restoration Built for South Texas Heat.</w:t>
+      </w:r>
+    </w:p>
+    <w:p>
+      <w:pPr>
+        <w:spacing w:before="0" w:after="120" w:line="276" w:lineRule="auto"/>
+      </w:pPr>
+      <w:r>
+        <w:rPr>
+          <w:rFonts w:ascii="Calibri" w:hAnsi="Calibri"/>
+          <w:color w:val="1E293B"/>
+          <w:sz w:val="20"/>
+        </w:rPr>
+        <w:t>HERO SUBHEAD: Specializing in single-ply TPO, elastomeric fluid-applied restoration membranes, and architectural standing seam metal. Protecting industrial logistics warehouses, shopping centers, medical complexes, and schools across McAllen, Brownsville, and Harlingen.</w:t>
+      </w:r>
+    </w:p>
+    <w:p>
+      <w:pPr>
+        <w:spacing w:before="0" w:after="120" w:line="276" w:lineRule="auto"/>
+      </w:pPr>
+      <w:r>
+        <w:rPr>
+          <w:rFonts w:ascii="Calibri" w:hAnsi="Calibri"/>
+          <w:color w:val="1E293B"/>
+          <w:sz w:val="20"/>
+        </w:rPr>
+        <w:t>CALL-TO-ACTION BUTTONS: Primary: [Schedule 21-Point Commercial Roof Assessment] · Secondary: [Download 20-Year NDL Warranty Guide]</w:t>
+      </w:r>
+    </w:p>
+    <w:p>
+      <w:pPr>
+        <w:spacing w:before="0" w:after="120" w:line="276" w:lineRule="auto"/>
+      </w:pPr>
+      <w:r>
+        <w:rPr>
+          <w:rFonts w:ascii="Calibri" w:hAnsi="Calibri"/>
+          <w:color w:val="1E293B"/>
+          <w:sz w:val="20"/>
+        </w:rPr>
+        <w:t>LOCAL PROOF STRIP: Carlisle SynTec Certified Applicator · Elevate (Firestone) Red Shield Partner · GAF Master Commercial Contractor · $2M Commercial Liability &amp; Full Workers' Comp · 14+ Years RGV Operations</w:t>
+      </w:r>
+    </w:p>
+    <w:p>
+      <w:pPr>
+        <w:spacing w:before="0" w:after="120" w:line="276" w:lineRule="auto"/>
+      </w:pPr>
+      <w:r>
+        <w:rPr>
+          <w:rFonts w:ascii="Calibri" w:hAnsi="Calibri"/>
+          <w:color w:val="1E293B"/>
+          <w:sz w:val="20"/>
+        </w:rPr>
+        <w:t>COMPANY OVERVIEW: Blistering subtropical sun, high UV indexes, and severe Gulf Coast windstorms destroy commercial roofs not specifically engineered for South Texas climates. Family-owned and operated since 2012, Orozco Roofing delivers turnkey commercial installations that meet strict FM 1-90 and 1-120 wind uplift codes while lowering facility cooling loads by up to 30%.</w:t>
+      </w:r>
+    </w:p>
+    <w:p>
+      <w:pPr>
+        <w:spacing w:before="0" w:after="120" w:line="276" w:lineRule="auto"/>
+      </w:pPr>
+      <w:r>
+        <w:rPr>
+          <w:rFonts w:ascii="Calibri" w:hAnsi="Calibri"/>
+          <w:color w:val="1E293B"/>
+          <w:sz w:val="20"/>
+        </w:rPr>
+        <w:t>CUSTOMER TESTIMONIAL: 'Orozco re-roofed our 42,000 sq ft logistics distribution facility in Pharr without disrupting single-day shipping operations. Their Carlisle 20-Year NDL warranty gave our board total peace of mind.' — Hector V., Facilities Director, Valley Logistics Hub</w:t>
       </w:r>
     </w:p>
     <w:p>
@@ -72,7 +152,7 @@
           <w:color w:val="0F172A"/>
           <w:sz w:val="26"/>
         </w:rPr>
-        <w:t>HOMEPAGE MASTER COPY &amp; VALUE PROPOSITION</w:t>
+        <w:t>SECTION 2: COMMERCIAL SYSTEMS TECHNICAL COMPARISON MATRIX</w:t>
       </w:r>
     </w:p>
     <w:p>
@@ -85,170 +165,7 @@
           <w:color w:val="1E293B"/>
           <w:sz w:val="20"/>
         </w:rPr>
-        <w:t>1. Header &amp; Authority Banner</w:t>
-      </w:r>
-    </w:p>
-    <w:p>
-      <w:pPr>
-        <w:spacing w:before="0" w:after="120" w:line="276" w:lineRule="auto"/>
-      </w:pPr>
-      <w:r>
-        <w:rPr>
-          <w:rFonts w:ascii="Calibri" w:hAnsi="Calibri"/>
-          <w:color w:val="1E293B"/>
-          <w:sz w:val="20"/>
-        </w:rPr>
-        <w:t>Company: Orozco Commercial &amp; Industrial Roofing LLC</w:t>
-      </w:r>
-    </w:p>
-    <w:p>
-      <w:pPr>
-        <w:spacing w:before="0" w:after="120" w:line="276" w:lineRule="auto"/>
-      </w:pPr>
-      <w:r>
-        <w:rPr>
-          <w:rFonts w:ascii="Calibri" w:hAnsi="Calibri"/>
-          <w:color w:val="1E293B"/>
-          <w:sz w:val="20"/>
-        </w:rPr>
-        <w:t>Serving: McAllen · Pharr · Edinburg · Harlingen · Brownsville · Laredo Commercial Corridor</w:t>
-      </w:r>
-    </w:p>
-    <w:p>
-      <w:pPr>
-        <w:spacing w:before="0" w:after="120" w:line="276" w:lineRule="auto"/>
-      </w:pPr>
-      <w:r>
-        <w:rPr>
-          <w:rFonts w:ascii="Calibri" w:hAnsi="Calibri"/>
-          <w:color w:val="1E293B"/>
-          <w:sz w:val="20"/>
-        </w:rPr>
-        <w:t>Credentials: GAF Master Commercial Contractor · Carlisle SynTec Certified Applicator · Elevate (Firestone) Red Shield Certified · 20-Year NDL Warranty Certified.</w:t>
-      </w:r>
-    </w:p>
-    <w:p>
-      <w:pPr>
-        <w:spacing w:before="0" w:after="120" w:line="276" w:lineRule="auto"/>
-      </w:pPr>
-      <w:r>
-        <w:rPr>
-          <w:rFonts w:ascii="Calibri" w:hAnsi="Calibri"/>
-          <w:color w:val="1E293B"/>
-          <w:sz w:val="20"/>
-        </w:rPr>
-        <w:t>2. Hero Presentation</w:t>
-      </w:r>
-    </w:p>
-    <w:p>
-      <w:pPr>
-        <w:spacing w:before="0" w:after="120" w:line="276" w:lineRule="auto"/>
-      </w:pPr>
-      <w:r>
-        <w:rPr>
-          <w:rFonts w:ascii="Calibri" w:hAnsi="Calibri"/>
-          <w:color w:val="1E293B"/>
-          <w:sz w:val="20"/>
-        </w:rPr>
-        <w:t>Category Kicker: South Texas Commercial Flat Roofing Specialists Since 2012</w:t>
-      </w:r>
-    </w:p>
-    <w:p>
-      <w:pPr>
-        <w:spacing w:before="0" w:after="120" w:line="276" w:lineRule="auto"/>
-      </w:pPr>
-      <w:r>
-        <w:rPr>
-          <w:rFonts w:ascii="Calibri" w:hAnsi="Calibri"/>
-          <w:color w:val="1E293B"/>
-          <w:sz w:val="20"/>
-        </w:rPr>
-        <w:t>Primary Headline: Engineered commercial flat roofing and industrial storm restoration built for South Texas heat.</w:t>
-      </w:r>
-    </w:p>
-    <w:p>
-      <w:pPr>
-        <w:spacing w:before="0" w:after="120" w:line="276" w:lineRule="auto"/>
-      </w:pPr>
-      <w:r>
-        <w:rPr>
-          <w:rFonts w:ascii="Calibri" w:hAnsi="Calibri"/>
-          <w:color w:val="1E293B"/>
-          <w:sz w:val="20"/>
-        </w:rPr>
-        <w:t>Subhead: Protecting distribution warehouses, manufacturing facilities, and commercial properties across the Rio Grande Valley. Specializing in single-ply TPO, fluid-applied silicone restoration membranes, and standing seam industrial metal.</w:t>
-      </w:r>
-    </w:p>
-    <w:p>
-      <w:pPr>
-        <w:spacing w:before="0" w:after="120" w:line="276" w:lineRule="auto"/>
-      </w:pPr>
-      <w:r>
-        <w:rPr>
-          <w:rFonts w:ascii="Calibri" w:hAnsi="Calibri"/>
-          <w:color w:val="1E293B"/>
-          <w:sz w:val="20"/>
-        </w:rPr>
-        <w:t>Call to Action: Primary: [Schedule 21-Point Commercial Roof Assessment] · Secondary: [Download 20-Year NDL Warranty Guide]</w:t>
-      </w:r>
-    </w:p>
-    <w:p>
-      <w:pPr>
-        <w:spacing w:before="0" w:after="120" w:line="276" w:lineRule="auto"/>
-      </w:pPr>
-      <w:r>
-        <w:rPr>
-          <w:rFonts w:ascii="Calibri" w:hAnsi="Calibri"/>
-          <w:color w:val="1E293B"/>
-          <w:sz w:val="20"/>
-        </w:rPr>
-        <w:t>3. The South Texas Climate Challenge</w:t>
-      </w:r>
-    </w:p>
-    <w:p>
-      <w:pPr>
-        <w:spacing w:before="0" w:after="120" w:line="276" w:lineRule="auto"/>
-      </w:pPr>
-      <w:r>
-        <w:rPr>
-          <w:rFonts w:ascii="Calibri" w:hAnsi="Calibri"/>
-          <w:color w:val="1E293B"/>
-          <w:sz w:val="20"/>
-        </w:rPr>
-        <w:t>Subtropical UV radiation, extreme thermal shock, and Gulf Coast tropical windstorms destroy standard commercial roofs. A compromised commercial roof risks millions of dollars in inventory, warehouse equipment, and business interruption.</w:t>
-      </w:r>
-    </w:p>
-    <w:p>
-      <w:pPr>
-        <w:spacing w:before="0" w:after="120" w:line="276" w:lineRule="auto"/>
-      </w:pPr>
-      <w:r>
-        <w:rPr>
-          <w:rFonts w:ascii="Calibri" w:hAnsi="Calibri"/>
-          <w:color w:val="1E293B"/>
-          <w:sz w:val="20"/>
-        </w:rPr>
-        <w:t>Orozco Commercial Roofing delivers heavy-duty roofing systems engineered specifically to withstand 120-degree roof-surface heat, sustained 115-mph hurricane winds, and severe hail impact.</w:t>
-      </w:r>
-    </w:p>
-    <w:p>
-      <w:r>
-        <w:br w:type="page"/>
-      </w:r>
-    </w:p>
-    <w:p>
-      <w:pPr>
-        <w:keepNext/>
-        <w:spacing w:before="280" w:after="80"/>
-      </w:pPr>
-      <w:r>
-        <w:rPr>
-          <w:rFonts w:ascii="Calibri" w:hAnsi="Calibri"/>
-          <w:b/>
-          <w:color w:val="0F172A"/>
-          <w:sz w:val="26"/>
-        </w:rPr>
-        <w:t>TECHNICAL SPECIFICATIONS &amp; SYSTEM COMPARISON MATRIX</w:t>
+        <w:t>Commercial building owners require precise performance specifications to evaluate capital roofing investments. The table below outlines our primary commercial membrane systems:</w:t>
       </w:r>
     </w:p>
     <w:tbl>
@@ -259,17 +176,18 @@
         <w:tblLook w:firstColumn="1" w:firstRow="1" w:lastColumn="0" w:lastRow="0" w:noHBand="0" w:noVBand="1" w:val="04A0"/>
       </w:tblPr>
       <w:tblGrid>
-        <w:gridCol w:w="1560"/>
-        <w:gridCol w:w="1560"/>
-        <w:gridCol w:w="1560"/>
-        <w:gridCol w:w="1560"/>
-        <w:gridCol w:w="1560"/>
-        <w:gridCol w:w="1560"/>
+        <w:gridCol w:w="1337"/>
+        <w:gridCol w:w="1337"/>
+        <w:gridCol w:w="1337"/>
+        <w:gridCol w:w="1337"/>
+        <w:gridCol w:w="1337"/>
+        <w:gridCol w:w="1337"/>
+        <w:gridCol w:w="1337"/>
       </w:tblGrid>
       <w:tr>
         <w:tc>
           <w:tcPr>
-            <w:tcW w:type="dxa" w:w="1560"/>
+            <w:tcW w:type="dxa" w:w="1337"/>
             <w:shd w:fill="0F172A"/>
             <w:tcBorders>
               <w:top w:val="single" w:sz="4" w:space="0" w:color="CBD5E1"/>
@@ -290,13 +208,13 @@
                 <w:color w:val="FFFFFF"/>
                 <w:sz w:val="19"/>
               </w:rPr>
-              <w:t>Commercial System</w:t>
+              <w:t>Commercial System Type</w:t>
             </w:r>
           </w:p>
         </w:tc>
         <w:tc>
           <w:tcPr>
-            <w:tcW w:type="dxa" w:w="1560"/>
+            <w:tcW w:type="dxa" w:w="1337"/>
             <w:shd w:fill="0F172A"/>
             <w:tcBorders>
               <w:top w:val="single" w:sz="4" w:space="0" w:color="CBD5E1"/>
@@ -317,13 +235,13 @@
                 <w:color w:val="FFFFFF"/>
                 <w:sz w:val="19"/>
               </w:rPr>
-              <w:t>Membrane Thickness</w:t>
+              <w:t>Mil Thickness / Gauge</w:t>
             </w:r>
           </w:p>
         </w:tc>
         <w:tc>
           <w:tcPr>
-            <w:tcW w:type="dxa" w:w="1560"/>
+            <w:tcW w:type="dxa" w:w="1337"/>
             <w:shd w:fill="0F172A"/>
             <w:tcBorders>
               <w:top w:val="single" w:sz="4" w:space="0" w:color="CBD5E1"/>
@@ -350,7 +268,7 @@
         </w:tc>
         <w:tc>
           <w:tcPr>
-            <w:tcW w:type="dxa" w:w="1560"/>
+            <w:tcW w:type="dxa" w:w="1337"/>
             <w:shd w:fill="0F172A"/>
             <w:tcBorders>
               <w:top w:val="single" w:sz="4" w:space="0" w:color="CBD5E1"/>
@@ -371,13 +289,13 @@
                 <w:color w:val="FFFFFF"/>
                 <w:sz w:val="19"/>
               </w:rPr>
-              <w:t>Hail Impact Rating</w:t>
+              <w:t>Seam Tensile Strength</w:t>
             </w:r>
           </w:p>
         </w:tc>
         <w:tc>
           <w:tcPr>
-            <w:tcW w:type="dxa" w:w="1560"/>
+            <w:tcW w:type="dxa" w:w="1337"/>
             <w:shd w:fill="0F172A"/>
             <w:tcBorders>
               <w:top w:val="single" w:sz="4" w:space="0" w:color="CBD5E1"/>
@@ -398,13 +316,13 @@
                 <w:color w:val="FFFFFF"/>
                 <w:sz w:val="19"/>
               </w:rPr>
-              <w:t>Wind Uplift Resistance</w:t>
+              <w:t>Wind Uplift Rating</w:t>
             </w:r>
           </w:p>
         </w:tc>
         <w:tc>
           <w:tcPr>
-            <w:tcW w:type="dxa" w:w="1560"/>
+            <w:tcW w:type="dxa" w:w="1337"/>
             <w:shd w:fill="0F172A"/>
             <w:tcBorders>
               <w:top w:val="single" w:sz="4" w:space="0" w:color="CBD5E1"/>
@@ -425,7 +343,34 @@
                 <w:color w:val="FFFFFF"/>
                 <w:sz w:val="19"/>
               </w:rPr>
-              <w:t>Manufacturer Warranty</w:t>
+              <w:t>Warranty Term Available</w:t>
+            </w:r>
+          </w:p>
+        </w:tc>
+        <w:tc>
+          <w:tcPr>
+            <w:tcW w:type="dxa" w:w="1337"/>
+            <w:shd w:fill="0F172A"/>
+            <w:tcBorders>
+              <w:top w:val="single" w:sz="4" w:space="0" w:color="CBD5E1"/>
+              <w:left w:val="none"/>
+              <w:bottom w:val="single" w:sz="4" w:space="0" w:color="CBD5E1"/>
+              <w:right w:val="none"/>
+            </w:tcBorders>
+          </w:tcPr>
+          <w:p>
+            <w:pPr>
+              <w:spacing w:before="80" w:after="80"/>
+              <w:jc w:val="center"/>
+            </w:pPr>
+            <w:r>
+              <w:rPr>
+                <w:rFonts w:ascii="Calibri" w:hAnsi="Calibri"/>
+                <w:b/>
+                <w:color w:val="FFFFFF"/>
+                <w:sz w:val="19"/>
+              </w:rPr>
+              <w:t>Best Commercial Application</w:t>
             </w:r>
           </w:p>
         </w:tc>
@@ -433,7 +378,7 @@
       <w:tr>
         <w:tc>
           <w:tcPr>
-            <w:tcW w:type="dxa" w:w="1560"/>
+            <w:tcW w:type="dxa" w:w="1337"/>
             <w:shd w:fill="F8FAFC"/>
             <w:tcBorders>
               <w:top w:val="single" w:sz="4" w:space="0" w:color="CBD5E1"/>
@@ -459,7 +404,7 @@
         </w:tc>
         <w:tc>
           <w:tcPr>
-            <w:tcW w:type="dxa" w:w="1560"/>
+            <w:tcW w:type="dxa" w:w="1337"/>
             <w:shd w:fill="F8FAFC"/>
             <w:tcBorders>
               <w:top w:val="single" w:sz="4" w:space="0" w:color="CBD5E1"/>
@@ -479,13 +424,13 @@
                 <w:color w:val="1E293B"/>
                 <w:sz w:val="18"/>
               </w:rPr>
-              <w:t>60-mil / 80-mil Reinforced</w:t>
+              <w:t>60-Mil &amp; 80-Mil Single-Ply</w:t>
             </w:r>
           </w:p>
         </w:tc>
         <w:tc>
           <w:tcPr>
-            <w:tcW w:type="dxa" w:w="1560"/>
+            <w:tcW w:type="dxa" w:w="1337"/>
             <w:shd w:fill="F8FAFC"/>
             <w:tcBorders>
               <w:top w:val="single" w:sz="4" w:space="0" w:color="CBD5E1"/>
@@ -505,13 +450,13 @@
                 <w:color w:val="1E293B"/>
                 <w:sz w:val="18"/>
               </w:rPr>
-              <w:t>104 (Initial Cool Roof)</w:t>
+              <w:t>Initial SRI: 108 (High White)</w:t>
             </w:r>
           </w:p>
         </w:tc>
         <w:tc>
           <w:tcPr>
-            <w:tcW w:type="dxa" w:w="1560"/>
+            <w:tcW w:type="dxa" w:w="1337"/>
             <w:shd w:fill="F8FAFC"/>
             <w:tcBorders>
               <w:top w:val="single" w:sz="4" w:space="0" w:color="CBD5E1"/>
@@ -531,13 +476,13 @@
                 <w:color w:val="1E293B"/>
                 <w:sz w:val="18"/>
               </w:rPr>
-              <w:t>UL 2218 Class 4 Impact</w:t>
+              <w:t>Heat-Welded: 450 lbf/in</w:t>
             </w:r>
           </w:p>
         </w:tc>
         <w:tc>
           <w:tcPr>
-            <w:tcW w:type="dxa" w:w="1560"/>
+            <w:tcW w:type="dxa" w:w="1337"/>
             <w:shd w:fill="F8FAFC"/>
             <w:tcBorders>
               <w:top w:val="single" w:sz="4" w:space="0" w:color="CBD5E1"/>
@@ -557,13 +502,13 @@
                 <w:color w:val="1E293B"/>
                 <w:sz w:val="18"/>
               </w:rPr>
-              <w:t>FM 1-90 / 1-120 Rated</w:t>
+              <w:t>FM 1-90 / FM 1-120</w:t>
             </w:r>
           </w:p>
         </w:tc>
         <w:tc>
           <w:tcPr>
-            <w:tcW w:type="dxa" w:w="1560"/>
+            <w:tcW w:type="dxa" w:w="1337"/>
             <w:shd w:fill="F8FAFC"/>
             <w:tcBorders>
               <w:top w:val="single" w:sz="4" w:space="0" w:color="CBD5E1"/>
@@ -583,7 +528,33 @@
                 <w:color w:val="1E293B"/>
                 <w:sz w:val="18"/>
               </w:rPr>
-              <w:t>20-Year No Dollar Limit (NDL)</w:t>
+              <w:t>20-Year &amp; 25-Year NDL</w:t>
+            </w:r>
+          </w:p>
+        </w:tc>
+        <w:tc>
+          <w:tcPr>
+            <w:tcW w:type="dxa" w:w="1337"/>
+            <w:shd w:fill="F8FAFC"/>
+            <w:tcBorders>
+              <w:top w:val="single" w:sz="4" w:space="0" w:color="CBD5E1"/>
+              <w:left w:val="none"/>
+              <w:bottom w:val="single" w:sz="4" w:space="0" w:color="CBD5E1"/>
+              <w:right w:val="none"/>
+            </w:tcBorders>
+          </w:tcPr>
+          <w:p>
+            <w:pPr>
+              <w:spacing w:before="80" w:after="80"/>
+              <w:jc w:val="left"/>
+            </w:pPr>
+            <w:r>
+              <w:rPr>
+                <w:rFonts w:ascii="Calibri" w:hAnsi="Calibri"/>
+                <w:color w:val="1E293B"/>
+                <w:sz w:val="18"/>
+              </w:rPr>
+              <w:t>Big-box retail, logistics warehouses, low-slope roofs</w:t>
             </w:r>
           </w:p>
         </w:tc>
@@ -591,7 +562,7 @@
       <w:tr>
         <w:tc>
           <w:tcPr>
-            <w:tcW w:type="dxa" w:w="1560"/>
+            <w:tcW w:type="dxa" w:w="1337"/>
             <w:shd w:fill="FFFFFF"/>
             <w:tcBorders>
               <w:top w:val="single" w:sz="4" w:space="0" w:color="CBD5E1"/>
@@ -617,7 +588,7 @@
         </w:tc>
         <w:tc>
           <w:tcPr>
-            <w:tcW w:type="dxa" w:w="1560"/>
+            <w:tcW w:type="dxa" w:w="1337"/>
             <w:shd w:fill="FFFFFF"/>
             <w:tcBorders>
               <w:top w:val="single" w:sz="4" w:space="0" w:color="CBD5E1"/>
@@ -637,13 +608,13 @@
                 <w:color w:val="1E293B"/>
                 <w:sz w:val="18"/>
               </w:rPr>
-              <w:t>60-mil Polyester Scrim</w:t>
+              <w:t>60-Mil Reinforced</w:t>
             </w:r>
           </w:p>
         </w:tc>
         <w:tc>
           <w:tcPr>
-            <w:tcW w:type="dxa" w:w="1560"/>
+            <w:tcW w:type="dxa" w:w="1337"/>
             <w:shd w:fill="FFFFFF"/>
             <w:tcBorders>
               <w:top w:val="single" w:sz="4" w:space="0" w:color="CBD5E1"/>
@@ -663,13 +634,13 @@
                 <w:color w:val="1E293B"/>
                 <w:sz w:val="18"/>
               </w:rPr>
-              <w:t>102 Initial SRI</w:t>
+              <w:t>Initial SRI: 106</w:t>
             </w:r>
           </w:p>
         </w:tc>
         <w:tc>
           <w:tcPr>
-            <w:tcW w:type="dxa" w:w="1560"/>
+            <w:tcW w:type="dxa" w:w="1337"/>
             <w:shd w:fill="FFFFFF"/>
             <w:tcBorders>
               <w:top w:val="single" w:sz="4" w:space="0" w:color="CBD5E1"/>
@@ -689,13 +660,13 @@
                 <w:color w:val="1E293B"/>
                 <w:sz w:val="18"/>
               </w:rPr>
-              <w:t>Severe Hail (SH) Approved</w:t>
+              <w:t>Hot-Air Fused: 420 lbf/in</w:t>
             </w:r>
           </w:p>
         </w:tc>
         <w:tc>
           <w:tcPr>
-            <w:tcW w:type="dxa" w:w="1560"/>
+            <w:tcW w:type="dxa" w:w="1337"/>
             <w:shd w:fill="FFFFFF"/>
             <w:tcBorders>
               <w:top w:val="single" w:sz="4" w:space="0" w:color="CBD5E1"/>
@@ -715,13 +686,13 @@
                 <w:color w:val="1E293B"/>
                 <w:sz w:val="18"/>
               </w:rPr>
-              <w:t>Meets ASTM D6878 Specs</w:t>
+              <w:t>FM 1-90 Approved</w:t>
             </w:r>
           </w:p>
         </w:tc>
         <w:tc>
           <w:tcPr>
-            <w:tcW w:type="dxa" w:w="1560"/>
+            <w:tcW w:type="dxa" w:w="1337"/>
             <w:shd w:fill="FFFFFF"/>
             <w:tcBorders>
               <w:top w:val="single" w:sz="4" w:space="0" w:color="CBD5E1"/>
@@ -741,16 +712,14 @@
                 <w:color w:val="1E293B"/>
                 <w:sz w:val="18"/>
               </w:rPr>
-              <w:t>20-Year Red Shield Warranty</w:t>
+              <w:t>20-Year Red Shield NDL</w:t>
             </w:r>
           </w:p>
         </w:tc>
-      </w:tr>
-      <w:tr>
         <w:tc>
           <w:tcPr>
-            <w:tcW w:type="dxa" w:w="1560"/>
-            <w:shd w:fill="F8FAFC"/>
+            <w:tcW w:type="dxa" w:w="1337"/>
+            <w:shd w:fill="FFFFFF"/>
             <w:tcBorders>
               <w:top w:val="single" w:sz="4" w:space="0" w:color="CBD5E1"/>
               <w:left w:val="none"/>
@@ -769,137 +738,7 @@
                 <w:color w:val="1E293B"/>
                 <w:sz w:val="18"/>
               </w:rPr>
-              <w:t>GacoFlex Silicone Coating</w:t>
-            </w:r>
-          </w:p>
-        </w:tc>
-        <w:tc>
-          <w:tcPr>
-            <w:tcW w:type="dxa" w:w="1560"/>
-            <w:shd w:fill="F8FAFC"/>
-            <w:tcBorders>
-              <w:top w:val="single" w:sz="4" w:space="0" w:color="CBD5E1"/>
-              <w:left w:val="none"/>
-              <w:bottom w:val="single" w:sz="4" w:space="0" w:color="CBD5E1"/>
-              <w:right w:val="none"/>
-            </w:tcBorders>
-          </w:tcPr>
-          <w:p>
-            <w:pPr>
-              <w:spacing w:before="80" w:after="80"/>
-              <w:jc w:val="left"/>
-            </w:pPr>
-            <w:r>
-              <w:rPr>
-                <w:rFonts w:ascii="Calibri" w:hAnsi="Calibri"/>
-                <w:color w:val="1E293B"/>
-                <w:sz w:val="18"/>
-              </w:rPr>
-              <w:t>32-mil Dry Film Thickness</w:t>
-            </w:r>
-          </w:p>
-        </w:tc>
-        <w:tc>
-          <w:tcPr>
-            <w:tcW w:type="dxa" w:w="1560"/>
-            <w:shd w:fill="F8FAFC"/>
-            <w:tcBorders>
-              <w:top w:val="single" w:sz="4" w:space="0" w:color="CBD5E1"/>
-              <w:left w:val="none"/>
-              <w:bottom w:val="single" w:sz="4" w:space="0" w:color="CBD5E1"/>
-              <w:right w:val="none"/>
-            </w:tcBorders>
-          </w:tcPr>
-          <w:p>
-            <w:pPr>
-              <w:spacing w:before="80" w:after="80"/>
-              <w:jc w:val="left"/>
-            </w:pPr>
-            <w:r>
-              <w:rPr>
-                <w:rFonts w:ascii="Calibri" w:hAnsi="Calibri"/>
-                <w:color w:val="1E293B"/>
-                <w:sz w:val="18"/>
-              </w:rPr>
-              <w:t>110 Maximum Reflectance</w:t>
-            </w:r>
-          </w:p>
-        </w:tc>
-        <w:tc>
-          <w:tcPr>
-            <w:tcW w:type="dxa" w:w="1560"/>
-            <w:shd w:fill="F8FAFC"/>
-            <w:tcBorders>
-              <w:top w:val="single" w:sz="4" w:space="0" w:color="CBD5E1"/>
-              <w:left w:val="none"/>
-              <w:bottom w:val="single" w:sz="4" w:space="0" w:color="CBD5E1"/>
-              <w:right w:val="none"/>
-            </w:tcBorders>
-          </w:tcPr>
-          <w:p>
-            <w:pPr>
-              <w:spacing w:before="80" w:after="80"/>
-              <w:jc w:val="left"/>
-            </w:pPr>
-            <w:r>
-              <w:rPr>
-                <w:rFonts w:ascii="Calibri" w:hAnsi="Calibri"/>
-                <w:color w:val="1E293B"/>
-                <w:sz w:val="18"/>
-              </w:rPr>
-              <w:t>Flexible Elastomeric Fill</w:t>
-            </w:r>
-          </w:p>
-        </w:tc>
-        <w:tc>
-          <w:tcPr>
-            <w:tcW w:type="dxa" w:w="1560"/>
-            <w:shd w:fill="F8FAFC"/>
-            <w:tcBorders>
-              <w:top w:val="single" w:sz="4" w:space="0" w:color="CBD5E1"/>
-              <w:left w:val="none"/>
-              <w:bottom w:val="single" w:sz="4" w:space="0" w:color="CBD5E1"/>
-              <w:right w:val="none"/>
-            </w:tcBorders>
-          </w:tcPr>
-          <w:p>
-            <w:pPr>
-              <w:spacing w:before="80" w:after="80"/>
-              <w:jc w:val="left"/>
-            </w:pPr>
-            <w:r>
-              <w:rPr>
-                <w:rFonts w:ascii="Calibri" w:hAnsi="Calibri"/>
-                <w:color w:val="1E293B"/>
-                <w:sz w:val="18"/>
-              </w:rPr>
-              <w:t>Resists Standing Ponding Water</w:t>
-            </w:r>
-          </w:p>
-        </w:tc>
-        <w:tc>
-          <w:tcPr>
-            <w:tcW w:type="dxa" w:w="1560"/>
-            <w:shd w:fill="F8FAFC"/>
-            <w:tcBorders>
-              <w:top w:val="single" w:sz="4" w:space="0" w:color="CBD5E1"/>
-              <w:left w:val="none"/>
-              <w:bottom w:val="single" w:sz="4" w:space="0" w:color="CBD5E1"/>
-              <w:right w:val="none"/>
-            </w:tcBorders>
-          </w:tcPr>
-          <w:p>
-            <w:pPr>
-              <w:spacing w:before="80" w:after="80"/>
-              <w:jc w:val="left"/>
-            </w:pPr>
-            <w:r>
-              <w:rPr>
-                <w:rFonts w:ascii="Calibri" w:hAnsi="Calibri"/>
-                <w:color w:val="1E293B"/>
-                <w:sz w:val="18"/>
-              </w:rPr>
-              <w:t>50-Year Limited Material Warranty</w:t>
+              <w:t>Medical plazas, commercial office parks, climate storage</w:t>
             </w:r>
           </w:p>
         </w:tc>
@@ -907,8 +746,8 @@
       <w:tr>
         <w:tc>
           <w:tcPr>
-            <w:tcW w:type="dxa" w:w="1560"/>
-            <w:shd w:fill="FFFFFF"/>
+            <w:tcW w:type="dxa" w:w="1337"/>
+            <w:shd w:fill="F8FAFC"/>
             <w:tcBorders>
               <w:top w:val="single" w:sz="4" w:space="0" w:color="CBD5E1"/>
               <w:left w:val="none"/>
@@ -933,8 +772,8 @@
         </w:tc>
         <w:tc>
           <w:tcPr>
-            <w:tcW w:type="dxa" w:w="1560"/>
-            <w:shd w:fill="FFFFFF"/>
+            <w:tcW w:type="dxa" w:w="1337"/>
+            <w:shd w:fill="F8FAFC"/>
             <w:tcBorders>
               <w:top w:val="single" w:sz="4" w:space="0" w:color="CBD5E1"/>
               <w:left w:val="none"/>
@@ -959,7 +798,139 @@
         </w:tc>
         <w:tc>
           <w:tcPr>
-            <w:tcW w:type="dxa" w:w="1560"/>
+            <w:tcW w:type="dxa" w:w="1337"/>
+            <w:shd w:fill="F8FAFC"/>
+            <w:tcBorders>
+              <w:top w:val="single" w:sz="4" w:space="0" w:color="CBD5E1"/>
+              <w:left w:val="none"/>
+              <w:bottom w:val="single" w:sz="4" w:space="0" w:color="CBD5E1"/>
+              <w:right w:val="none"/>
+            </w:tcBorders>
+          </w:tcPr>
+          <w:p>
+            <w:pPr>
+              <w:spacing w:before="80" w:after="80"/>
+              <w:jc w:val="left"/>
+            </w:pPr>
+            <w:r>
+              <w:rPr>
+                <w:rFonts w:ascii="Calibri" w:hAnsi="Calibri"/>
+                <w:color w:val="1E293B"/>
+                <w:sz w:val="18"/>
+              </w:rPr>
+              <w:t>Kynar 500 Coated (SRI 65)</w:t>
+            </w:r>
+          </w:p>
+        </w:tc>
+        <w:tc>
+          <w:tcPr>
+            <w:tcW w:type="dxa" w:w="1337"/>
+            <w:shd w:fill="F8FAFC"/>
+            <w:tcBorders>
+              <w:top w:val="single" w:sz="4" w:space="0" w:color="CBD5E1"/>
+              <w:left w:val="none"/>
+              <w:bottom w:val="single" w:sz="4" w:space="0" w:color="CBD5E1"/>
+              <w:right w:val="none"/>
+            </w:tcBorders>
+          </w:tcPr>
+          <w:p>
+            <w:pPr>
+              <w:spacing w:before="80" w:after="80"/>
+              <w:jc w:val="left"/>
+            </w:pPr>
+            <w:r>
+              <w:rPr>
+                <w:rFonts w:ascii="Calibri" w:hAnsi="Calibri"/>
+                <w:color w:val="1E293B"/>
+                <w:sz w:val="18"/>
+              </w:rPr>
+              <w:t>Mechanical Double-Lock</w:t>
+            </w:r>
+          </w:p>
+        </w:tc>
+        <w:tc>
+          <w:tcPr>
+            <w:tcW w:type="dxa" w:w="1337"/>
+            <w:shd w:fill="F8FAFC"/>
+            <w:tcBorders>
+              <w:top w:val="single" w:sz="4" w:space="0" w:color="CBD5E1"/>
+              <w:left w:val="none"/>
+              <w:bottom w:val="single" w:sz="4" w:space="0" w:color="CBD5E1"/>
+              <w:right w:val="none"/>
+            </w:tcBorders>
+          </w:tcPr>
+          <w:p>
+            <w:pPr>
+              <w:spacing w:before="80" w:after="80"/>
+              <w:jc w:val="left"/>
+            </w:pPr>
+            <w:r>
+              <w:rPr>
+                <w:rFonts w:ascii="Calibri" w:hAnsi="Calibri"/>
+                <w:color w:val="1E293B"/>
+                <w:sz w:val="18"/>
+              </w:rPr>
+              <w:t>140+ MPH Hurricane Rated</w:t>
+            </w:r>
+          </w:p>
+        </w:tc>
+        <w:tc>
+          <w:tcPr>
+            <w:tcW w:type="dxa" w:w="1337"/>
+            <w:shd w:fill="F8FAFC"/>
+            <w:tcBorders>
+              <w:top w:val="single" w:sz="4" w:space="0" w:color="CBD5E1"/>
+              <w:left w:val="none"/>
+              <w:bottom w:val="single" w:sz="4" w:space="0" w:color="CBD5E1"/>
+              <w:right w:val="none"/>
+            </w:tcBorders>
+          </w:tcPr>
+          <w:p>
+            <w:pPr>
+              <w:spacing w:before="80" w:after="80"/>
+              <w:jc w:val="left"/>
+            </w:pPr>
+            <w:r>
+              <w:rPr>
+                <w:rFonts w:ascii="Calibri" w:hAnsi="Calibri"/>
+                <w:color w:val="1E293B"/>
+                <w:sz w:val="18"/>
+              </w:rPr>
+              <w:t>30-Year Finish / 20-Yr Weathertight</w:t>
+            </w:r>
+          </w:p>
+        </w:tc>
+        <w:tc>
+          <w:tcPr>
+            <w:tcW w:type="dxa" w:w="1337"/>
+            <w:shd w:fill="F8FAFC"/>
+            <w:tcBorders>
+              <w:top w:val="single" w:sz="4" w:space="0" w:color="CBD5E1"/>
+              <w:left w:val="none"/>
+              <w:bottom w:val="single" w:sz="4" w:space="0" w:color="CBD5E1"/>
+              <w:right w:val="none"/>
+            </w:tcBorders>
+          </w:tcPr>
+          <w:p>
+            <w:pPr>
+              <w:spacing w:before="80" w:after="80"/>
+              <w:jc w:val="left"/>
+            </w:pPr>
+            <w:r>
+              <w:rPr>
+                <w:rFonts w:ascii="Calibri" w:hAnsi="Calibri"/>
+                <w:color w:val="1E293B"/>
+                <w:sz w:val="18"/>
+              </w:rPr>
+              <w:t>Mansard facades, pitched banks, churches, schools</w:t>
+            </w:r>
+          </w:p>
+        </w:tc>
+      </w:tr>
+      <w:tr>
+        <w:tc>
+          <w:tcPr>
+            <w:tcW w:type="dxa" w:w="1337"/>
             <w:shd w:fill="FFFFFF"/>
             <w:tcBorders>
               <w:top w:val="single" w:sz="4" w:space="0" w:color="CBD5E1"/>
@@ -979,13 +950,13 @@
                 <w:color w:val="1E293B"/>
                 <w:sz w:val="18"/>
               </w:rPr>
-              <w:t>Kynar 500 / Hylar 5000</w:t>
+              <w:t>Fluid-Applied Silicone Restor.</w:t>
             </w:r>
           </w:p>
         </w:tc>
         <w:tc>
           <w:tcPr>
-            <w:tcW w:type="dxa" w:w="1560"/>
+            <w:tcW w:type="dxa" w:w="1337"/>
             <w:shd w:fill="FFFFFF"/>
             <w:tcBorders>
               <w:top w:val="single" w:sz="4" w:space="0" w:color="CBD5E1"/>
@@ -1005,13 +976,13 @@
                 <w:color w:val="1E293B"/>
                 <w:sz w:val="18"/>
               </w:rPr>
-              <w:t>UL Class 4 Hail Resistant</w:t>
+              <w:t>High-Solids 96% Silicone</w:t>
             </w:r>
           </w:p>
         </w:tc>
         <w:tc>
           <w:tcPr>
-            <w:tcW w:type="dxa" w:w="1560"/>
+            <w:tcW w:type="dxa" w:w="1337"/>
             <w:shd w:fill="FFFFFF"/>
             <w:tcBorders>
               <w:top w:val="single" w:sz="4" w:space="0" w:color="CBD5E1"/>
@@ -1031,13 +1002,13 @@
                 <w:color w:val="1E293B"/>
                 <w:sz w:val="18"/>
               </w:rPr>
-              <w:t>140 MPH Hurricane Uplift</w:t>
+              <w:t>Initial SRI: 110</w:t>
             </w:r>
           </w:p>
         </w:tc>
         <w:tc>
           <w:tcPr>
-            <w:tcW w:type="dxa" w:w="1560"/>
+            <w:tcW w:type="dxa" w:w="1337"/>
             <w:shd w:fill="FFFFFF"/>
             <w:tcBorders>
               <w:top w:val="single" w:sz="4" w:space="0" w:color="CBD5E1"/>
@@ -1057,7 +1028,85 @@
                 <w:color w:val="1E293B"/>
                 <w:sz w:val="18"/>
               </w:rPr>
-              <w:t>30-Year Finish / 20-Year Weathertight</w:t>
+              <w:t>Monolithic Seamless</w:t>
+            </w:r>
+          </w:p>
+        </w:tc>
+        <w:tc>
+          <w:tcPr>
+            <w:tcW w:type="dxa" w:w="1337"/>
+            <w:shd w:fill="FFFFFF"/>
+            <w:tcBorders>
+              <w:top w:val="single" w:sz="4" w:space="0" w:color="CBD5E1"/>
+              <w:left w:val="none"/>
+              <w:bottom w:val="single" w:sz="4" w:space="0" w:color="CBD5E1"/>
+              <w:right w:val="none"/>
+            </w:tcBorders>
+          </w:tcPr>
+          <w:p>
+            <w:pPr>
+              <w:spacing w:before="80" w:after="80"/>
+              <w:jc w:val="left"/>
+            </w:pPr>
+            <w:r>
+              <w:rPr>
+                <w:rFonts w:ascii="Calibri" w:hAnsi="Calibri"/>
+                <w:color w:val="1E293B"/>
+                <w:sz w:val="18"/>
+              </w:rPr>
+              <w:t>FM 4470 Wind Class 1</w:t>
+            </w:r>
+          </w:p>
+        </w:tc>
+        <w:tc>
+          <w:tcPr>
+            <w:tcW w:type="dxa" w:w="1337"/>
+            <w:shd w:fill="FFFFFF"/>
+            <w:tcBorders>
+              <w:top w:val="single" w:sz="4" w:space="0" w:color="CBD5E1"/>
+              <w:left w:val="none"/>
+              <w:bottom w:val="single" w:sz="4" w:space="0" w:color="CBD5E1"/>
+              <w:right w:val="none"/>
+            </w:tcBorders>
+          </w:tcPr>
+          <w:p>
+            <w:pPr>
+              <w:spacing w:before="80" w:after="80"/>
+              <w:jc w:val="left"/>
+            </w:pPr>
+            <w:r>
+              <w:rPr>
+                <w:rFonts w:ascii="Calibri" w:hAnsi="Calibri"/>
+                <w:color w:val="1E293B"/>
+                <w:sz w:val="18"/>
+              </w:rPr>
+              <w:t>15-Year Renewable Warranty</w:t>
+            </w:r>
+          </w:p>
+        </w:tc>
+        <w:tc>
+          <w:tcPr>
+            <w:tcW w:type="dxa" w:w="1337"/>
+            <w:shd w:fill="FFFFFF"/>
+            <w:tcBorders>
+              <w:top w:val="single" w:sz="4" w:space="0" w:color="CBD5E1"/>
+              <w:left w:val="none"/>
+              <w:bottom w:val="single" w:sz="4" w:space="0" w:color="CBD5E1"/>
+              <w:right w:val="none"/>
+            </w:tcBorders>
+          </w:tcPr>
+          <w:p>
+            <w:pPr>
+              <w:spacing w:before="80" w:after="80"/>
+              <w:jc w:val="left"/>
+            </w:pPr>
+            <w:r>
+              <w:rPr>
+                <w:rFonts w:ascii="Calibri" w:hAnsi="Calibri"/>
+                <w:color w:val="1E293B"/>
+                <w:sz w:val="18"/>
+              </w:rPr>
+              <w:t>Restoring aged metal panels, weathered EPDM, mod-bit</w:t>
             </w:r>
           </w:p>
         </w:tc>
@@ -1067,90 +1116,6 @@
       <w:pPr>
         <w:spacing w:before="0" w:after="160"/>
       </w:pPr>
-    </w:p>
-    <w:p>
-      <w:pPr>
-        <w:keepNext/>
-        <w:spacing w:before="280" w:after="80"/>
-      </w:pPr>
-      <w:r>
-        <w:rPr>
-          <w:rFonts w:ascii="Calibri" w:hAnsi="Calibri"/>
-          <w:b/>
-          <w:color w:val="0F172A"/>
-          <w:sz w:val="26"/>
-        </w:rPr>
-        <w:t>21-POINT COMMERCIAL ROOF ASSESSMENT METHODOLOGY</w:t>
-      </w:r>
-    </w:p>
-    <w:p>
-      <w:pPr>
-        <w:spacing w:before="0" w:after="120" w:line="276" w:lineRule="auto"/>
-      </w:pPr>
-      <w:r>
-        <w:rPr>
-          <w:rFonts w:ascii="Calibri" w:hAnsi="Calibri"/>
-          <w:color w:val="1E293B"/>
-          <w:sz w:val="20"/>
-        </w:rPr>
-        <w:t>Every commercial inspection includes core sampling, infrared moisture scans, and photographic documentation:</w:t>
-      </w:r>
-    </w:p>
-    <w:p>
-      <w:pPr>
-        <w:pStyle w:val="ListBullet"/>
-        <w:spacing w:before="0" w:after="60" w:line="276" w:lineRule="auto"/>
-      </w:pPr>
-      <w:r>
-        <w:rPr>
-          <w:rFonts w:ascii="Calibri" w:hAnsi="Calibri"/>
-          <w:color w:val="1E293B"/>
-          <w:sz w:val="20"/>
-        </w:rPr>
-        <w:t>Core Sampling &amp; Deck Moisture Analysis: Non-destructive thermal imaging pinpoints wet insulation boards to prevent needless full tear-offs.</w:t>
-      </w:r>
-    </w:p>
-    <w:p>
-      <w:pPr>
-        <w:pStyle w:val="ListBullet"/>
-        <w:spacing w:before="0" w:after="60" w:line="276" w:lineRule="auto"/>
-      </w:pPr>
-      <w:r>
-        <w:rPr>
-          <w:rFonts w:ascii="Calibri" w:hAnsi="Calibri"/>
-          <w:color w:val="1E293B"/>
-          <w:sz w:val="20"/>
-        </w:rPr>
-        <w:t>Parapet Wall &amp; Flashing Integrity: Detailed examination of coping metal, termination bars, and counter-flashings where 70% of commercial leaks originate.</w:t>
-      </w:r>
-    </w:p>
-    <w:p>
-      <w:pPr>
-        <w:pStyle w:val="ListBullet"/>
-        <w:spacing w:before="0" w:after="60" w:line="276" w:lineRule="auto"/>
-      </w:pPr>
-      <w:r>
-        <w:rPr>
-          <w:rFonts w:ascii="Calibri" w:hAnsi="Calibri"/>
-          <w:color w:val="1E293B"/>
-          <w:sz w:val="20"/>
-        </w:rPr>
-        <w:t>Mechanical Curb &amp; Penetration Seals: Rigorous inspection of rooftop HVAC units, conduit boots, and pitch pans.</w:t>
-      </w:r>
-    </w:p>
-    <w:p>
-      <w:pPr>
-        <w:pStyle w:val="ListBullet"/>
-        <w:spacing w:before="0" w:after="60" w:line="276" w:lineRule="auto"/>
-      </w:pPr>
-      <w:r>
-        <w:rPr>
-          <w:rFonts w:ascii="Calibri" w:hAnsi="Calibri"/>
-          <w:color w:val="1E293B"/>
-          <w:sz w:val="20"/>
-        </w:rPr>
-        <w:t>Drainage &amp; Scupper Flow Calibration: Verifying adequate slope-to-drain ratios to prevent structural ponding water deflection.</w:t>
-      </w:r>
     </w:p>
     <w:p>
       <w:r>
@@ -1169,7 +1134,7 @@
           <w:color w:val="0F172A"/>
           <w:sz w:val="26"/>
         </w:rPr>
-        <w:t>COMMERCIAL BID PROPOSAL &amp; 20-YEAR NDL CONTRACT TERMS</w:t>
+        <w:t>SECTION 3: 21-POINT COMMERCIAL DIAGNOSTIC INSPECTION CHECKLIST</w:t>
       </w:r>
     </w:p>
     <w:p>
@@ -1182,7 +1147,7 @@
           <w:color w:val="1E293B"/>
           <w:sz w:val="20"/>
         </w:rPr>
-        <w:t>Sample Commercial Bid: 42,000 Sq Ft Logistics Distribution Center (Pharr, TX)</w:t>
+        <w:t>Our certified commercial estimators conduct exhaustive non-destructive electronic moisture surveys and structural audits prior to issuing any bid proposal.</w:t>
       </w:r>
     </w:p>
     <w:tbl>
@@ -1223,7 +1188,7 @@
                 <w:color w:val="FFFFFF"/>
                 <w:sz w:val="19"/>
               </w:rPr>
-              <w:t>Scope Category</w:t>
+              <w:t>Inspection Domain</w:t>
             </w:r>
           </w:p>
         </w:tc>
@@ -1250,7 +1215,7 @@
                 <w:color w:val="FFFFFF"/>
                 <w:sz w:val="19"/>
               </w:rPr>
-              <w:t>Specification &amp; Materials Description</w:t>
+              <w:t>Diagnostic Check Item</w:t>
             </w:r>
           </w:p>
         </w:tc>
@@ -1277,7 +1242,7 @@
                 <w:color w:val="FFFFFF"/>
                 <w:sz w:val="19"/>
               </w:rPr>
-              <w:t>Coverage / Units</w:t>
+              <w:t>Inspection Instrument / Tool</w:t>
             </w:r>
           </w:p>
         </w:tc>
@@ -1304,7 +1269,7 @@
                 <w:color w:val="FFFFFF"/>
                 <w:sz w:val="19"/>
               </w:rPr>
-              <w:t>Unit Investment</w:t>
+              <w:t>Pass / Fail Operational Threshold</w:t>
             </w:r>
           </w:p>
         </w:tc>
@@ -1331,7 +1296,7 @@
                 <w:color w:val="FFFFFF"/>
                 <w:sz w:val="19"/>
               </w:rPr>
-              <w:t>Line Item Total</w:t>
+              <w:t>Recommended Remediation Action</w:t>
             </w:r>
           </w:p>
         </w:tc>
@@ -1359,7 +1324,7 @@
                 <w:color w:val="1E293B"/>
                 <w:sz w:val="18"/>
               </w:rPr>
-              <w:t>Demolition / Prep</w:t>
+              <w:t>Deck &amp; Substrate</w:t>
             </w:r>
           </w:p>
         </w:tc>
@@ -1385,7 +1350,7 @@
                 <w:color w:val="1E293B"/>
                 <w:sz w:val="18"/>
               </w:rPr>
-              <w:t>Power-wash surface, remove deteriorated insulation core spots</w:t>
+              <w:t>Subsurface Deck Moisture Scanning</w:t>
             </w:r>
           </w:p>
         </w:tc>
@@ -1411,7 +1376,7 @@
                 <w:color w:val="1E293B"/>
                 <w:sz w:val="18"/>
               </w:rPr>
-              <w:t>42,000 Sq Ft</w:t>
+              <w:t>FLIR Infrared Thermal Camera</w:t>
             </w:r>
           </w:p>
         </w:tc>
@@ -1437,7 +1402,7 @@
                 <w:color w:val="1E293B"/>
                 <w:sz w:val="18"/>
               </w:rPr>
-              <w:t>$0.45 / Sq Ft</w:t>
+              <w:t>Moisture pocket area &lt; 5% of total roof</w:t>
             </w:r>
           </w:p>
         </w:tc>
@@ -1463,7 +1428,7 @@
                 <w:color w:val="1E293B"/>
                 <w:sz w:val="18"/>
               </w:rPr>
-              <w:t>$18,900.00</w:t>
+              <w:t>Core sample test; spot tear-off of wet insulation board</w:t>
             </w:r>
           </w:p>
         </w:tc>
@@ -1491,7 +1456,7 @@
                 <w:color w:val="1E293B"/>
                 <w:sz w:val="18"/>
               </w:rPr>
-              <w:t>Insulation Layer</w:t>
+              <w:t>Fasteners &amp; Uplift</w:t>
             </w:r>
           </w:p>
         </w:tc>
@@ -1517,7 +1482,7 @@
                 <w:color w:val="1E293B"/>
                 <w:sz w:val="18"/>
               </w:rPr>
-              <w:t>2.5-inch Polyisocyanurate (R-14.4) fastened per FM 1-90</w:t>
+              <w:t>Mechanical Fastener Pull-Out Test</w:t>
             </w:r>
           </w:p>
         </w:tc>
@@ -1543,7 +1508,7 @@
                 <w:color w:val="1E293B"/>
                 <w:sz w:val="18"/>
               </w:rPr>
-              <w:t>1,312 Boards</w:t>
+              <w:t>ComTen Hydraulic Pull Tester</w:t>
             </w:r>
           </w:p>
         </w:tc>
@@ -1569,7 +1534,7 @@
                 <w:color w:val="1E293B"/>
                 <w:sz w:val="18"/>
               </w:rPr>
-              <w:t>$38.50 / Board</w:t>
+              <w:t>Minimum 300 lbf pull-out resistance</w:t>
             </w:r>
           </w:p>
         </w:tc>
@@ -1595,7 +1560,7 @@
                 <w:color w:val="1E293B"/>
                 <w:sz w:val="18"/>
               </w:rPr>
-              <w:t>$50,512.00</w:t>
+              <w:t>Upgrade to heavy-duty #15 fasteners and barbed stress plates</w:t>
             </w:r>
           </w:p>
         </w:tc>
@@ -1623,7 +1588,7 @@
                 <w:color w:val="1E293B"/>
                 <w:sz w:val="18"/>
               </w:rPr>
-              <w:t>Membrane Install</w:t>
+              <w:t>Membrane &amp; Seams</w:t>
             </w:r>
           </w:p>
         </w:tc>
@@ -1649,7 +1614,7 @@
                 <w:color w:val="1E293B"/>
                 <w:sz w:val="18"/>
               </w:rPr>
-              <w:t>Carlisle 60-mil White TPO mechanically attached and robotically heat-welded</w:t>
+              <w:t>Robotic Hot-Air Lap Seam Integrity</w:t>
             </w:r>
           </w:p>
         </w:tc>
@@ -1675,7 +1640,7 @@
                 <w:color w:val="1E293B"/>
                 <w:sz w:val="18"/>
               </w:rPr>
-              <w:t>42,000 Sq Ft</w:t>
+              <w:t>Cotter Seam Probe &amp; Visual Check</w:t>
             </w:r>
           </w:p>
         </w:tc>
@@ -1701,7 +1666,7 @@
                 <w:color w:val="1E293B"/>
                 <w:sz w:val="18"/>
               </w:rPr>
-              <w:t>$2.85 / Sq Ft</w:t>
+              <w:t>100% monolithic continuous weld (no voids)</w:t>
             </w:r>
           </w:p>
         </w:tc>
@@ -1727,7 +1692,7 @@
                 <w:color w:val="1E293B"/>
                 <w:sz w:val="18"/>
               </w:rPr>
-              <w:t>$119,700.00</w:t>
+              <w:t>Re-weld cold laps; install heat-fused 6-inch TPO target patch</w:t>
             </w:r>
           </w:p>
         </w:tc>
@@ -1755,7 +1720,7 @@
                 <w:color w:val="1E293B"/>
                 <w:sz w:val="18"/>
               </w:rPr>
-              <w:t>Perimeter Flashing</w:t>
+              <w:t>Parapet &amp; Flashing</w:t>
             </w:r>
           </w:p>
         </w:tc>
@@ -1781,7 +1746,7 @@
                 <w:color w:val="1E293B"/>
                 <w:sz w:val="18"/>
               </w:rPr>
-              <w:t>24-Gauge pre-finished Kynar coping and parapet wrap</w:t>
+              <w:t>Coping Cap &amp; Counterflashing Drip</w:t>
             </w:r>
           </w:p>
         </w:tc>
@@ -1807,7 +1772,7 @@
                 <w:color w:val="1E293B"/>
                 <w:sz w:val="18"/>
               </w:rPr>
-              <w:t>840 Linear Ft</w:t>
+              <w:t>Physical gauge measure &amp; seal check</w:t>
             </w:r>
           </w:p>
         </w:tc>
@@ -1833,7 +1798,7 @@
                 <w:color w:val="1E293B"/>
                 <w:sz w:val="18"/>
               </w:rPr>
-              <w:t>$28.00 / Lin Ft</w:t>
+              <w:t>Hemmed drip edge, butyl sealant intact</w:t>
             </w:r>
           </w:p>
         </w:tc>
@@ -1859,7 +1824,7 @@
                 <w:color w:val="1E293B"/>
                 <w:sz w:val="18"/>
               </w:rPr>
-              <w:t>$23,520.00</w:t>
+              <w:t>Replace aged termination bar; install 24-ga Galvalume coping</w:t>
             </w:r>
           </w:p>
         </w:tc>
@@ -1887,7 +1852,7 @@
                 <w:color w:val="1E293B"/>
                 <w:sz w:val="18"/>
               </w:rPr>
-              <w:t>Roof Penetrations</w:t>
+              <w:t>Penetrations &amp; Drains</w:t>
             </w:r>
           </w:p>
         </w:tc>
@@ -1913,7 +1878,7 @@
                 <w:color w:val="1E293B"/>
                 <w:sz w:val="18"/>
               </w:rPr>
-              <w:t>Pipelogix boots, HVAC curb wraps, and walk pads to equipment</w:t>
+              <w:t>HVAC Curb Flashing &amp; Primary Drains</w:t>
             </w:r>
           </w:p>
         </w:tc>
@@ -1939,7 +1904,7 @@
                 <w:color w:val="1E293B"/>
                 <w:sz w:val="18"/>
               </w:rPr>
-              <w:t>24 Curbs/Pipes</w:t>
+              <w:t>Drain ring clamping bolt torque</w:t>
             </w:r>
           </w:p>
         </w:tc>
@@ -1965,7 +1930,7 @@
                 <w:color w:val="1E293B"/>
                 <w:sz w:val="18"/>
               </w:rPr>
-              <w:t>Lump Sum</w:t>
+              <w:t>Unobstructed drain sumps; 8" curb height</w:t>
             </w:r>
           </w:p>
         </w:tc>
@@ -1991,7 +1956,7 @@
                 <w:color w:val="1E293B"/>
                 <w:sz w:val="18"/>
               </w:rPr>
-              <w:t>$6,800.00</w:t>
+              <w:t>Install new molded pipe boots; clear drain cast-iron strainer rings</w:t>
             </w:r>
           </w:p>
         </w:tc>
@@ -2019,7 +1984,7 @@
                 <w:color w:val="1E293B"/>
                 <w:sz w:val="18"/>
               </w:rPr>
-              <w:t>Manufacturer NDL Fee</w:t>
+              <w:t>Expansion Joints</w:t>
             </w:r>
           </w:p>
         </w:tc>
@@ -2045,7 +2010,7 @@
                 <w:color w:val="1E293B"/>
                 <w:sz w:val="18"/>
               </w:rPr>
-              <w:t>Carlisle SynTec 20-Year No Dollar Limit Inspection &amp; Warranty Issuance</w:t>
+              <w:t>Structural Seismic Expansion Joint</w:t>
             </w:r>
           </w:p>
         </w:tc>
@@ -2071,7 +2036,7 @@
                 <w:color w:val="1E293B"/>
                 <w:sz w:val="18"/>
               </w:rPr>
-              <w:t>Facility Fee</w:t>
+              <w:t>Bellows elasticity inspection</w:t>
             </w:r>
           </w:p>
         </w:tc>
@@ -2097,7 +2062,7 @@
                 <w:color w:val="1E293B"/>
                 <w:sz w:val="18"/>
               </w:rPr>
-              <w:t>Flat Rate</w:t>
+              <w:t>Continuous neoprene bellow (no tears)</w:t>
             </w:r>
           </w:p>
         </w:tc>
@@ -2123,7 +2088,342 @@
                 <w:color w:val="1E293B"/>
                 <w:sz w:val="18"/>
               </w:rPr>
-              <w:t>$4,200.00</w:t>
+              <w:t>Replace deteriorated expansion joint cover with factory transition</w:t>
+            </w:r>
+          </w:p>
+        </w:tc>
+      </w:tr>
+    </w:tbl>
+    <w:p>
+      <w:pPr>
+        <w:spacing w:before="0" w:after="160"/>
+      </w:pPr>
+    </w:p>
+    <w:p>
+      <w:r>
+        <w:br w:type="page"/>
+      </w:r>
+    </w:p>
+    <w:p>
+      <w:pPr>
+        <w:keepNext/>
+        <w:spacing w:before="280" w:after="80"/>
+      </w:pPr>
+      <w:r>
+        <w:rPr>
+          <w:rFonts w:ascii="Calibri" w:hAnsi="Calibri"/>
+          <w:b/>
+          <w:color w:val="0F172A"/>
+          <w:sz w:val="26"/>
+        </w:rPr>
+        <w:t>SECTION 4: 20-YEAR NO DOLLAR LIMIT (NDL) MANUFACTURER WARRANTIES</w:t>
+      </w:r>
+    </w:p>
+    <w:p>
+      <w:pPr>
+        <w:spacing w:before="0" w:after="120" w:line="276" w:lineRule="auto"/>
+      </w:pPr>
+      <w:r>
+        <w:rPr>
+          <w:rFonts w:ascii="Calibri" w:hAnsi="Calibri"/>
+          <w:color w:val="1E293B"/>
+          <w:sz w:val="20"/>
+        </w:rPr>
+        <w:t>What a Manufacturer-Backed 20-Year NDL Warranty Means for Property Owners:</w:t>
+      </w:r>
+    </w:p>
+    <w:p>
+      <w:pPr>
+        <w:pStyle w:val="ListBullet"/>
+        <w:spacing w:before="0" w:after="60" w:line="276" w:lineRule="auto"/>
+      </w:pPr>
+      <w:r>
+        <w:rPr>
+          <w:rFonts w:ascii="Calibri" w:hAnsi="Calibri"/>
+          <w:color w:val="1E293B"/>
+          <w:sz w:val="20"/>
+        </w:rPr>
+        <w:t>100% Comprehensive Financial Guarantee: Standard prorated material warranties exclude certified labor and reduce coverage every year. A genuine No Dollar Limit (NDL) warranty issued directly by Carlisle SynTec or Elevate guarantees 100% coverage of all certified materials AND certified contractor labor to correct any roof leak for the full 20-year term.</w:t>
+      </w:r>
+    </w:p>
+    <w:p>
+      <w:pPr>
+        <w:pStyle w:val="ListBullet"/>
+        <w:spacing w:before="0" w:after="60" w:line="276" w:lineRule="auto"/>
+      </w:pPr>
+      <w:r>
+        <w:rPr>
+          <w:rFonts w:ascii="Calibri" w:hAnsi="Calibri"/>
+          <w:color w:val="1E293B"/>
+          <w:sz w:val="20"/>
+        </w:rPr>
+        <w:t>Direct Manufacturer Technical Audit: An independent field engineering representative from the manufacturer travels to the property to perform a destructive weld probe and probe 100% of lap seams before issuing the warranty certificate.</w:t>
+      </w:r>
+    </w:p>
+    <w:p>
+      <w:r>
+        <w:br w:type="page"/>
+      </w:r>
+    </w:p>
+    <w:p>
+      <w:pPr>
+        <w:keepNext/>
+        <w:spacing w:before="280" w:after="80"/>
+      </w:pPr>
+      <w:r>
+        <w:rPr>
+          <w:rFonts w:ascii="Calibri" w:hAnsi="Calibri"/>
+          <w:b/>
+          <w:color w:val="0F172A"/>
+          <w:sz w:val="26"/>
+        </w:rPr>
+        <w:t>SECTION 5: COMMERCIAL BID COST BREAKDOWN &amp; UNIT PRICE MATRIX</w:t>
+      </w:r>
+    </w:p>
+    <w:p>
+      <w:pPr>
+        <w:spacing w:before="0" w:after="120" w:line="276" w:lineRule="auto"/>
+      </w:pPr>
+      <w:r>
+        <w:rPr>
+          <w:rFonts w:ascii="Calibri" w:hAnsi="Calibri"/>
+          <w:color w:val="1E293B"/>
+          <w:sz w:val="20"/>
+        </w:rPr>
+        <w:t>This transparent bidding schedule outlines square-foot unit economics for commercial capital replacement projects across the Rio Grande Valley.</w:t>
+      </w:r>
+    </w:p>
+    <w:tbl>
+      <w:tblPr>
+        <w:tblW w:type="auto" w:w="0"/>
+        <w:jc w:val="center"/>
+        <w:tblLayout w:type="autofit"/>
+        <w:tblLook w:firstColumn="1" w:firstRow="1" w:lastColumn="0" w:lastRow="0" w:noHBand="0" w:noVBand="1" w:val="04A0"/>
+      </w:tblPr>
+      <w:tblGrid>
+        <w:gridCol w:w="1170"/>
+        <w:gridCol w:w="1170"/>
+        <w:gridCol w:w="1170"/>
+        <w:gridCol w:w="1170"/>
+        <w:gridCol w:w="1170"/>
+        <w:gridCol w:w="1170"/>
+        <w:gridCol w:w="1170"/>
+        <w:gridCol w:w="1170"/>
+      </w:tblGrid>
+      <w:tr>
+        <w:tc>
+          <w:tcPr>
+            <w:tcW w:type="dxa" w:w="1170"/>
+            <w:shd w:fill="0F172A"/>
+            <w:tcBorders>
+              <w:top w:val="single" w:sz="4" w:space="0" w:color="CBD5E1"/>
+              <w:left w:val="none"/>
+              <w:bottom w:val="single" w:sz="4" w:space="0" w:color="CBD5E1"/>
+              <w:right w:val="none"/>
+            </w:tcBorders>
+          </w:tcPr>
+          <w:p>
+            <w:pPr>
+              <w:spacing w:before="80" w:after="80"/>
+              <w:jc w:val="center"/>
+            </w:pPr>
+            <w:r>
+              <w:rPr>
+                <w:rFonts w:ascii="Calibri" w:hAnsi="Calibri"/>
+                <w:b/>
+                <w:color w:val="FFFFFF"/>
+                <w:sz w:val="19"/>
+              </w:rPr>
+              <w:t>Roof Section Scope</w:t>
+            </w:r>
+          </w:p>
+        </w:tc>
+        <w:tc>
+          <w:tcPr>
+            <w:tcW w:type="dxa" w:w="1170"/>
+            <w:shd w:fill="0F172A"/>
+            <w:tcBorders>
+              <w:top w:val="single" w:sz="4" w:space="0" w:color="CBD5E1"/>
+              <w:left w:val="none"/>
+              <w:bottom w:val="single" w:sz="4" w:space="0" w:color="CBD5E1"/>
+              <w:right w:val="none"/>
+            </w:tcBorders>
+          </w:tcPr>
+          <w:p>
+            <w:pPr>
+              <w:spacing w:before="80" w:after="80"/>
+              <w:jc w:val="center"/>
+            </w:pPr>
+            <w:r>
+              <w:rPr>
+                <w:rFonts w:ascii="Calibri" w:hAnsi="Calibri"/>
+                <w:b/>
+                <w:color w:val="FFFFFF"/>
+                <w:sz w:val="19"/>
+              </w:rPr>
+              <w:t>Commercial System</w:t>
+            </w:r>
+          </w:p>
+        </w:tc>
+        <w:tc>
+          <w:tcPr>
+            <w:tcW w:type="dxa" w:w="1170"/>
+            <w:shd w:fill="0F172A"/>
+            <w:tcBorders>
+              <w:top w:val="single" w:sz="4" w:space="0" w:color="CBD5E1"/>
+              <w:left w:val="none"/>
+              <w:bottom w:val="single" w:sz="4" w:space="0" w:color="CBD5E1"/>
+              <w:right w:val="none"/>
+            </w:tcBorders>
+          </w:tcPr>
+          <w:p>
+            <w:pPr>
+              <w:spacing w:before="80" w:after="80"/>
+              <w:jc w:val="center"/>
+            </w:pPr>
+            <w:r>
+              <w:rPr>
+                <w:rFonts w:ascii="Calibri" w:hAnsi="Calibri"/>
+                <w:b/>
+                <w:color w:val="FFFFFF"/>
+                <w:sz w:val="19"/>
+              </w:rPr>
+              <w:t>Roof Area (Sq Ft)</w:t>
+            </w:r>
+          </w:p>
+        </w:tc>
+        <w:tc>
+          <w:tcPr>
+            <w:tcW w:type="dxa" w:w="1170"/>
+            <w:shd w:fill="0F172A"/>
+            <w:tcBorders>
+              <w:top w:val="single" w:sz="4" w:space="0" w:color="CBD5E1"/>
+              <w:left w:val="none"/>
+              <w:bottom w:val="single" w:sz="4" w:space="0" w:color="CBD5E1"/>
+              <w:right w:val="none"/>
+            </w:tcBorders>
+          </w:tcPr>
+          <w:p>
+            <w:pPr>
+              <w:spacing w:before="80" w:after="80"/>
+              <w:jc w:val="center"/>
+            </w:pPr>
+            <w:r>
+              <w:rPr>
+                <w:rFonts w:ascii="Calibri" w:hAnsi="Calibri"/>
+                <w:b/>
+                <w:color w:val="FFFFFF"/>
+                <w:sz w:val="19"/>
+              </w:rPr>
+              <w:t>Squares (100 sq ft)</w:t>
+            </w:r>
+          </w:p>
+        </w:tc>
+        <w:tc>
+          <w:tcPr>
+            <w:tcW w:type="dxa" w:w="1170"/>
+            <w:shd w:fill="0F172A"/>
+            <w:tcBorders>
+              <w:top w:val="single" w:sz="4" w:space="0" w:color="CBD5E1"/>
+              <w:left w:val="none"/>
+              <w:bottom w:val="single" w:sz="4" w:space="0" w:color="CBD5E1"/>
+              <w:right w:val="none"/>
+            </w:tcBorders>
+          </w:tcPr>
+          <w:p>
+            <w:pPr>
+              <w:spacing w:before="80" w:after="80"/>
+              <w:jc w:val="center"/>
+            </w:pPr>
+            <w:r>
+              <w:rPr>
+                <w:rFonts w:ascii="Calibri" w:hAnsi="Calibri"/>
+                <w:b/>
+                <w:color w:val="FFFFFF"/>
+                <w:sz w:val="19"/>
+              </w:rPr>
+              <w:t>Prep &amp; Tear-Off ($/Sq)</w:t>
+            </w:r>
+          </w:p>
+        </w:tc>
+        <w:tc>
+          <w:tcPr>
+            <w:tcW w:type="dxa" w:w="1170"/>
+            <w:shd w:fill="0F172A"/>
+            <w:tcBorders>
+              <w:top w:val="single" w:sz="4" w:space="0" w:color="CBD5E1"/>
+              <w:left w:val="none"/>
+              <w:bottom w:val="single" w:sz="4" w:space="0" w:color="CBD5E1"/>
+              <w:right w:val="none"/>
+            </w:tcBorders>
+          </w:tcPr>
+          <w:p>
+            <w:pPr>
+              <w:spacing w:before="80" w:after="80"/>
+              <w:jc w:val="center"/>
+            </w:pPr>
+            <w:r>
+              <w:rPr>
+                <w:rFonts w:ascii="Calibri" w:hAnsi="Calibri"/>
+                <w:b/>
+                <w:color w:val="FFFFFF"/>
+                <w:sz w:val="19"/>
+              </w:rPr>
+              <w:t>Membrane &amp; Board ($/Sq)</w:t>
+            </w:r>
+          </w:p>
+        </w:tc>
+        <w:tc>
+          <w:tcPr>
+            <w:tcW w:type="dxa" w:w="1170"/>
+            <w:shd w:fill="0F172A"/>
+            <w:tcBorders>
+              <w:top w:val="single" w:sz="4" w:space="0" w:color="CBD5E1"/>
+              <w:left w:val="none"/>
+              <w:bottom w:val="single" w:sz="4" w:space="0" w:color="CBD5E1"/>
+              <w:right w:val="none"/>
+            </w:tcBorders>
+          </w:tcPr>
+          <w:p>
+            <w:pPr>
+              <w:spacing w:before="80" w:after="80"/>
+              <w:jc w:val="center"/>
+            </w:pPr>
+            <w:r>
+              <w:rPr>
+                <w:rFonts w:ascii="Calibri" w:hAnsi="Calibri"/>
+                <w:b/>
+                <w:color w:val="FFFFFF"/>
+                <w:sz w:val="19"/>
+              </w:rPr>
+              <w:t>Labor &amp; Supervision ($/Sq)</w:t>
+            </w:r>
+          </w:p>
+        </w:tc>
+        <w:tc>
+          <w:tcPr>
+            <w:tcW w:type="dxa" w:w="1170"/>
+            <w:shd w:fill="0F172A"/>
+            <w:tcBorders>
+              <w:top w:val="single" w:sz="4" w:space="0" w:color="CBD5E1"/>
+              <w:left w:val="none"/>
+              <w:bottom w:val="single" w:sz="4" w:space="0" w:color="CBD5E1"/>
+              <w:right w:val="none"/>
+            </w:tcBorders>
+          </w:tcPr>
+          <w:p>
+            <w:pPr>
+              <w:spacing w:before="80" w:after="80"/>
+              <w:jc w:val="center"/>
+            </w:pPr>
+            <w:r>
+              <w:rPr>
+                <w:rFonts w:ascii="Calibri" w:hAnsi="Calibri"/>
+                <w:b/>
+                <w:color w:val="FFFFFF"/>
+                <w:sz w:val="19"/>
+              </w:rPr>
+              <w:t>Section Bid Total ($)</w:t>
             </w:r>
           </w:p>
         </w:tc>
@@ -2131,7 +2431,7 @@
       <w:tr>
         <w:tc>
           <w:tcPr>
-            <w:tcW w:type="dxa" w:w="1872"/>
+            <w:tcW w:type="dxa" w:w="1170"/>
             <w:shd w:fill="F8FAFC"/>
             <w:tcBorders>
               <w:top w:val="single" w:sz="4" w:space="0" w:color="CBD5E1"/>
@@ -2151,13 +2451,13 @@
                 <w:color w:val="1E293B"/>
                 <w:sz w:val="18"/>
               </w:rPr>
-              <w:t>TOTAL CONTRACT INVESTMENT</w:t>
+              <w:t>Section A: Main Warehouse</w:t>
             </w:r>
           </w:p>
         </w:tc>
         <w:tc>
           <w:tcPr>
-            <w:tcW w:type="dxa" w:w="1872"/>
+            <w:tcW w:type="dxa" w:w="1170"/>
             <w:shd w:fill="F8FAFC"/>
             <w:tcBorders>
               <w:top w:val="single" w:sz="4" w:space="0" w:color="CBD5E1"/>
@@ -2177,13 +2477,13 @@
                 <w:color w:val="1E293B"/>
                 <w:sz w:val="18"/>
               </w:rPr>
-              <w:t>Turnkey Commercial Capital Re-Roofing Project</w:t>
+              <w:t>60-mil White TPO</w:t>
             </w:r>
           </w:p>
         </w:tc>
         <w:tc>
           <w:tcPr>
-            <w:tcW w:type="dxa" w:w="1872"/>
+            <w:tcW w:type="dxa" w:w="1170"/>
             <w:shd w:fill="F8FAFC"/>
             <w:tcBorders>
               <w:top w:val="single" w:sz="4" w:space="0" w:color="CBD5E1"/>
@@ -2203,13 +2503,13 @@
                 <w:color w:val="1E293B"/>
                 <w:sz w:val="18"/>
               </w:rPr>
-              <w:t>42,000 Sq Ft</w:t>
+              <w:t>18,500 sq ft</w:t>
             </w:r>
           </w:p>
         </w:tc>
         <w:tc>
           <w:tcPr>
-            <w:tcW w:type="dxa" w:w="1872"/>
+            <w:tcW w:type="dxa" w:w="1170"/>
             <w:shd w:fill="F8FAFC"/>
             <w:tcBorders>
               <w:top w:val="single" w:sz="4" w:space="0" w:color="CBD5E1"/>
@@ -2229,13 +2529,13 @@
                 <w:color w:val="1E293B"/>
                 <w:sz w:val="18"/>
               </w:rPr>
-              <w:t>Turnkey</w:t>
+              <w:t>185.0 Squares</w:t>
             </w:r>
           </w:p>
         </w:tc>
         <w:tc>
           <w:tcPr>
-            <w:tcW w:type="dxa" w:w="1872"/>
+            <w:tcW w:type="dxa" w:w="1170"/>
             <w:shd w:fill="F8FAFC"/>
             <w:tcBorders>
               <w:top w:val="single" w:sz="4" w:space="0" w:color="CBD5E1"/>
@@ -2255,7 +2555,1135 @@
                 <w:color w:val="1E293B"/>
                 <w:sz w:val="18"/>
               </w:rPr>
-              <w:t>$223,632.00</w:t>
+              <w:t>$85.00 / Sq</w:t>
+            </w:r>
+          </w:p>
+        </w:tc>
+        <w:tc>
+          <w:tcPr>
+            <w:tcW w:type="dxa" w:w="1170"/>
+            <w:shd w:fill="F8FAFC"/>
+            <w:tcBorders>
+              <w:top w:val="single" w:sz="4" w:space="0" w:color="CBD5E1"/>
+              <w:left w:val="none"/>
+              <w:bottom w:val="single" w:sz="4" w:space="0" w:color="CBD5E1"/>
+              <w:right w:val="none"/>
+            </w:tcBorders>
+          </w:tcPr>
+          <w:p>
+            <w:pPr>
+              <w:spacing w:before="80" w:after="80"/>
+              <w:jc w:val="left"/>
+            </w:pPr>
+            <w:r>
+              <w:rPr>
+                <w:rFonts w:ascii="Calibri" w:hAnsi="Calibri"/>
+                <w:color w:val="1E293B"/>
+                <w:sz w:val="18"/>
+              </w:rPr>
+              <w:t>$240.00 / Sq</w:t>
+            </w:r>
+          </w:p>
+        </w:tc>
+        <w:tc>
+          <w:tcPr>
+            <w:tcW w:type="dxa" w:w="1170"/>
+            <w:shd w:fill="F8FAFC"/>
+            <w:tcBorders>
+              <w:top w:val="single" w:sz="4" w:space="0" w:color="CBD5E1"/>
+              <w:left w:val="none"/>
+              <w:bottom w:val="single" w:sz="4" w:space="0" w:color="CBD5E1"/>
+              <w:right w:val="none"/>
+            </w:tcBorders>
+          </w:tcPr>
+          <w:p>
+            <w:pPr>
+              <w:spacing w:before="80" w:after="80"/>
+              <w:jc w:val="left"/>
+            </w:pPr>
+            <w:r>
+              <w:rPr>
+                <w:rFonts w:ascii="Calibri" w:hAnsi="Calibri"/>
+                <w:color w:val="1E293B"/>
+                <w:sz w:val="18"/>
+              </w:rPr>
+              <w:t>$115.00 / Sq</w:t>
+            </w:r>
+          </w:p>
+        </w:tc>
+        <w:tc>
+          <w:tcPr>
+            <w:tcW w:type="dxa" w:w="1170"/>
+            <w:shd w:fill="F8FAFC"/>
+            <w:tcBorders>
+              <w:top w:val="single" w:sz="4" w:space="0" w:color="CBD5E1"/>
+              <w:left w:val="none"/>
+              <w:bottom w:val="single" w:sz="4" w:space="0" w:color="CBD5E1"/>
+              <w:right w:val="none"/>
+            </w:tcBorders>
+          </w:tcPr>
+          <w:p>
+            <w:pPr>
+              <w:spacing w:before="80" w:after="80"/>
+              <w:jc w:val="left"/>
+            </w:pPr>
+            <w:r>
+              <w:rPr>
+                <w:rFonts w:ascii="Calibri" w:hAnsi="Calibri"/>
+                <w:color w:val="1E293B"/>
+                <w:sz w:val="18"/>
+              </w:rPr>
+              <w:t>$81,400.00</w:t>
+            </w:r>
+          </w:p>
+        </w:tc>
+      </w:tr>
+      <w:tr>
+        <w:tc>
+          <w:tcPr>
+            <w:tcW w:type="dxa" w:w="1170"/>
+            <w:shd w:fill="FFFFFF"/>
+            <w:tcBorders>
+              <w:top w:val="single" w:sz="4" w:space="0" w:color="CBD5E1"/>
+              <w:left w:val="none"/>
+              <w:bottom w:val="single" w:sz="4" w:space="0" w:color="CBD5E1"/>
+              <w:right w:val="none"/>
+            </w:tcBorders>
+          </w:tcPr>
+          <w:p>
+            <w:pPr>
+              <w:spacing w:before="80" w:after="80"/>
+              <w:jc w:val="left"/>
+            </w:pPr>
+            <w:r>
+              <w:rPr>
+                <w:rFonts w:ascii="Calibri" w:hAnsi="Calibri"/>
+                <w:color w:val="1E293B"/>
+                <w:sz w:val="18"/>
+              </w:rPr>
+              <w:t>Section B: Office Mansard</w:t>
+            </w:r>
+          </w:p>
+        </w:tc>
+        <w:tc>
+          <w:tcPr>
+            <w:tcW w:type="dxa" w:w="1170"/>
+            <w:shd w:fill="FFFFFF"/>
+            <w:tcBorders>
+              <w:top w:val="single" w:sz="4" w:space="0" w:color="CBD5E1"/>
+              <w:left w:val="none"/>
+              <w:bottom w:val="single" w:sz="4" w:space="0" w:color="CBD5E1"/>
+              <w:right w:val="none"/>
+            </w:tcBorders>
+          </w:tcPr>
+          <w:p>
+            <w:pPr>
+              <w:spacing w:before="80" w:after="80"/>
+              <w:jc w:val="left"/>
+            </w:pPr>
+            <w:r>
+              <w:rPr>
+                <w:rFonts w:ascii="Calibri" w:hAnsi="Calibri"/>
+                <w:color w:val="1E293B"/>
+                <w:sz w:val="18"/>
+              </w:rPr>
+              <w:t>24-ga Standing Seam</w:t>
+            </w:r>
+          </w:p>
+        </w:tc>
+        <w:tc>
+          <w:tcPr>
+            <w:tcW w:type="dxa" w:w="1170"/>
+            <w:shd w:fill="FFFFFF"/>
+            <w:tcBorders>
+              <w:top w:val="single" w:sz="4" w:space="0" w:color="CBD5E1"/>
+              <w:left w:val="none"/>
+              <w:bottom w:val="single" w:sz="4" w:space="0" w:color="CBD5E1"/>
+              <w:right w:val="none"/>
+            </w:tcBorders>
+          </w:tcPr>
+          <w:p>
+            <w:pPr>
+              <w:spacing w:before="80" w:after="80"/>
+              <w:jc w:val="left"/>
+            </w:pPr>
+            <w:r>
+              <w:rPr>
+                <w:rFonts w:ascii="Calibri" w:hAnsi="Calibri"/>
+                <w:color w:val="1E293B"/>
+                <w:sz w:val="18"/>
+              </w:rPr>
+              <w:t>3,200 sq ft</w:t>
+            </w:r>
+          </w:p>
+        </w:tc>
+        <w:tc>
+          <w:tcPr>
+            <w:tcW w:type="dxa" w:w="1170"/>
+            <w:shd w:fill="FFFFFF"/>
+            <w:tcBorders>
+              <w:top w:val="single" w:sz="4" w:space="0" w:color="CBD5E1"/>
+              <w:left w:val="none"/>
+              <w:bottom w:val="single" w:sz="4" w:space="0" w:color="CBD5E1"/>
+              <w:right w:val="none"/>
+            </w:tcBorders>
+          </w:tcPr>
+          <w:p>
+            <w:pPr>
+              <w:spacing w:before="80" w:after="80"/>
+              <w:jc w:val="left"/>
+            </w:pPr>
+            <w:r>
+              <w:rPr>
+                <w:rFonts w:ascii="Calibri" w:hAnsi="Calibri"/>
+                <w:color w:val="1E293B"/>
+                <w:sz w:val="18"/>
+              </w:rPr>
+              <w:t>32.0 Squares</w:t>
+            </w:r>
+          </w:p>
+        </w:tc>
+        <w:tc>
+          <w:tcPr>
+            <w:tcW w:type="dxa" w:w="1170"/>
+            <w:shd w:fill="FFFFFF"/>
+            <w:tcBorders>
+              <w:top w:val="single" w:sz="4" w:space="0" w:color="CBD5E1"/>
+              <w:left w:val="none"/>
+              <w:bottom w:val="single" w:sz="4" w:space="0" w:color="CBD5E1"/>
+              <w:right w:val="none"/>
+            </w:tcBorders>
+          </w:tcPr>
+          <w:p>
+            <w:pPr>
+              <w:spacing w:before="80" w:after="80"/>
+              <w:jc w:val="left"/>
+            </w:pPr>
+            <w:r>
+              <w:rPr>
+                <w:rFonts w:ascii="Calibri" w:hAnsi="Calibri"/>
+                <w:color w:val="1E293B"/>
+                <w:sz w:val="18"/>
+              </w:rPr>
+              <w:t>$110.00 / Sq</w:t>
+            </w:r>
+          </w:p>
+        </w:tc>
+        <w:tc>
+          <w:tcPr>
+            <w:tcW w:type="dxa" w:w="1170"/>
+            <w:shd w:fill="FFFFFF"/>
+            <w:tcBorders>
+              <w:top w:val="single" w:sz="4" w:space="0" w:color="CBD5E1"/>
+              <w:left w:val="none"/>
+              <w:bottom w:val="single" w:sz="4" w:space="0" w:color="CBD5E1"/>
+              <w:right w:val="none"/>
+            </w:tcBorders>
+          </w:tcPr>
+          <w:p>
+            <w:pPr>
+              <w:spacing w:before="80" w:after="80"/>
+              <w:jc w:val="left"/>
+            </w:pPr>
+            <w:r>
+              <w:rPr>
+                <w:rFonts w:ascii="Calibri" w:hAnsi="Calibri"/>
+                <w:color w:val="1E293B"/>
+                <w:sz w:val="18"/>
+              </w:rPr>
+              <w:t>$385.00 / Sq</w:t>
+            </w:r>
+          </w:p>
+        </w:tc>
+        <w:tc>
+          <w:tcPr>
+            <w:tcW w:type="dxa" w:w="1170"/>
+            <w:shd w:fill="FFFFFF"/>
+            <w:tcBorders>
+              <w:top w:val="single" w:sz="4" w:space="0" w:color="CBD5E1"/>
+              <w:left w:val="none"/>
+              <w:bottom w:val="single" w:sz="4" w:space="0" w:color="CBD5E1"/>
+              <w:right w:val="none"/>
+            </w:tcBorders>
+          </w:tcPr>
+          <w:p>
+            <w:pPr>
+              <w:spacing w:before="80" w:after="80"/>
+              <w:jc w:val="left"/>
+            </w:pPr>
+            <w:r>
+              <w:rPr>
+                <w:rFonts w:ascii="Calibri" w:hAnsi="Calibri"/>
+                <w:color w:val="1E293B"/>
+                <w:sz w:val="18"/>
+              </w:rPr>
+              <w:t>$160.00 / Sq</w:t>
+            </w:r>
+          </w:p>
+        </w:tc>
+        <w:tc>
+          <w:tcPr>
+            <w:tcW w:type="dxa" w:w="1170"/>
+            <w:shd w:fill="FFFFFF"/>
+            <w:tcBorders>
+              <w:top w:val="single" w:sz="4" w:space="0" w:color="CBD5E1"/>
+              <w:left w:val="none"/>
+              <w:bottom w:val="single" w:sz="4" w:space="0" w:color="CBD5E1"/>
+              <w:right w:val="none"/>
+            </w:tcBorders>
+          </w:tcPr>
+          <w:p>
+            <w:pPr>
+              <w:spacing w:before="80" w:after="80"/>
+              <w:jc w:val="left"/>
+            </w:pPr>
+            <w:r>
+              <w:rPr>
+                <w:rFonts w:ascii="Calibri" w:hAnsi="Calibri"/>
+                <w:color w:val="1E293B"/>
+                <w:sz w:val="18"/>
+              </w:rPr>
+              <w:t>$20,960.00</w:t>
+            </w:r>
+          </w:p>
+        </w:tc>
+      </w:tr>
+      <w:tr>
+        <w:tc>
+          <w:tcPr>
+            <w:tcW w:type="dxa" w:w="1170"/>
+            <w:shd w:fill="F8FAFC"/>
+            <w:tcBorders>
+              <w:top w:val="single" w:sz="4" w:space="0" w:color="CBD5E1"/>
+              <w:left w:val="none"/>
+              <w:bottom w:val="single" w:sz="4" w:space="0" w:color="CBD5E1"/>
+              <w:right w:val="none"/>
+            </w:tcBorders>
+          </w:tcPr>
+          <w:p>
+            <w:pPr>
+              <w:spacing w:before="80" w:after="80"/>
+              <w:jc w:val="left"/>
+            </w:pPr>
+            <w:r>
+              <w:rPr>
+                <w:rFonts w:ascii="Calibri" w:hAnsi="Calibri"/>
+                <w:color w:val="1E293B"/>
+                <w:sz w:val="18"/>
+              </w:rPr>
+              <w:t>Section C: Loading Overhang</w:t>
+            </w:r>
+          </w:p>
+        </w:tc>
+        <w:tc>
+          <w:tcPr>
+            <w:tcW w:type="dxa" w:w="1170"/>
+            <w:shd w:fill="F8FAFC"/>
+            <w:tcBorders>
+              <w:top w:val="single" w:sz="4" w:space="0" w:color="CBD5E1"/>
+              <w:left w:val="none"/>
+              <w:bottom w:val="single" w:sz="4" w:space="0" w:color="CBD5E1"/>
+              <w:right w:val="none"/>
+            </w:tcBorders>
+          </w:tcPr>
+          <w:p>
+            <w:pPr>
+              <w:spacing w:before="80" w:after="80"/>
+              <w:jc w:val="left"/>
+            </w:pPr>
+            <w:r>
+              <w:rPr>
+                <w:rFonts w:ascii="Calibri" w:hAnsi="Calibri"/>
+                <w:color w:val="1E293B"/>
+                <w:sz w:val="18"/>
+              </w:rPr>
+              <w:t>Fluid-Applied Silicone</w:t>
+            </w:r>
+          </w:p>
+        </w:tc>
+        <w:tc>
+          <w:tcPr>
+            <w:tcW w:type="dxa" w:w="1170"/>
+            <w:shd w:fill="F8FAFC"/>
+            <w:tcBorders>
+              <w:top w:val="single" w:sz="4" w:space="0" w:color="CBD5E1"/>
+              <w:left w:val="none"/>
+              <w:bottom w:val="single" w:sz="4" w:space="0" w:color="CBD5E1"/>
+              <w:right w:val="none"/>
+            </w:tcBorders>
+          </w:tcPr>
+          <w:p>
+            <w:pPr>
+              <w:spacing w:before="80" w:after="80"/>
+              <w:jc w:val="left"/>
+            </w:pPr>
+            <w:r>
+              <w:rPr>
+                <w:rFonts w:ascii="Calibri" w:hAnsi="Calibri"/>
+                <w:color w:val="1E293B"/>
+                <w:sz w:val="18"/>
+              </w:rPr>
+              <w:t>2,400 sq ft</w:t>
+            </w:r>
+          </w:p>
+        </w:tc>
+        <w:tc>
+          <w:tcPr>
+            <w:tcW w:type="dxa" w:w="1170"/>
+            <w:shd w:fill="F8FAFC"/>
+            <w:tcBorders>
+              <w:top w:val="single" w:sz="4" w:space="0" w:color="CBD5E1"/>
+              <w:left w:val="none"/>
+              <w:bottom w:val="single" w:sz="4" w:space="0" w:color="CBD5E1"/>
+              <w:right w:val="none"/>
+            </w:tcBorders>
+          </w:tcPr>
+          <w:p>
+            <w:pPr>
+              <w:spacing w:before="80" w:after="80"/>
+              <w:jc w:val="left"/>
+            </w:pPr>
+            <w:r>
+              <w:rPr>
+                <w:rFonts w:ascii="Calibri" w:hAnsi="Calibri"/>
+                <w:color w:val="1E293B"/>
+                <w:sz w:val="18"/>
+              </w:rPr>
+              <w:t>24.0 Squares</w:t>
+            </w:r>
+          </w:p>
+        </w:tc>
+        <w:tc>
+          <w:tcPr>
+            <w:tcW w:type="dxa" w:w="1170"/>
+            <w:shd w:fill="F8FAFC"/>
+            <w:tcBorders>
+              <w:top w:val="single" w:sz="4" w:space="0" w:color="CBD5E1"/>
+              <w:left w:val="none"/>
+              <w:bottom w:val="single" w:sz="4" w:space="0" w:color="CBD5E1"/>
+              <w:right w:val="none"/>
+            </w:tcBorders>
+          </w:tcPr>
+          <w:p>
+            <w:pPr>
+              <w:spacing w:before="80" w:after="80"/>
+              <w:jc w:val="left"/>
+            </w:pPr>
+            <w:r>
+              <w:rPr>
+                <w:rFonts w:ascii="Calibri" w:hAnsi="Calibri"/>
+                <w:color w:val="1E293B"/>
+                <w:sz w:val="18"/>
+              </w:rPr>
+              <w:t>$45.00 / Sq</w:t>
+            </w:r>
+          </w:p>
+        </w:tc>
+        <w:tc>
+          <w:tcPr>
+            <w:tcW w:type="dxa" w:w="1170"/>
+            <w:shd w:fill="F8FAFC"/>
+            <w:tcBorders>
+              <w:top w:val="single" w:sz="4" w:space="0" w:color="CBD5E1"/>
+              <w:left w:val="none"/>
+              <w:bottom w:val="single" w:sz="4" w:space="0" w:color="CBD5E1"/>
+              <w:right w:val="none"/>
+            </w:tcBorders>
+          </w:tcPr>
+          <w:p>
+            <w:pPr>
+              <w:spacing w:before="80" w:after="80"/>
+              <w:jc w:val="left"/>
+            </w:pPr>
+            <w:r>
+              <w:rPr>
+                <w:rFonts w:ascii="Calibri" w:hAnsi="Calibri"/>
+                <w:color w:val="1E293B"/>
+                <w:sz w:val="18"/>
+              </w:rPr>
+              <w:t>$195.00 / Sq</w:t>
+            </w:r>
+          </w:p>
+        </w:tc>
+        <w:tc>
+          <w:tcPr>
+            <w:tcW w:type="dxa" w:w="1170"/>
+            <w:shd w:fill="F8FAFC"/>
+            <w:tcBorders>
+              <w:top w:val="single" w:sz="4" w:space="0" w:color="CBD5E1"/>
+              <w:left w:val="none"/>
+              <w:bottom w:val="single" w:sz="4" w:space="0" w:color="CBD5E1"/>
+              <w:right w:val="none"/>
+            </w:tcBorders>
+          </w:tcPr>
+          <w:p>
+            <w:pPr>
+              <w:spacing w:before="80" w:after="80"/>
+              <w:jc w:val="left"/>
+            </w:pPr>
+            <w:r>
+              <w:rPr>
+                <w:rFonts w:ascii="Calibri" w:hAnsi="Calibri"/>
+                <w:color w:val="1E293B"/>
+                <w:sz w:val="18"/>
+              </w:rPr>
+              <w:t>$95.00 / Sq</w:t>
+            </w:r>
+          </w:p>
+        </w:tc>
+        <w:tc>
+          <w:tcPr>
+            <w:tcW w:type="dxa" w:w="1170"/>
+            <w:shd w:fill="F8FAFC"/>
+            <w:tcBorders>
+              <w:top w:val="single" w:sz="4" w:space="0" w:color="CBD5E1"/>
+              <w:left w:val="none"/>
+              <w:bottom w:val="single" w:sz="4" w:space="0" w:color="CBD5E1"/>
+              <w:right w:val="none"/>
+            </w:tcBorders>
+          </w:tcPr>
+          <w:p>
+            <w:pPr>
+              <w:spacing w:before="80" w:after="80"/>
+              <w:jc w:val="left"/>
+            </w:pPr>
+            <w:r>
+              <w:rPr>
+                <w:rFonts w:ascii="Calibri" w:hAnsi="Calibri"/>
+                <w:color w:val="1E293B"/>
+                <w:sz w:val="18"/>
+              </w:rPr>
+              <w:t>$8,040.00</w:t>
+            </w:r>
+          </w:p>
+        </w:tc>
+      </w:tr>
+      <w:tr>
+        <w:tc>
+          <w:tcPr>
+            <w:tcW w:type="dxa" w:w="1170"/>
+            <w:shd w:fill="FFFFFF"/>
+            <w:tcBorders>
+              <w:top w:val="single" w:sz="4" w:space="0" w:color="CBD5E1"/>
+              <w:left w:val="none"/>
+              <w:bottom w:val="single" w:sz="4" w:space="0" w:color="CBD5E1"/>
+              <w:right w:val="none"/>
+            </w:tcBorders>
+          </w:tcPr>
+          <w:p>
+            <w:pPr>
+              <w:spacing w:before="80" w:after="80"/>
+              <w:jc w:val="left"/>
+            </w:pPr>
+            <w:r>
+              <w:rPr>
+                <w:rFonts w:ascii="Calibri" w:hAnsi="Calibri"/>
+                <w:color w:val="1E293B"/>
+                <w:sz w:val="18"/>
+              </w:rPr>
+              <w:t>Subtotal Base Commercial Bid</w:t>
+            </w:r>
+          </w:p>
+        </w:tc>
+        <w:tc>
+          <w:tcPr>
+            <w:tcW w:type="dxa" w:w="1170"/>
+            <w:shd w:fill="FFFFFF"/>
+            <w:tcBorders>
+              <w:top w:val="single" w:sz="4" w:space="0" w:color="CBD5E1"/>
+              <w:left w:val="none"/>
+              <w:bottom w:val="single" w:sz="4" w:space="0" w:color="CBD5E1"/>
+              <w:right w:val="none"/>
+            </w:tcBorders>
+          </w:tcPr>
+          <w:p>
+            <w:pPr>
+              <w:spacing w:before="80" w:after="80"/>
+              <w:jc w:val="left"/>
+            </w:pPr>
+            <w:r>
+              <w:rPr>
+                <w:rFonts w:ascii="Calibri" w:hAnsi="Calibri"/>
+                <w:color w:val="1E293B"/>
+                <w:sz w:val="18"/>
+              </w:rPr>
+              <w:t>All 3 Roof Sections</w:t>
+            </w:r>
+          </w:p>
+        </w:tc>
+        <w:tc>
+          <w:tcPr>
+            <w:tcW w:type="dxa" w:w="1170"/>
+            <w:shd w:fill="FFFFFF"/>
+            <w:tcBorders>
+              <w:top w:val="single" w:sz="4" w:space="0" w:color="CBD5E1"/>
+              <w:left w:val="none"/>
+              <w:bottom w:val="single" w:sz="4" w:space="0" w:color="CBD5E1"/>
+              <w:right w:val="none"/>
+            </w:tcBorders>
+          </w:tcPr>
+          <w:p>
+            <w:pPr>
+              <w:spacing w:before="80" w:after="80"/>
+              <w:jc w:val="left"/>
+            </w:pPr>
+            <w:r>
+              <w:rPr>
+                <w:rFonts w:ascii="Calibri" w:hAnsi="Calibri"/>
+                <w:color w:val="1E293B"/>
+                <w:sz w:val="18"/>
+              </w:rPr>
+              <w:t>24,100 sq ft</w:t>
+            </w:r>
+          </w:p>
+        </w:tc>
+        <w:tc>
+          <w:tcPr>
+            <w:tcW w:type="dxa" w:w="1170"/>
+            <w:shd w:fill="FFFFFF"/>
+            <w:tcBorders>
+              <w:top w:val="single" w:sz="4" w:space="0" w:color="CBD5E1"/>
+              <w:left w:val="none"/>
+              <w:bottom w:val="single" w:sz="4" w:space="0" w:color="CBD5E1"/>
+              <w:right w:val="none"/>
+            </w:tcBorders>
+          </w:tcPr>
+          <w:p>
+            <w:pPr>
+              <w:spacing w:before="80" w:after="80"/>
+              <w:jc w:val="left"/>
+            </w:pPr>
+            <w:r>
+              <w:rPr>
+                <w:rFonts w:ascii="Calibri" w:hAnsi="Calibri"/>
+                <w:color w:val="1E293B"/>
+                <w:sz w:val="18"/>
+              </w:rPr>
+              <w:t>241.0 Squares</w:t>
+            </w:r>
+          </w:p>
+        </w:tc>
+        <w:tc>
+          <w:tcPr>
+            <w:tcW w:type="dxa" w:w="1170"/>
+            <w:shd w:fill="FFFFFF"/>
+            <w:tcBorders>
+              <w:top w:val="single" w:sz="4" w:space="0" w:color="CBD5E1"/>
+              <w:left w:val="none"/>
+              <w:bottom w:val="single" w:sz="4" w:space="0" w:color="CBD5E1"/>
+              <w:right w:val="none"/>
+            </w:tcBorders>
+          </w:tcPr>
+          <w:p>
+            <w:pPr>
+              <w:spacing w:before="80" w:after="80"/>
+              <w:jc w:val="left"/>
+            </w:pPr>
+            <w:r>
+              <w:rPr>
+                <w:rFonts w:ascii="Calibri" w:hAnsi="Calibri"/>
+                <w:color w:val="1E293B"/>
+                <w:sz w:val="18"/>
+              </w:rPr>
+              <w:t>Blended: $84.35</w:t>
+            </w:r>
+          </w:p>
+        </w:tc>
+        <w:tc>
+          <w:tcPr>
+            <w:tcW w:type="dxa" w:w="1170"/>
+            <w:shd w:fill="FFFFFF"/>
+            <w:tcBorders>
+              <w:top w:val="single" w:sz="4" w:space="0" w:color="CBD5E1"/>
+              <w:left w:val="none"/>
+              <w:bottom w:val="single" w:sz="4" w:space="0" w:color="CBD5E1"/>
+              <w:right w:val="none"/>
+            </w:tcBorders>
+          </w:tcPr>
+          <w:p>
+            <w:pPr>
+              <w:spacing w:before="80" w:after="80"/>
+              <w:jc w:val="left"/>
+            </w:pPr>
+            <w:r>
+              <w:rPr>
+                <w:rFonts w:ascii="Calibri" w:hAnsi="Calibri"/>
+                <w:color w:val="1E293B"/>
+                <w:sz w:val="18"/>
+              </w:rPr>
+              <w:t>Blended: $254.77</w:t>
+            </w:r>
+          </w:p>
+        </w:tc>
+        <w:tc>
+          <w:tcPr>
+            <w:tcW w:type="dxa" w:w="1170"/>
+            <w:shd w:fill="FFFFFF"/>
+            <w:tcBorders>
+              <w:top w:val="single" w:sz="4" w:space="0" w:color="CBD5E1"/>
+              <w:left w:val="none"/>
+              <w:bottom w:val="single" w:sz="4" w:space="0" w:color="CBD5E1"/>
+              <w:right w:val="none"/>
+            </w:tcBorders>
+          </w:tcPr>
+          <w:p>
+            <w:pPr>
+              <w:spacing w:before="80" w:after="80"/>
+              <w:jc w:val="left"/>
+            </w:pPr>
+            <w:r>
+              <w:rPr>
+                <w:rFonts w:ascii="Calibri" w:hAnsi="Calibri"/>
+                <w:color w:val="1E293B"/>
+                <w:sz w:val="18"/>
+              </w:rPr>
+              <w:t>Blended: $119.00</w:t>
+            </w:r>
+          </w:p>
+        </w:tc>
+        <w:tc>
+          <w:tcPr>
+            <w:tcW w:type="dxa" w:w="1170"/>
+            <w:shd w:fill="FFFFFF"/>
+            <w:tcBorders>
+              <w:top w:val="single" w:sz="4" w:space="0" w:color="CBD5E1"/>
+              <w:left w:val="none"/>
+              <w:bottom w:val="single" w:sz="4" w:space="0" w:color="CBD5E1"/>
+              <w:right w:val="none"/>
+            </w:tcBorders>
+          </w:tcPr>
+          <w:p>
+            <w:pPr>
+              <w:spacing w:before="80" w:after="80"/>
+              <w:jc w:val="left"/>
+            </w:pPr>
+            <w:r>
+              <w:rPr>
+                <w:rFonts w:ascii="Calibri" w:hAnsi="Calibri"/>
+                <w:color w:val="1E293B"/>
+                <w:sz w:val="18"/>
+              </w:rPr>
+              <w:t>$110,400.00</w:t>
+            </w:r>
+          </w:p>
+        </w:tc>
+      </w:tr>
+      <w:tr>
+        <w:tc>
+          <w:tcPr>
+            <w:tcW w:type="dxa" w:w="1170"/>
+            <w:shd w:fill="F8FAFC"/>
+            <w:tcBorders>
+              <w:top w:val="single" w:sz="4" w:space="0" w:color="CBD5E1"/>
+              <w:left w:val="none"/>
+              <w:bottom w:val="single" w:sz="4" w:space="0" w:color="CBD5E1"/>
+              <w:right w:val="none"/>
+            </w:tcBorders>
+          </w:tcPr>
+          <w:p>
+            <w:pPr>
+              <w:spacing w:before="80" w:after="80"/>
+              <w:jc w:val="left"/>
+            </w:pPr>
+            <w:r>
+              <w:rPr>
+                <w:rFonts w:ascii="Calibri" w:hAnsi="Calibri"/>
+                <w:color w:val="1E293B"/>
+                <w:sz w:val="18"/>
+              </w:rPr>
+              <w:t>Manufacturer 20-Yr NDL Fee</w:t>
+            </w:r>
+          </w:p>
+        </w:tc>
+        <w:tc>
+          <w:tcPr>
+            <w:tcW w:type="dxa" w:w="1170"/>
+            <w:shd w:fill="F8FAFC"/>
+            <w:tcBorders>
+              <w:top w:val="single" w:sz="4" w:space="0" w:color="CBD5E1"/>
+              <w:left w:val="none"/>
+              <w:bottom w:val="single" w:sz="4" w:space="0" w:color="CBD5E1"/>
+              <w:right w:val="none"/>
+            </w:tcBorders>
+          </w:tcPr>
+          <w:p>
+            <w:pPr>
+              <w:spacing w:before="80" w:after="80"/>
+              <w:jc w:val="left"/>
+            </w:pPr>
+            <w:r>
+              <w:rPr>
+                <w:rFonts w:ascii="Calibri" w:hAnsi="Calibri"/>
+                <w:color w:val="1E293B"/>
+                <w:sz w:val="18"/>
+              </w:rPr>
+              <w:t>Carlisle SynTec Inspection</w:t>
+            </w:r>
+          </w:p>
+        </w:tc>
+        <w:tc>
+          <w:tcPr>
+            <w:tcW w:type="dxa" w:w="1170"/>
+            <w:shd w:fill="F8FAFC"/>
+            <w:tcBorders>
+              <w:top w:val="single" w:sz="4" w:space="0" w:color="CBD5E1"/>
+              <w:left w:val="none"/>
+              <w:bottom w:val="single" w:sz="4" w:space="0" w:color="CBD5E1"/>
+              <w:right w:val="none"/>
+            </w:tcBorders>
+          </w:tcPr>
+          <w:p>
+            <w:pPr>
+              <w:spacing w:before="80" w:after="80"/>
+              <w:jc w:val="left"/>
+            </w:pPr>
+            <w:r>
+              <w:rPr>
+                <w:rFonts w:ascii="Calibri" w:hAnsi="Calibri"/>
+                <w:color w:val="1E293B"/>
+                <w:sz w:val="18"/>
+              </w:rPr>
+              <w:t>Plaza-wide</w:t>
+            </w:r>
+          </w:p>
+        </w:tc>
+        <w:tc>
+          <w:tcPr>
+            <w:tcW w:type="dxa" w:w="1170"/>
+            <w:shd w:fill="F8FAFC"/>
+            <w:tcBorders>
+              <w:top w:val="single" w:sz="4" w:space="0" w:color="CBD5E1"/>
+              <w:left w:val="none"/>
+              <w:bottom w:val="single" w:sz="4" w:space="0" w:color="CBD5E1"/>
+              <w:right w:val="none"/>
+            </w:tcBorders>
+          </w:tcPr>
+          <w:p>
+            <w:pPr>
+              <w:spacing w:before="80" w:after="80"/>
+              <w:jc w:val="left"/>
+            </w:pPr>
+            <w:r>
+              <w:rPr>
+                <w:rFonts w:ascii="Calibri" w:hAnsi="Calibri"/>
+                <w:color w:val="1E293B"/>
+                <w:sz w:val="18"/>
+              </w:rPr>
+              <w:t>Flat Assessment</w:t>
+            </w:r>
+          </w:p>
+        </w:tc>
+        <w:tc>
+          <w:tcPr>
+            <w:tcW w:type="dxa" w:w="1170"/>
+            <w:shd w:fill="F8FAFC"/>
+            <w:tcBorders>
+              <w:top w:val="single" w:sz="4" w:space="0" w:color="CBD5E1"/>
+              <w:left w:val="none"/>
+              <w:bottom w:val="single" w:sz="4" w:space="0" w:color="CBD5E1"/>
+              <w:right w:val="none"/>
+            </w:tcBorders>
+          </w:tcPr>
+          <w:p>
+            <w:pPr>
+              <w:spacing w:before="80" w:after="80"/>
+              <w:jc w:val="left"/>
+            </w:pPr>
+            <w:r>
+              <w:rPr>
+                <w:rFonts w:ascii="Calibri" w:hAnsi="Calibri"/>
+                <w:color w:val="1E293B"/>
+                <w:sz w:val="18"/>
+              </w:rPr>
+              <w:t>N/A</w:t>
+            </w:r>
+          </w:p>
+        </w:tc>
+        <w:tc>
+          <w:tcPr>
+            <w:tcW w:type="dxa" w:w="1170"/>
+            <w:shd w:fill="F8FAFC"/>
+            <w:tcBorders>
+              <w:top w:val="single" w:sz="4" w:space="0" w:color="CBD5E1"/>
+              <w:left w:val="none"/>
+              <w:bottom w:val="single" w:sz="4" w:space="0" w:color="CBD5E1"/>
+              <w:right w:val="none"/>
+            </w:tcBorders>
+          </w:tcPr>
+          <w:p>
+            <w:pPr>
+              <w:spacing w:before="80" w:after="80"/>
+              <w:jc w:val="left"/>
+            </w:pPr>
+            <w:r>
+              <w:rPr>
+                <w:rFonts w:ascii="Calibri" w:hAnsi="Calibri"/>
+                <w:color w:val="1E293B"/>
+                <w:sz w:val="18"/>
+              </w:rPr>
+              <w:t>N/A</w:t>
+            </w:r>
+          </w:p>
+        </w:tc>
+        <w:tc>
+          <w:tcPr>
+            <w:tcW w:type="dxa" w:w="1170"/>
+            <w:shd w:fill="F8FAFC"/>
+            <w:tcBorders>
+              <w:top w:val="single" w:sz="4" w:space="0" w:color="CBD5E1"/>
+              <w:left w:val="none"/>
+              <w:bottom w:val="single" w:sz="4" w:space="0" w:color="CBD5E1"/>
+              <w:right w:val="none"/>
+            </w:tcBorders>
+          </w:tcPr>
+          <w:p>
+            <w:pPr>
+              <w:spacing w:before="80" w:after="80"/>
+              <w:jc w:val="left"/>
+            </w:pPr>
+            <w:r>
+              <w:rPr>
+                <w:rFonts w:ascii="Calibri" w:hAnsi="Calibri"/>
+                <w:color w:val="1E293B"/>
+                <w:sz w:val="18"/>
+              </w:rPr>
+              <w:t>Certified Audit</w:t>
+            </w:r>
+          </w:p>
+        </w:tc>
+        <w:tc>
+          <w:tcPr>
+            <w:tcW w:type="dxa" w:w="1170"/>
+            <w:shd w:fill="F8FAFC"/>
+            <w:tcBorders>
+              <w:top w:val="single" w:sz="4" w:space="0" w:color="CBD5E1"/>
+              <w:left w:val="none"/>
+              <w:bottom w:val="single" w:sz="4" w:space="0" w:color="CBD5E1"/>
+              <w:right w:val="none"/>
+            </w:tcBorders>
+          </w:tcPr>
+          <w:p>
+            <w:pPr>
+              <w:spacing w:before="80" w:after="80"/>
+              <w:jc w:val="left"/>
+            </w:pPr>
+            <w:r>
+              <w:rPr>
+                <w:rFonts w:ascii="Calibri" w:hAnsi="Calibri"/>
+                <w:color w:val="1E293B"/>
+                <w:sz w:val="18"/>
+              </w:rPr>
+              <w:t>$2,850.00</w:t>
+            </w:r>
+          </w:p>
+        </w:tc>
+      </w:tr>
+      <w:tr>
+        <w:tc>
+          <w:tcPr>
+            <w:tcW w:type="dxa" w:w="1170"/>
+            <w:shd w:fill="FFFFFF"/>
+            <w:tcBorders>
+              <w:top w:val="single" w:sz="4" w:space="0" w:color="CBD5E1"/>
+              <w:left w:val="none"/>
+              <w:bottom w:val="single" w:sz="4" w:space="0" w:color="CBD5E1"/>
+              <w:right w:val="none"/>
+            </w:tcBorders>
+          </w:tcPr>
+          <w:p>
+            <w:pPr>
+              <w:spacing w:before="80" w:after="80"/>
+              <w:jc w:val="left"/>
+            </w:pPr>
+            <w:r>
+              <w:rPr>
+                <w:rFonts w:ascii="Calibri" w:hAnsi="Calibri"/>
+                <w:color w:val="1E293B"/>
+                <w:sz w:val="18"/>
+              </w:rPr>
+              <w:t>Total Turnkey Project Bid</w:t>
+            </w:r>
+          </w:p>
+        </w:tc>
+        <w:tc>
+          <w:tcPr>
+            <w:tcW w:type="dxa" w:w="1170"/>
+            <w:shd w:fill="FFFFFF"/>
+            <w:tcBorders>
+              <w:top w:val="single" w:sz="4" w:space="0" w:color="CBD5E1"/>
+              <w:left w:val="none"/>
+              <w:bottom w:val="single" w:sz="4" w:space="0" w:color="CBD5E1"/>
+              <w:right w:val="none"/>
+            </w:tcBorders>
+          </w:tcPr>
+          <w:p>
+            <w:pPr>
+              <w:spacing w:before="80" w:after="80"/>
+              <w:jc w:val="left"/>
+            </w:pPr>
+            <w:r>
+              <w:rPr>
+                <w:rFonts w:ascii="Calibri" w:hAnsi="Calibri"/>
+                <w:color w:val="1E293B"/>
+                <w:sz w:val="18"/>
+              </w:rPr>
+              <w:t>Firm Fixed Price Contract</w:t>
+            </w:r>
+          </w:p>
+        </w:tc>
+        <w:tc>
+          <w:tcPr>
+            <w:tcW w:type="dxa" w:w="1170"/>
+            <w:shd w:fill="FFFFFF"/>
+            <w:tcBorders>
+              <w:top w:val="single" w:sz="4" w:space="0" w:color="CBD5E1"/>
+              <w:left w:val="none"/>
+              <w:bottom w:val="single" w:sz="4" w:space="0" w:color="CBD5E1"/>
+              <w:right w:val="none"/>
+            </w:tcBorders>
+          </w:tcPr>
+          <w:p>
+            <w:pPr>
+              <w:spacing w:before="80" w:after="80"/>
+              <w:jc w:val="left"/>
+            </w:pPr>
+            <w:r>
+              <w:rPr>
+                <w:rFonts w:ascii="Calibri" w:hAnsi="Calibri"/>
+                <w:color w:val="1E293B"/>
+                <w:sz w:val="18"/>
+              </w:rPr>
+              <w:t>24,100 sq ft</w:t>
+            </w:r>
+          </w:p>
+        </w:tc>
+        <w:tc>
+          <w:tcPr>
+            <w:tcW w:type="dxa" w:w="1170"/>
+            <w:shd w:fill="FFFFFF"/>
+            <w:tcBorders>
+              <w:top w:val="single" w:sz="4" w:space="0" w:color="CBD5E1"/>
+              <w:left w:val="none"/>
+              <w:bottom w:val="single" w:sz="4" w:space="0" w:color="CBD5E1"/>
+              <w:right w:val="none"/>
+            </w:tcBorders>
+          </w:tcPr>
+          <w:p>
+            <w:pPr>
+              <w:spacing w:before="80" w:after="80"/>
+              <w:jc w:val="left"/>
+            </w:pPr>
+            <w:r>
+              <w:rPr>
+                <w:rFonts w:ascii="Calibri" w:hAnsi="Calibri"/>
+                <w:color w:val="1E293B"/>
+                <w:sz w:val="18"/>
+              </w:rPr>
+              <w:t>241.0 Squares</w:t>
+            </w:r>
+          </w:p>
+        </w:tc>
+        <w:tc>
+          <w:tcPr>
+            <w:tcW w:type="dxa" w:w="1170"/>
+            <w:shd w:fill="FFFFFF"/>
+            <w:tcBorders>
+              <w:top w:val="single" w:sz="4" w:space="0" w:color="CBD5E1"/>
+              <w:left w:val="none"/>
+              <w:bottom w:val="single" w:sz="4" w:space="0" w:color="CBD5E1"/>
+              <w:right w:val="none"/>
+            </w:tcBorders>
+          </w:tcPr>
+          <w:p>
+            <w:pPr>
+              <w:spacing w:before="80" w:after="80"/>
+              <w:jc w:val="left"/>
+            </w:pPr>
+            <w:r>
+              <w:rPr>
+                <w:rFonts w:ascii="Calibri" w:hAnsi="Calibri"/>
+                <w:color w:val="1E293B"/>
+                <w:sz w:val="18"/>
+              </w:rPr>
+              <w:t>Turnkey Scope</w:t>
+            </w:r>
+          </w:p>
+        </w:tc>
+        <w:tc>
+          <w:tcPr>
+            <w:tcW w:type="dxa" w:w="1170"/>
+            <w:shd w:fill="FFFFFF"/>
+            <w:tcBorders>
+              <w:top w:val="single" w:sz="4" w:space="0" w:color="CBD5E1"/>
+              <w:left w:val="none"/>
+              <w:bottom w:val="single" w:sz="4" w:space="0" w:color="CBD5E1"/>
+              <w:right w:val="none"/>
+            </w:tcBorders>
+          </w:tcPr>
+          <w:p>
+            <w:pPr>
+              <w:spacing w:before="80" w:after="80"/>
+              <w:jc w:val="left"/>
+            </w:pPr>
+            <w:r>
+              <w:rPr>
+                <w:rFonts w:ascii="Calibri" w:hAnsi="Calibri"/>
+                <w:color w:val="1E293B"/>
+                <w:sz w:val="18"/>
+              </w:rPr>
+              <w:t>Materials + Labor</w:t>
+            </w:r>
+          </w:p>
+        </w:tc>
+        <w:tc>
+          <w:tcPr>
+            <w:tcW w:type="dxa" w:w="1170"/>
+            <w:shd w:fill="FFFFFF"/>
+            <w:tcBorders>
+              <w:top w:val="single" w:sz="4" w:space="0" w:color="CBD5E1"/>
+              <w:left w:val="none"/>
+              <w:bottom w:val="single" w:sz="4" w:space="0" w:color="CBD5E1"/>
+              <w:right w:val="none"/>
+            </w:tcBorders>
+          </w:tcPr>
+          <w:p>
+            <w:pPr>
+              <w:spacing w:before="80" w:after="80"/>
+              <w:jc w:val="left"/>
+            </w:pPr>
+            <w:r>
+              <w:rPr>
+                <w:rFonts w:ascii="Calibri" w:hAnsi="Calibri"/>
+                <w:color w:val="1E293B"/>
+                <w:sz w:val="18"/>
+              </w:rPr>
+              <w:t>Full Warranty Included</w:t>
+            </w:r>
+          </w:p>
+        </w:tc>
+        <w:tc>
+          <w:tcPr>
+            <w:tcW w:type="dxa" w:w="1170"/>
+            <w:shd w:fill="FFFFFF"/>
+            <w:tcBorders>
+              <w:top w:val="single" w:sz="4" w:space="0" w:color="CBD5E1"/>
+              <w:left w:val="none"/>
+              <w:bottom w:val="single" w:sz="4" w:space="0" w:color="CBD5E1"/>
+              <w:right w:val="none"/>
+            </w:tcBorders>
+          </w:tcPr>
+          <w:p>
+            <w:pPr>
+              <w:spacing w:before="80" w:after="80"/>
+              <w:jc w:val="left"/>
+            </w:pPr>
+            <w:r>
+              <w:rPr>
+                <w:rFonts w:ascii="Calibri" w:hAnsi="Calibri"/>
+                <w:color w:val="1E293B"/>
+                <w:sz w:val="18"/>
+              </w:rPr>
+              <w:t>$113,250.00</w:t>
             </w:r>
           </w:p>
         </w:tc>
@@ -2268,6 +3696,21 @@
     </w:p>
     <w:p>
       <w:pPr>
+        <w:keepNext/>
+        <w:spacing w:before="280" w:after="80"/>
+      </w:pPr>
+      <w:r>
+        <w:rPr>
+          <w:rFonts w:ascii="Calibri" w:hAnsi="Calibri"/>
+          <w:b/>
+          <w:color w:val="0F172A"/>
+          <w:sz w:val="26"/>
+        </w:rPr>
+        <w:t>SECTION 6: COMMERCIAL INTAKE &amp; 24/7 STORM HOTLINE</w:t>
+      </w:r>
+    </w:p>
+    <w:p>
+      <w:pPr>
         <w:spacing w:before="0" w:after="120" w:line="276" w:lineRule="auto"/>
       </w:pPr>
       <w:r>
@@ -2276,7 +3719,33 @@
           <w:color w:val="1E293B"/>
           <w:sz w:val="20"/>
         </w:rPr>
-        <w:t>Warranty Terms: Manufacturer 20-Year No Dollar Limit (NDL) warranty covers 100% of labor and materials for roof leaks resulting from weather, manufacturing defects, or workmanship without monetary cap.</w:t>
+        <w:t>Commercial Inspection Booking Desk: (956) 555-0188 · Email: bids@orozcoroofing.com</w:t>
+      </w:r>
+    </w:p>
+    <w:p>
+      <w:pPr>
+        <w:spacing w:before="0" w:after="120" w:line="276" w:lineRule="auto"/>
+      </w:pPr>
+      <w:r>
+        <w:rPr>
+          <w:rFonts w:ascii="Calibri" w:hAnsi="Calibri"/>
+          <w:color w:val="1E293B"/>
+          <w:sz w:val="20"/>
+        </w:rPr>
+        <w:t>Chief Estimator &amp; Commercial Director: Azael Orozco · McAllen &amp; Brownsville, TX</w:t>
+      </w:r>
+    </w:p>
+    <w:p>
+      <w:pPr>
+        <w:spacing w:before="0" w:after="120" w:line="276" w:lineRule="auto"/>
+      </w:pPr>
+      <w:r>
+        <w:rPr>
+          <w:rFonts w:ascii="Calibri" w:hAnsi="Calibri"/>
+          <w:color w:val="1E293B"/>
+          <w:sz w:val="20"/>
+        </w:rPr>
+        <w:t>Texas Registered Contractor · Carlisle SynTec Applicator ID: #TX-98421</w:t>
       </w:r>
     </w:p>
     <w:sectPr>
@@ -2313,7 +3782,7 @@
       <w:jc w:val="right"/>
     </w:pPr>
     <w:r>
-      <w:t>Orozco Commercial Roofing — Master Specifications &amp; Commerci</w:t>
+      <w:t>Orozco Commercial &amp; Industrial Roofing — Master Technical Sp</w:t>
     </w:r>
   </w:p>
 </w:hdr>

--- a/public/chat_files/orozco_site_copy_and_estimate_final.docx
+++ b/public/chat_files/orozco_site_copy_and_estimate_final.docx
@@ -13,22 +13,7 @@
           <w:color w:val="0F172A"/>
           <w:sz w:val="44"/>
         </w:rPr>
-        <w:t>Orozco Commercial &amp; Industrial Roofing — Master Technical Specifications &amp; Commercial Bid Deck</w:t>
-      </w:r>
-    </w:p>
-    <w:p>
-      <w:pPr>
-        <w:keepNext/>
-        <w:spacing w:before="280" w:after="80"/>
-      </w:pPr>
-      <w:r>
-        <w:rPr>
-          <w:rFonts w:ascii="Calibri" w:hAnsi="Calibri"/>
-          <w:b/>
-          <w:color w:val="0F172A"/>
-          <w:sz w:val="26"/>
-        </w:rPr>
-        <w:t>SECTION 1: HOMEPAGE MASTER COPY DECK &amp; VALUE PROPOSITION</w:t>
+        <w:t>Orozco Commercial Roofing — Master Specifications &amp; Commercial Bid Deck</w:t>
       </w:r>
     </w:p>
     <w:p>
@@ -41,7 +26,7 @@
           <w:color w:val="1E293B"/>
           <w:sz w:val="20"/>
         </w:rPr>
-        <w:t>NAVIGATION BAR: Commercial Flat Roofing · Architectural Standing Seam · Storm Restoration &amp; Hail Recovery · 20-Year NDL Warranties · Project Gallery · Commercial Diagnostic Intake</w:t>
+        <w:t>CLIENT: Orozco Commercial &amp; Industrial Roofing LLC</w:t>
       </w:r>
     </w:p>
     <w:p>
@@ -54,7 +39,7 @@
           <w:color w:val="1E293B"/>
           <w:sz w:val="20"/>
         </w:rPr>
-        <w:t>HERO BADGE: Rio Grande Valley · Commercial Flat Roofing Specialists Since 2012</w:t>
+        <w:t>HEADQUARTERS: Pharr, TX · Serving McAllen, Brownsville &amp; Rio Grande Valley</w:t>
       </w:r>
     </w:p>
     <w:p>
@@ -67,72 +52,7 @@
           <w:color w:val="1E293B"/>
           <w:sz w:val="20"/>
         </w:rPr>
-        <w:t>HERO HEADLINE: Engineered Commercial Flat Roofing &amp; Industrial Storm Restoration Built for South Texas Heat.</w:t>
-      </w:r>
-    </w:p>
-    <w:p>
-      <w:pPr>
-        <w:spacing w:before="0" w:after="120" w:line="276" w:lineRule="auto"/>
-      </w:pPr>
-      <w:r>
-        <w:rPr>
-          <w:rFonts w:ascii="Calibri" w:hAnsi="Calibri"/>
-          <w:color w:val="1E293B"/>
-          <w:sz w:val="20"/>
-        </w:rPr>
-        <w:t>HERO SUBHEAD: Specializing in single-ply TPO, elastomeric fluid-applied restoration membranes, and architectural standing seam metal. Protecting industrial logistics warehouses, shopping centers, medical complexes, and schools across McAllen, Brownsville, and Harlingen.</w:t>
-      </w:r>
-    </w:p>
-    <w:p>
-      <w:pPr>
-        <w:spacing w:before="0" w:after="120" w:line="276" w:lineRule="auto"/>
-      </w:pPr>
-      <w:r>
-        <w:rPr>
-          <w:rFonts w:ascii="Calibri" w:hAnsi="Calibri"/>
-          <w:color w:val="1E293B"/>
-          <w:sz w:val="20"/>
-        </w:rPr>
-        <w:t>CALL-TO-ACTION BUTTONS: Primary: [Schedule 21-Point Commercial Roof Assessment] · Secondary: [Download 20-Year NDL Warranty Guide]</w:t>
-      </w:r>
-    </w:p>
-    <w:p>
-      <w:pPr>
-        <w:spacing w:before="0" w:after="120" w:line="276" w:lineRule="auto"/>
-      </w:pPr>
-      <w:r>
-        <w:rPr>
-          <w:rFonts w:ascii="Calibri" w:hAnsi="Calibri"/>
-          <w:color w:val="1E293B"/>
-          <w:sz w:val="20"/>
-        </w:rPr>
-        <w:t>LOCAL PROOF STRIP: Carlisle SynTec Certified Applicator · Elevate (Firestone) Red Shield Partner · GAF Master Commercial Contractor · $2M Commercial Liability &amp; Full Workers' Comp · 14+ Years RGV Operations</w:t>
-      </w:r>
-    </w:p>
-    <w:p>
-      <w:pPr>
-        <w:spacing w:before="0" w:after="120" w:line="276" w:lineRule="auto"/>
-      </w:pPr>
-      <w:r>
-        <w:rPr>
-          <w:rFonts w:ascii="Calibri" w:hAnsi="Calibri"/>
-          <w:color w:val="1E293B"/>
-          <w:sz w:val="20"/>
-        </w:rPr>
-        <w:t>COMPANY OVERVIEW: Blistering subtropical sun, high UV indexes, and severe Gulf Coast windstorms destroy commercial roofs not specifically engineered for South Texas climates. Family-owned and operated since 2012, Orozco Roofing delivers turnkey commercial installations that meet strict FM 1-90 and 1-120 wind uplift codes while lowering facility cooling loads by up to 30%.</w:t>
-      </w:r>
-    </w:p>
-    <w:p>
-      <w:pPr>
-        <w:spacing w:before="0" w:after="120" w:line="276" w:lineRule="auto"/>
-      </w:pPr>
-      <w:r>
-        <w:rPr>
-          <w:rFonts w:ascii="Calibri" w:hAnsi="Calibri"/>
-          <w:color w:val="1E293B"/>
-          <w:sz w:val="20"/>
-        </w:rPr>
-        <w:t>CUSTOMER TESTIMONIAL: 'Orozco re-roofed our 42,000 sq ft logistics distribution facility in Pharr without disrupting single-day shipping operations. Their Carlisle 20-Year NDL warranty gave our board total peace of mind.' — Hector V., Facilities Director, Valley Logistics Hub</w:t>
+        <w:t>DOCUMENT: Master Commercial Copy Deck, Technical Specifications &amp; Bid Scope</w:t>
       </w:r>
     </w:p>
     <w:p>
@@ -152,7 +72,7 @@
           <w:color w:val="0F172A"/>
           <w:sz w:val="26"/>
         </w:rPr>
-        <w:t>SECTION 2: COMMERCIAL SYSTEMS TECHNICAL COMPARISON MATRIX</w:t>
+        <w:t>HOMEPAGE MASTER COPY &amp; VALUE PROPOSITION</w:t>
       </w:r>
     </w:p>
     <w:p>
@@ -165,7 +85,170 @@
           <w:color w:val="1E293B"/>
           <w:sz w:val="20"/>
         </w:rPr>
-        <w:t>Commercial building owners require precise performance specifications to evaluate capital roofing investments. The table below outlines our primary commercial membrane systems:</w:t>
+        <w:t>1. Header &amp; Authority Banner</w:t>
+      </w:r>
+    </w:p>
+    <w:p>
+      <w:pPr>
+        <w:spacing w:before="0" w:after="120" w:line="276" w:lineRule="auto"/>
+      </w:pPr>
+      <w:r>
+        <w:rPr>
+          <w:rFonts w:ascii="Calibri" w:hAnsi="Calibri"/>
+          <w:color w:val="1E293B"/>
+          <w:sz w:val="20"/>
+        </w:rPr>
+        <w:t>Company: Orozco Commercial &amp; Industrial Roofing LLC</w:t>
+      </w:r>
+    </w:p>
+    <w:p>
+      <w:pPr>
+        <w:spacing w:before="0" w:after="120" w:line="276" w:lineRule="auto"/>
+      </w:pPr>
+      <w:r>
+        <w:rPr>
+          <w:rFonts w:ascii="Calibri" w:hAnsi="Calibri"/>
+          <w:color w:val="1E293B"/>
+          <w:sz w:val="20"/>
+        </w:rPr>
+        <w:t>Serving: McAllen · Pharr · Edinburg · Harlingen · Brownsville · Laredo Commercial Corridor</w:t>
+      </w:r>
+    </w:p>
+    <w:p>
+      <w:pPr>
+        <w:spacing w:before="0" w:after="120" w:line="276" w:lineRule="auto"/>
+      </w:pPr>
+      <w:r>
+        <w:rPr>
+          <w:rFonts w:ascii="Calibri" w:hAnsi="Calibri"/>
+          <w:color w:val="1E293B"/>
+          <w:sz w:val="20"/>
+        </w:rPr>
+        <w:t>Credentials: GAF Master Commercial Contractor · Carlisle SynTec Certified Applicator · Elevate (Firestone) Red Shield Certified · 20-Year NDL Warranty Certified.</w:t>
+      </w:r>
+    </w:p>
+    <w:p>
+      <w:pPr>
+        <w:spacing w:before="0" w:after="120" w:line="276" w:lineRule="auto"/>
+      </w:pPr>
+      <w:r>
+        <w:rPr>
+          <w:rFonts w:ascii="Calibri" w:hAnsi="Calibri"/>
+          <w:color w:val="1E293B"/>
+          <w:sz w:val="20"/>
+        </w:rPr>
+        <w:t>2. Hero Presentation</w:t>
+      </w:r>
+    </w:p>
+    <w:p>
+      <w:pPr>
+        <w:spacing w:before="0" w:after="120" w:line="276" w:lineRule="auto"/>
+      </w:pPr>
+      <w:r>
+        <w:rPr>
+          <w:rFonts w:ascii="Calibri" w:hAnsi="Calibri"/>
+          <w:color w:val="1E293B"/>
+          <w:sz w:val="20"/>
+        </w:rPr>
+        <w:t>Category Kicker: South Texas Commercial Flat Roofing Specialists Since 2012</w:t>
+      </w:r>
+    </w:p>
+    <w:p>
+      <w:pPr>
+        <w:spacing w:before="0" w:after="120" w:line="276" w:lineRule="auto"/>
+      </w:pPr>
+      <w:r>
+        <w:rPr>
+          <w:rFonts w:ascii="Calibri" w:hAnsi="Calibri"/>
+          <w:color w:val="1E293B"/>
+          <w:sz w:val="20"/>
+        </w:rPr>
+        <w:t>Primary Headline: Engineered commercial flat roofing and industrial storm restoration built for South Texas heat.</w:t>
+      </w:r>
+    </w:p>
+    <w:p>
+      <w:pPr>
+        <w:spacing w:before="0" w:after="120" w:line="276" w:lineRule="auto"/>
+      </w:pPr>
+      <w:r>
+        <w:rPr>
+          <w:rFonts w:ascii="Calibri" w:hAnsi="Calibri"/>
+          <w:color w:val="1E293B"/>
+          <w:sz w:val="20"/>
+        </w:rPr>
+        <w:t>Subhead: Protecting distribution warehouses, manufacturing facilities, and commercial properties across the Rio Grande Valley. Specializing in single-ply TPO, fluid-applied silicone restoration membranes, and standing seam industrial metal.</w:t>
+      </w:r>
+    </w:p>
+    <w:p>
+      <w:pPr>
+        <w:spacing w:before="0" w:after="120" w:line="276" w:lineRule="auto"/>
+      </w:pPr>
+      <w:r>
+        <w:rPr>
+          <w:rFonts w:ascii="Calibri" w:hAnsi="Calibri"/>
+          <w:color w:val="1E293B"/>
+          <w:sz w:val="20"/>
+        </w:rPr>
+        <w:t>Call to Action: Primary: [Schedule 21-Point Commercial Roof Assessment] · Secondary: [Download 20-Year NDL Warranty Guide]</w:t>
+      </w:r>
+    </w:p>
+    <w:p>
+      <w:pPr>
+        <w:spacing w:before="0" w:after="120" w:line="276" w:lineRule="auto"/>
+      </w:pPr>
+      <w:r>
+        <w:rPr>
+          <w:rFonts w:ascii="Calibri" w:hAnsi="Calibri"/>
+          <w:color w:val="1E293B"/>
+          <w:sz w:val="20"/>
+        </w:rPr>
+        <w:t>3. The South Texas Climate Challenge</w:t>
+      </w:r>
+    </w:p>
+    <w:p>
+      <w:pPr>
+        <w:spacing w:before="0" w:after="120" w:line="276" w:lineRule="auto"/>
+      </w:pPr>
+      <w:r>
+        <w:rPr>
+          <w:rFonts w:ascii="Calibri" w:hAnsi="Calibri"/>
+          <w:color w:val="1E293B"/>
+          <w:sz w:val="20"/>
+        </w:rPr>
+        <w:t>Subtropical UV radiation, extreme thermal shock, and Gulf Coast tropical windstorms destroy standard commercial roofs. A compromised commercial roof risks millions of dollars in inventory, warehouse equipment, and business interruption.</w:t>
+      </w:r>
+    </w:p>
+    <w:p>
+      <w:pPr>
+        <w:spacing w:before="0" w:after="120" w:line="276" w:lineRule="auto"/>
+      </w:pPr>
+      <w:r>
+        <w:rPr>
+          <w:rFonts w:ascii="Calibri" w:hAnsi="Calibri"/>
+          <w:color w:val="1E293B"/>
+          <w:sz w:val="20"/>
+        </w:rPr>
+        <w:t>Orozco Commercial Roofing delivers heavy-duty roofing systems engineered specifically to withstand 120-degree roof-surface heat, sustained 115-mph hurricane winds, and severe hail impact.</w:t>
+      </w:r>
+    </w:p>
+    <w:p>
+      <w:r>
+        <w:br w:type="page"/>
+      </w:r>
+    </w:p>
+    <w:p>
+      <w:pPr>
+        <w:keepNext/>
+        <w:spacing w:before="280" w:after="80"/>
+      </w:pPr>
+      <w:r>
+        <w:rPr>
+          <w:rFonts w:ascii="Calibri" w:hAnsi="Calibri"/>
+          <w:b/>
+          <w:color w:val="0F172A"/>
+          <w:sz w:val="26"/>
+        </w:rPr>
+        <w:t>TECHNICAL SPECIFICATIONS &amp; SYSTEM COMPARISON MATRIX</w:t>
       </w:r>
     </w:p>
     <w:tbl>
@@ -176,18 +259,17 @@
         <w:tblLook w:firstColumn="1" w:firstRow="1" w:lastColumn="0" w:lastRow="0" w:noHBand="0" w:noVBand="1" w:val="04A0"/>
       </w:tblPr>
       <w:tblGrid>
-        <w:gridCol w:w="1337"/>
-        <w:gridCol w:w="1337"/>
-        <w:gridCol w:w="1337"/>
-        <w:gridCol w:w="1337"/>
-        <w:gridCol w:w="1337"/>
-        <w:gridCol w:w="1337"/>
-        <w:gridCol w:w="1337"/>
+        <w:gridCol w:w="1560"/>
+        <w:gridCol w:w="1560"/>
+        <w:gridCol w:w="1560"/>
+        <w:gridCol w:w="1560"/>
+        <w:gridCol w:w="1560"/>
+        <w:gridCol w:w="1560"/>
       </w:tblGrid>
       <w:tr>
         <w:tc>
           <w:tcPr>
-            <w:tcW w:type="dxa" w:w="1337"/>
+            <w:tcW w:type="dxa" w:w="1560"/>
             <w:shd w:fill="0F172A"/>
             <w:tcBorders>
               <w:top w:val="single" w:sz="4" w:space="0" w:color="CBD5E1"/>
@@ -208,13 +290,13 @@
                 <w:color w:val="FFFFFF"/>
                 <w:sz w:val="19"/>
               </w:rPr>
-              <w:t>Commercial System Type</w:t>
+              <w:t>Commercial System</w:t>
             </w:r>
           </w:p>
         </w:tc>
         <w:tc>
           <w:tcPr>
-            <w:tcW w:type="dxa" w:w="1337"/>
+            <w:tcW w:type="dxa" w:w="1560"/>
             <w:shd w:fill="0F172A"/>
             <w:tcBorders>
               <w:top w:val="single" w:sz="4" w:space="0" w:color="CBD5E1"/>
@@ -235,13 +317,13 @@
                 <w:color w:val="FFFFFF"/>
                 <w:sz w:val="19"/>
               </w:rPr>
-              <w:t>Mil Thickness / Gauge</w:t>
+              <w:t>Membrane Thickness</w:t>
             </w:r>
           </w:p>
         </w:tc>
         <w:tc>
           <w:tcPr>
-            <w:tcW w:type="dxa" w:w="1337"/>
+            <w:tcW w:type="dxa" w:w="1560"/>
             <w:shd w:fill="0F172A"/>
             <w:tcBorders>
               <w:top w:val="single" w:sz="4" w:space="0" w:color="CBD5E1"/>
@@ -268,7 +350,7 @@
         </w:tc>
         <w:tc>
           <w:tcPr>
-            <w:tcW w:type="dxa" w:w="1337"/>
+            <w:tcW w:type="dxa" w:w="1560"/>
             <w:shd w:fill="0F172A"/>
             <w:tcBorders>
               <w:top w:val="single" w:sz="4" w:space="0" w:color="CBD5E1"/>
@@ -289,13 +371,13 @@
                 <w:color w:val="FFFFFF"/>
                 <w:sz w:val="19"/>
               </w:rPr>
-              <w:t>Seam Tensile Strength</w:t>
+              <w:t>Hail Impact Rating</w:t>
             </w:r>
           </w:p>
         </w:tc>
         <w:tc>
           <w:tcPr>
-            <w:tcW w:type="dxa" w:w="1337"/>
+            <w:tcW w:type="dxa" w:w="1560"/>
             <w:shd w:fill="0F172A"/>
             <w:tcBorders>
               <w:top w:val="single" w:sz="4" w:space="0" w:color="CBD5E1"/>
@@ -316,13 +398,13 @@
                 <w:color w:val="FFFFFF"/>
                 <w:sz w:val="19"/>
               </w:rPr>
-              <w:t>Wind Uplift Rating</w:t>
+              <w:t>Wind Uplift Resistance</w:t>
             </w:r>
           </w:p>
         </w:tc>
         <w:tc>
           <w:tcPr>
-            <w:tcW w:type="dxa" w:w="1337"/>
+            <w:tcW w:type="dxa" w:w="1560"/>
             <w:shd w:fill="0F172A"/>
             <w:tcBorders>
               <w:top w:val="single" w:sz="4" w:space="0" w:color="CBD5E1"/>
@@ -343,34 +425,7 @@
                 <w:color w:val="FFFFFF"/>
                 <w:sz w:val="19"/>
               </w:rPr>
-              <w:t>Warranty Term Available</w:t>
-            </w:r>
-          </w:p>
-        </w:tc>
-        <w:tc>
-          <w:tcPr>
-            <w:tcW w:type="dxa" w:w="1337"/>
-            <w:shd w:fill="0F172A"/>
-            <w:tcBorders>
-              <w:top w:val="single" w:sz="4" w:space="0" w:color="CBD5E1"/>
-              <w:left w:val="none"/>
-              <w:bottom w:val="single" w:sz="4" w:space="0" w:color="CBD5E1"/>
-              <w:right w:val="none"/>
-            </w:tcBorders>
-          </w:tcPr>
-          <w:p>
-            <w:pPr>
-              <w:spacing w:before="80" w:after="80"/>
-              <w:jc w:val="center"/>
-            </w:pPr>
-            <w:r>
-              <w:rPr>
-                <w:rFonts w:ascii="Calibri" w:hAnsi="Calibri"/>
-                <w:b/>
-                <w:color w:val="FFFFFF"/>
-                <w:sz w:val="19"/>
-              </w:rPr>
-              <w:t>Best Commercial Application</w:t>
+              <w:t>Manufacturer Warranty</w:t>
             </w:r>
           </w:p>
         </w:tc>
@@ -378,7 +433,7 @@
       <w:tr>
         <w:tc>
           <w:tcPr>
-            <w:tcW w:type="dxa" w:w="1337"/>
+            <w:tcW w:type="dxa" w:w="1560"/>
             <w:shd w:fill="F8FAFC"/>
             <w:tcBorders>
               <w:top w:val="single" w:sz="4" w:space="0" w:color="CBD5E1"/>
@@ -404,7 +459,7 @@
         </w:tc>
         <w:tc>
           <w:tcPr>
-            <w:tcW w:type="dxa" w:w="1337"/>
+            <w:tcW w:type="dxa" w:w="1560"/>
             <w:shd w:fill="F8FAFC"/>
             <w:tcBorders>
               <w:top w:val="single" w:sz="4" w:space="0" w:color="CBD5E1"/>
@@ -424,13 +479,13 @@
                 <w:color w:val="1E293B"/>
                 <w:sz w:val="18"/>
               </w:rPr>
-              <w:t>60-Mil &amp; 80-Mil Single-Ply</w:t>
+              <w:t>60-mil / 80-mil Reinforced</w:t>
             </w:r>
           </w:p>
         </w:tc>
         <w:tc>
           <w:tcPr>
-            <w:tcW w:type="dxa" w:w="1337"/>
+            <w:tcW w:type="dxa" w:w="1560"/>
             <w:shd w:fill="F8FAFC"/>
             <w:tcBorders>
               <w:top w:val="single" w:sz="4" w:space="0" w:color="CBD5E1"/>
@@ -450,13 +505,13 @@
                 <w:color w:val="1E293B"/>
                 <w:sz w:val="18"/>
               </w:rPr>
-              <w:t>Initial SRI: 108 (High White)</w:t>
+              <w:t>104 (Initial Cool Roof)</w:t>
             </w:r>
           </w:p>
         </w:tc>
         <w:tc>
           <w:tcPr>
-            <w:tcW w:type="dxa" w:w="1337"/>
+            <w:tcW w:type="dxa" w:w="1560"/>
             <w:shd w:fill="F8FAFC"/>
             <w:tcBorders>
               <w:top w:val="single" w:sz="4" w:space="0" w:color="CBD5E1"/>
@@ -476,13 +531,13 @@
                 <w:color w:val="1E293B"/>
                 <w:sz w:val="18"/>
               </w:rPr>
-              <w:t>Heat-Welded: 450 lbf/in</w:t>
+              <w:t>UL 2218 Class 4 Impact</w:t>
             </w:r>
           </w:p>
         </w:tc>
         <w:tc>
           <w:tcPr>
-            <w:tcW w:type="dxa" w:w="1337"/>
+            <w:tcW w:type="dxa" w:w="1560"/>
             <w:shd w:fill="F8FAFC"/>
             <w:tcBorders>
               <w:top w:val="single" w:sz="4" w:space="0" w:color="CBD5E1"/>
@@ -502,13 +557,13 @@
                 <w:color w:val="1E293B"/>
                 <w:sz w:val="18"/>
               </w:rPr>
-              <w:t>FM 1-90 / FM 1-120</w:t>
+              <w:t>FM 1-90 / 1-120 Rated</w:t>
             </w:r>
           </w:p>
         </w:tc>
         <w:tc>
           <w:tcPr>
-            <w:tcW w:type="dxa" w:w="1337"/>
+            <w:tcW w:type="dxa" w:w="1560"/>
             <w:shd w:fill="F8FAFC"/>
             <w:tcBorders>
               <w:top w:val="single" w:sz="4" w:space="0" w:color="CBD5E1"/>
@@ -528,33 +583,7 @@
                 <w:color w:val="1E293B"/>
                 <w:sz w:val="18"/>
               </w:rPr>
-              <w:t>20-Year &amp; 25-Year NDL</w:t>
-            </w:r>
-          </w:p>
-        </w:tc>
-        <w:tc>
-          <w:tcPr>
-            <w:tcW w:type="dxa" w:w="1337"/>
-            <w:shd w:fill="F8FAFC"/>
-            <w:tcBorders>
-              <w:top w:val="single" w:sz="4" w:space="0" w:color="CBD5E1"/>
-              <w:left w:val="none"/>
-              <w:bottom w:val="single" w:sz="4" w:space="0" w:color="CBD5E1"/>
-              <w:right w:val="none"/>
-            </w:tcBorders>
-          </w:tcPr>
-          <w:p>
-            <w:pPr>
-              <w:spacing w:before="80" w:after="80"/>
-              <w:jc w:val="left"/>
-            </w:pPr>
-            <w:r>
-              <w:rPr>
-                <w:rFonts w:ascii="Calibri" w:hAnsi="Calibri"/>
-                <w:color w:val="1E293B"/>
-                <w:sz w:val="18"/>
-              </w:rPr>
-              <w:t>Big-box retail, logistics warehouses, low-slope roofs</w:t>
+              <w:t>20-Year No Dollar Limit (NDL)</w:t>
             </w:r>
           </w:p>
         </w:tc>
@@ -562,7 +591,7 @@
       <w:tr>
         <w:tc>
           <w:tcPr>
-            <w:tcW w:type="dxa" w:w="1337"/>
+            <w:tcW w:type="dxa" w:w="1560"/>
             <w:shd w:fill="FFFFFF"/>
             <w:tcBorders>
               <w:top w:val="single" w:sz="4" w:space="0" w:color="CBD5E1"/>
@@ -588,7 +617,7 @@
         </w:tc>
         <w:tc>
           <w:tcPr>
-            <w:tcW w:type="dxa" w:w="1337"/>
+            <w:tcW w:type="dxa" w:w="1560"/>
             <w:shd w:fill="FFFFFF"/>
             <w:tcBorders>
               <w:top w:val="single" w:sz="4" w:space="0" w:color="CBD5E1"/>
@@ -608,13 +637,13 @@
                 <w:color w:val="1E293B"/>
                 <w:sz w:val="18"/>
               </w:rPr>
-              <w:t>60-Mil Reinforced</w:t>
+              <w:t>60-mil Polyester Scrim</w:t>
             </w:r>
           </w:p>
         </w:tc>
         <w:tc>
           <w:tcPr>
-            <w:tcW w:type="dxa" w:w="1337"/>
+            <w:tcW w:type="dxa" w:w="1560"/>
             <w:shd w:fill="FFFFFF"/>
             <w:tcBorders>
               <w:top w:val="single" w:sz="4" w:space="0" w:color="CBD5E1"/>
@@ -634,13 +663,13 @@
                 <w:color w:val="1E293B"/>
                 <w:sz w:val="18"/>
               </w:rPr>
-              <w:t>Initial SRI: 106</w:t>
+              <w:t>102 Initial SRI</w:t>
             </w:r>
           </w:p>
         </w:tc>
         <w:tc>
           <w:tcPr>
-            <w:tcW w:type="dxa" w:w="1337"/>
+            <w:tcW w:type="dxa" w:w="1560"/>
             <w:shd w:fill="FFFFFF"/>
             <w:tcBorders>
               <w:top w:val="single" w:sz="4" w:space="0" w:color="CBD5E1"/>
@@ -660,13 +689,13 @@
                 <w:color w:val="1E293B"/>
                 <w:sz w:val="18"/>
               </w:rPr>
-              <w:t>Hot-Air Fused: 420 lbf/in</w:t>
+              <w:t>Severe Hail (SH) Approved</w:t>
             </w:r>
           </w:p>
         </w:tc>
         <w:tc>
           <w:tcPr>
-            <w:tcW w:type="dxa" w:w="1337"/>
+            <w:tcW w:type="dxa" w:w="1560"/>
             <w:shd w:fill="FFFFFF"/>
             <w:tcBorders>
               <w:top w:val="single" w:sz="4" w:space="0" w:color="CBD5E1"/>
@@ -686,13 +715,13 @@
                 <w:color w:val="1E293B"/>
                 <w:sz w:val="18"/>
               </w:rPr>
-              <w:t>FM 1-90 Approved</w:t>
+              <w:t>Meets ASTM D6878 Specs</w:t>
             </w:r>
           </w:p>
         </w:tc>
         <w:tc>
           <w:tcPr>
-            <w:tcW w:type="dxa" w:w="1337"/>
+            <w:tcW w:type="dxa" w:w="1560"/>
             <w:shd w:fill="FFFFFF"/>
             <w:tcBorders>
               <w:top w:val="single" w:sz="4" w:space="0" w:color="CBD5E1"/>
@@ -712,14 +741,16 @@
                 <w:color w:val="1E293B"/>
                 <w:sz w:val="18"/>
               </w:rPr>
-              <w:t>20-Year Red Shield NDL</w:t>
+              <w:t>20-Year Red Shield Warranty</w:t>
             </w:r>
           </w:p>
         </w:tc>
+      </w:tr>
+      <w:tr>
         <w:tc>
           <w:tcPr>
-            <w:tcW w:type="dxa" w:w="1337"/>
-            <w:shd w:fill="FFFFFF"/>
+            <w:tcW w:type="dxa" w:w="1560"/>
+            <w:shd w:fill="F8FAFC"/>
             <w:tcBorders>
               <w:top w:val="single" w:sz="4" w:space="0" w:color="CBD5E1"/>
               <w:left w:val="none"/>
@@ -738,7 +769,137 @@
                 <w:color w:val="1E293B"/>
                 <w:sz w:val="18"/>
               </w:rPr>
-              <w:t>Medical plazas, commercial office parks, climate storage</w:t>
+              <w:t>GacoFlex Silicone Coating</w:t>
+            </w:r>
+          </w:p>
+        </w:tc>
+        <w:tc>
+          <w:tcPr>
+            <w:tcW w:type="dxa" w:w="1560"/>
+            <w:shd w:fill="F8FAFC"/>
+            <w:tcBorders>
+              <w:top w:val="single" w:sz="4" w:space="0" w:color="CBD5E1"/>
+              <w:left w:val="none"/>
+              <w:bottom w:val="single" w:sz="4" w:space="0" w:color="CBD5E1"/>
+              <w:right w:val="none"/>
+            </w:tcBorders>
+          </w:tcPr>
+          <w:p>
+            <w:pPr>
+              <w:spacing w:before="80" w:after="80"/>
+              <w:jc w:val="left"/>
+            </w:pPr>
+            <w:r>
+              <w:rPr>
+                <w:rFonts w:ascii="Calibri" w:hAnsi="Calibri"/>
+                <w:color w:val="1E293B"/>
+                <w:sz w:val="18"/>
+              </w:rPr>
+              <w:t>32-mil Dry Film Thickness</w:t>
+            </w:r>
+          </w:p>
+        </w:tc>
+        <w:tc>
+          <w:tcPr>
+            <w:tcW w:type="dxa" w:w="1560"/>
+            <w:shd w:fill="F8FAFC"/>
+            <w:tcBorders>
+              <w:top w:val="single" w:sz="4" w:space="0" w:color="CBD5E1"/>
+              <w:left w:val="none"/>
+              <w:bottom w:val="single" w:sz="4" w:space="0" w:color="CBD5E1"/>
+              <w:right w:val="none"/>
+            </w:tcBorders>
+          </w:tcPr>
+          <w:p>
+            <w:pPr>
+              <w:spacing w:before="80" w:after="80"/>
+              <w:jc w:val="left"/>
+            </w:pPr>
+            <w:r>
+              <w:rPr>
+                <w:rFonts w:ascii="Calibri" w:hAnsi="Calibri"/>
+                <w:color w:val="1E293B"/>
+                <w:sz w:val="18"/>
+              </w:rPr>
+              <w:t>110 Maximum Reflectance</w:t>
+            </w:r>
+          </w:p>
+        </w:tc>
+        <w:tc>
+          <w:tcPr>
+            <w:tcW w:type="dxa" w:w="1560"/>
+            <w:shd w:fill="F8FAFC"/>
+            <w:tcBorders>
+              <w:top w:val="single" w:sz="4" w:space="0" w:color="CBD5E1"/>
+              <w:left w:val="none"/>
+              <w:bottom w:val="single" w:sz="4" w:space="0" w:color="CBD5E1"/>
+              <w:right w:val="none"/>
+            </w:tcBorders>
+          </w:tcPr>
+          <w:p>
+            <w:pPr>
+              <w:spacing w:before="80" w:after="80"/>
+              <w:jc w:val="left"/>
+            </w:pPr>
+            <w:r>
+              <w:rPr>
+                <w:rFonts w:ascii="Calibri" w:hAnsi="Calibri"/>
+                <w:color w:val="1E293B"/>
+                <w:sz w:val="18"/>
+              </w:rPr>
+              <w:t>Flexible Elastomeric Fill</w:t>
+            </w:r>
+          </w:p>
+        </w:tc>
+        <w:tc>
+          <w:tcPr>
+            <w:tcW w:type="dxa" w:w="1560"/>
+            <w:shd w:fill="F8FAFC"/>
+            <w:tcBorders>
+              <w:top w:val="single" w:sz="4" w:space="0" w:color="CBD5E1"/>
+              <w:left w:val="none"/>
+              <w:bottom w:val="single" w:sz="4" w:space="0" w:color="CBD5E1"/>
+              <w:right w:val="none"/>
+            </w:tcBorders>
+          </w:tcPr>
+          <w:p>
+            <w:pPr>
+              <w:spacing w:before="80" w:after="80"/>
+              <w:jc w:val="left"/>
+            </w:pPr>
+            <w:r>
+              <w:rPr>
+                <w:rFonts w:ascii="Calibri" w:hAnsi="Calibri"/>
+                <w:color w:val="1E293B"/>
+                <w:sz w:val="18"/>
+              </w:rPr>
+              <w:t>Resists Standing Ponding Water</w:t>
+            </w:r>
+          </w:p>
+        </w:tc>
+        <w:tc>
+          <w:tcPr>
+            <w:tcW w:type="dxa" w:w="1560"/>
+            <w:shd w:fill="F8FAFC"/>
+            <w:tcBorders>
+              <w:top w:val="single" w:sz="4" w:space="0" w:color="CBD5E1"/>
+              <w:left w:val="none"/>
+              <w:bottom w:val="single" w:sz="4" w:space="0" w:color="CBD5E1"/>
+              <w:right w:val="none"/>
+            </w:tcBorders>
+          </w:tcPr>
+          <w:p>
+            <w:pPr>
+              <w:spacing w:before="80" w:after="80"/>
+              <w:jc w:val="left"/>
+            </w:pPr>
+            <w:r>
+              <w:rPr>
+                <w:rFonts w:ascii="Calibri" w:hAnsi="Calibri"/>
+                <w:color w:val="1E293B"/>
+                <w:sz w:val="18"/>
+              </w:rPr>
+              <w:t>50-Year Limited Material Warranty</w:t>
             </w:r>
           </w:p>
         </w:tc>
@@ -746,8 +907,8 @@
       <w:tr>
         <w:tc>
           <w:tcPr>
-            <w:tcW w:type="dxa" w:w="1337"/>
-            <w:shd w:fill="F8FAFC"/>
+            <w:tcW w:type="dxa" w:w="1560"/>
+            <w:shd w:fill="FFFFFF"/>
             <w:tcBorders>
               <w:top w:val="single" w:sz="4" w:space="0" w:color="CBD5E1"/>
               <w:left w:val="none"/>
@@ -772,8 +933,8 @@
         </w:tc>
         <w:tc>
           <w:tcPr>
-            <w:tcW w:type="dxa" w:w="1337"/>
-            <w:shd w:fill="F8FAFC"/>
+            <w:tcW w:type="dxa" w:w="1560"/>
+            <w:shd w:fill="FFFFFF"/>
             <w:tcBorders>
               <w:top w:val="single" w:sz="4" w:space="0" w:color="CBD5E1"/>
               <w:left w:val="none"/>
@@ -798,139 +959,7 @@
         </w:tc>
         <w:tc>
           <w:tcPr>
-            <w:tcW w:type="dxa" w:w="1337"/>
-            <w:shd w:fill="F8FAFC"/>
-            <w:tcBorders>
-              <w:top w:val="single" w:sz="4" w:space="0" w:color="CBD5E1"/>
-              <w:left w:val="none"/>
-              <w:bottom w:val="single" w:sz="4" w:space="0" w:color="CBD5E1"/>
-              <w:right w:val="none"/>
-            </w:tcBorders>
-          </w:tcPr>
-          <w:p>
-            <w:pPr>
-              <w:spacing w:before="80" w:after="80"/>
-              <w:jc w:val="left"/>
-            </w:pPr>
-            <w:r>
-              <w:rPr>
-                <w:rFonts w:ascii="Calibri" w:hAnsi="Calibri"/>
-                <w:color w:val="1E293B"/>
-                <w:sz w:val="18"/>
-              </w:rPr>
-              <w:t>Kynar 500 Coated (SRI 65)</w:t>
-            </w:r>
-          </w:p>
-        </w:tc>
-        <w:tc>
-          <w:tcPr>
-            <w:tcW w:type="dxa" w:w="1337"/>
-            <w:shd w:fill="F8FAFC"/>
-            <w:tcBorders>
-              <w:top w:val="single" w:sz="4" w:space="0" w:color="CBD5E1"/>
-              <w:left w:val="none"/>
-              <w:bottom w:val="single" w:sz="4" w:space="0" w:color="CBD5E1"/>
-              <w:right w:val="none"/>
-            </w:tcBorders>
-          </w:tcPr>
-          <w:p>
-            <w:pPr>
-              <w:spacing w:before="80" w:after="80"/>
-              <w:jc w:val="left"/>
-            </w:pPr>
-            <w:r>
-              <w:rPr>
-                <w:rFonts w:ascii="Calibri" w:hAnsi="Calibri"/>
-                <w:color w:val="1E293B"/>
-                <w:sz w:val="18"/>
-              </w:rPr>
-              <w:t>Mechanical Double-Lock</w:t>
-            </w:r>
-          </w:p>
-        </w:tc>
-        <w:tc>
-          <w:tcPr>
-            <w:tcW w:type="dxa" w:w="1337"/>
-            <w:shd w:fill="F8FAFC"/>
-            <w:tcBorders>
-              <w:top w:val="single" w:sz="4" w:space="0" w:color="CBD5E1"/>
-              <w:left w:val="none"/>
-              <w:bottom w:val="single" w:sz="4" w:space="0" w:color="CBD5E1"/>
-              <w:right w:val="none"/>
-            </w:tcBorders>
-          </w:tcPr>
-          <w:p>
-            <w:pPr>
-              <w:spacing w:before="80" w:after="80"/>
-              <w:jc w:val="left"/>
-            </w:pPr>
-            <w:r>
-              <w:rPr>
-                <w:rFonts w:ascii="Calibri" w:hAnsi="Calibri"/>
-                <w:color w:val="1E293B"/>
-                <w:sz w:val="18"/>
-              </w:rPr>
-              <w:t>140+ MPH Hurricane Rated</w:t>
-            </w:r>
-          </w:p>
-        </w:tc>
-        <w:tc>
-          <w:tcPr>
-            <w:tcW w:type="dxa" w:w="1337"/>
-            <w:shd w:fill="F8FAFC"/>
-            <w:tcBorders>
-              <w:top w:val="single" w:sz="4" w:space="0" w:color="CBD5E1"/>
-              <w:left w:val="none"/>
-              <w:bottom w:val="single" w:sz="4" w:space="0" w:color="CBD5E1"/>
-              <w:right w:val="none"/>
-            </w:tcBorders>
-          </w:tcPr>
-          <w:p>
-            <w:pPr>
-              <w:spacing w:before="80" w:after="80"/>
-              <w:jc w:val="left"/>
-            </w:pPr>
-            <w:r>
-              <w:rPr>
-                <w:rFonts w:ascii="Calibri" w:hAnsi="Calibri"/>
-                <w:color w:val="1E293B"/>
-                <w:sz w:val="18"/>
-              </w:rPr>
-              <w:t>30-Year Finish / 20-Yr Weathertight</w:t>
-            </w:r>
-          </w:p>
-        </w:tc>
-        <w:tc>
-          <w:tcPr>
-            <w:tcW w:type="dxa" w:w="1337"/>
-            <w:shd w:fill="F8FAFC"/>
-            <w:tcBorders>
-              <w:top w:val="single" w:sz="4" w:space="0" w:color="CBD5E1"/>
-              <w:left w:val="none"/>
-              <w:bottom w:val="single" w:sz="4" w:space="0" w:color="CBD5E1"/>
-              <w:right w:val="none"/>
-            </w:tcBorders>
-          </w:tcPr>
-          <w:p>
-            <w:pPr>
-              <w:spacing w:before="80" w:after="80"/>
-              <w:jc w:val="left"/>
-            </w:pPr>
-            <w:r>
-              <w:rPr>
-                <w:rFonts w:ascii="Calibri" w:hAnsi="Calibri"/>
-                <w:color w:val="1E293B"/>
-                <w:sz w:val="18"/>
-              </w:rPr>
-              <w:t>Mansard facades, pitched banks, churches, schools</w:t>
-            </w:r>
-          </w:p>
-        </w:tc>
-      </w:tr>
-      <w:tr>
-        <w:tc>
-          <w:tcPr>
-            <w:tcW w:type="dxa" w:w="1337"/>
+            <w:tcW w:type="dxa" w:w="1560"/>
             <w:shd w:fill="FFFFFF"/>
             <w:tcBorders>
               <w:top w:val="single" w:sz="4" w:space="0" w:color="CBD5E1"/>
@@ -950,13 +979,13 @@
                 <w:color w:val="1E293B"/>
                 <w:sz w:val="18"/>
               </w:rPr>
-              <w:t>Fluid-Applied Silicone Restor.</w:t>
+              <w:t>Kynar 500 / Hylar 5000</w:t>
             </w:r>
           </w:p>
         </w:tc>
         <w:tc>
           <w:tcPr>
-            <w:tcW w:type="dxa" w:w="1337"/>
+            <w:tcW w:type="dxa" w:w="1560"/>
             <w:shd w:fill="FFFFFF"/>
             <w:tcBorders>
               <w:top w:val="single" w:sz="4" w:space="0" w:color="CBD5E1"/>
@@ -976,13 +1005,13 @@
                 <w:color w:val="1E293B"/>
                 <w:sz w:val="18"/>
               </w:rPr>
-              <w:t>High-Solids 96% Silicone</w:t>
+              <w:t>UL Class 4 Hail Resistant</w:t>
             </w:r>
           </w:p>
         </w:tc>
         <w:tc>
           <w:tcPr>
-            <w:tcW w:type="dxa" w:w="1337"/>
+            <w:tcW w:type="dxa" w:w="1560"/>
             <w:shd w:fill="FFFFFF"/>
             <w:tcBorders>
               <w:top w:val="single" w:sz="4" w:space="0" w:color="CBD5E1"/>
@@ -1002,13 +1031,13 @@
                 <w:color w:val="1E293B"/>
                 <w:sz w:val="18"/>
               </w:rPr>
-              <w:t>Initial SRI: 110</w:t>
+              <w:t>140 MPH Hurricane Uplift</w:t>
             </w:r>
           </w:p>
         </w:tc>
         <w:tc>
           <w:tcPr>
-            <w:tcW w:type="dxa" w:w="1337"/>
+            <w:tcW w:type="dxa" w:w="1560"/>
             <w:shd w:fill="FFFFFF"/>
             <w:tcBorders>
               <w:top w:val="single" w:sz="4" w:space="0" w:color="CBD5E1"/>
@@ -1028,85 +1057,7 @@
                 <w:color w:val="1E293B"/>
                 <w:sz w:val="18"/>
               </w:rPr>
-              <w:t>Monolithic Seamless</w:t>
-            </w:r>
-          </w:p>
-        </w:tc>
-        <w:tc>
-          <w:tcPr>
-            <w:tcW w:type="dxa" w:w="1337"/>
-            <w:shd w:fill="FFFFFF"/>
-            <w:tcBorders>
-              <w:top w:val="single" w:sz="4" w:space="0" w:color="CBD5E1"/>
-              <w:left w:val="none"/>
-              <w:bottom w:val="single" w:sz="4" w:space="0" w:color="CBD5E1"/>
-              <w:right w:val="none"/>
-            </w:tcBorders>
-          </w:tcPr>
-          <w:p>
-            <w:pPr>
-              <w:spacing w:before="80" w:after="80"/>
-              <w:jc w:val="left"/>
-            </w:pPr>
-            <w:r>
-              <w:rPr>
-                <w:rFonts w:ascii="Calibri" w:hAnsi="Calibri"/>
-                <w:color w:val="1E293B"/>
-                <w:sz w:val="18"/>
-              </w:rPr>
-              <w:t>FM 4470 Wind Class 1</w:t>
-            </w:r>
-          </w:p>
-        </w:tc>
-        <w:tc>
-          <w:tcPr>
-            <w:tcW w:type="dxa" w:w="1337"/>
-            <w:shd w:fill="FFFFFF"/>
-            <w:tcBorders>
-              <w:top w:val="single" w:sz="4" w:space="0" w:color="CBD5E1"/>
-              <w:left w:val="none"/>
-              <w:bottom w:val="single" w:sz="4" w:space="0" w:color="CBD5E1"/>
-              <w:right w:val="none"/>
-            </w:tcBorders>
-          </w:tcPr>
-          <w:p>
-            <w:pPr>
-              <w:spacing w:before="80" w:after="80"/>
-              <w:jc w:val="left"/>
-            </w:pPr>
-            <w:r>
-              <w:rPr>
-                <w:rFonts w:ascii="Calibri" w:hAnsi="Calibri"/>
-                <w:color w:val="1E293B"/>
-                <w:sz w:val="18"/>
-              </w:rPr>
-              <w:t>15-Year Renewable Warranty</w:t>
-            </w:r>
-          </w:p>
-        </w:tc>
-        <w:tc>
-          <w:tcPr>
-            <w:tcW w:type="dxa" w:w="1337"/>
-            <w:shd w:fill="FFFFFF"/>
-            <w:tcBorders>
-              <w:top w:val="single" w:sz="4" w:space="0" w:color="CBD5E1"/>
-              <w:left w:val="none"/>
-              <w:bottom w:val="single" w:sz="4" w:space="0" w:color="CBD5E1"/>
-              <w:right w:val="none"/>
-            </w:tcBorders>
-          </w:tcPr>
-          <w:p>
-            <w:pPr>
-              <w:spacing w:before="80" w:after="80"/>
-              <w:jc w:val="left"/>
-            </w:pPr>
-            <w:r>
-              <w:rPr>
-                <w:rFonts w:ascii="Calibri" w:hAnsi="Calibri"/>
-                <w:color w:val="1E293B"/>
-                <w:sz w:val="18"/>
-              </w:rPr>
-              <w:t>Restoring aged metal panels, weathered EPDM, mod-bit</w:t>
+              <w:t>30-Year Finish / 20-Year Weathertight</w:t>
             </w:r>
           </w:p>
         </w:tc>
@@ -1116,6 +1067,90 @@
       <w:pPr>
         <w:spacing w:before="0" w:after="160"/>
       </w:pPr>
+    </w:p>
+    <w:p>
+      <w:pPr>
+        <w:keepNext/>
+        <w:spacing w:before="280" w:after="80"/>
+      </w:pPr>
+      <w:r>
+        <w:rPr>
+          <w:rFonts w:ascii="Calibri" w:hAnsi="Calibri"/>
+          <w:b/>
+          <w:color w:val="0F172A"/>
+          <w:sz w:val="26"/>
+        </w:rPr>
+        <w:t>21-POINT COMMERCIAL ROOF ASSESSMENT METHODOLOGY</w:t>
+      </w:r>
+    </w:p>
+    <w:p>
+      <w:pPr>
+        <w:spacing w:before="0" w:after="120" w:line="276" w:lineRule="auto"/>
+      </w:pPr>
+      <w:r>
+        <w:rPr>
+          <w:rFonts w:ascii="Calibri" w:hAnsi="Calibri"/>
+          <w:color w:val="1E293B"/>
+          <w:sz w:val="20"/>
+        </w:rPr>
+        <w:t>Every commercial inspection includes core sampling, infrared moisture scans, and photographic documentation:</w:t>
+      </w:r>
+    </w:p>
+    <w:p>
+      <w:pPr>
+        <w:pStyle w:val="ListBullet"/>
+        <w:spacing w:before="0" w:after="60" w:line="276" w:lineRule="auto"/>
+      </w:pPr>
+      <w:r>
+        <w:rPr>
+          <w:rFonts w:ascii="Calibri" w:hAnsi="Calibri"/>
+          <w:color w:val="1E293B"/>
+          <w:sz w:val="20"/>
+        </w:rPr>
+        <w:t>Core Sampling &amp; Deck Moisture Analysis: Non-destructive thermal imaging pinpoints wet insulation boards to prevent needless full tear-offs.</w:t>
+      </w:r>
+    </w:p>
+    <w:p>
+      <w:pPr>
+        <w:pStyle w:val="ListBullet"/>
+        <w:spacing w:before="0" w:after="60" w:line="276" w:lineRule="auto"/>
+      </w:pPr>
+      <w:r>
+        <w:rPr>
+          <w:rFonts w:ascii="Calibri" w:hAnsi="Calibri"/>
+          <w:color w:val="1E293B"/>
+          <w:sz w:val="20"/>
+        </w:rPr>
+        <w:t>Parapet Wall &amp; Flashing Integrity: Detailed examination of coping metal, termination bars, and counter-flashings where 70% of commercial leaks originate.</w:t>
+      </w:r>
+    </w:p>
+    <w:p>
+      <w:pPr>
+        <w:pStyle w:val="ListBullet"/>
+        <w:spacing w:before="0" w:after="60" w:line="276" w:lineRule="auto"/>
+      </w:pPr>
+      <w:r>
+        <w:rPr>
+          <w:rFonts w:ascii="Calibri" w:hAnsi="Calibri"/>
+          <w:color w:val="1E293B"/>
+          <w:sz w:val="20"/>
+        </w:rPr>
+        <w:t>Mechanical Curb &amp; Penetration Seals: Rigorous inspection of rooftop HVAC units, conduit boots, and pitch pans.</w:t>
+      </w:r>
+    </w:p>
+    <w:p>
+      <w:pPr>
+        <w:pStyle w:val="ListBullet"/>
+        <w:spacing w:before="0" w:after="60" w:line="276" w:lineRule="auto"/>
+      </w:pPr>
+      <w:r>
+        <w:rPr>
+          <w:rFonts w:ascii="Calibri" w:hAnsi="Calibri"/>
+          <w:color w:val="1E293B"/>
+          <w:sz w:val="20"/>
+        </w:rPr>
+        <w:t>Drainage &amp; Scupper Flow Calibration: Verifying adequate slope-to-drain ratios to prevent structural ponding water deflection.</w:t>
+      </w:r>
     </w:p>
     <w:p>
       <w:r>
@@ -1134,7 +1169,7 @@
           <w:color w:val="0F172A"/>
           <w:sz w:val="26"/>
         </w:rPr>
-        <w:t>SECTION 3: 21-POINT COMMERCIAL DIAGNOSTIC INSPECTION CHECKLIST</w:t>
+        <w:t>COMMERCIAL BID PROPOSAL &amp; 20-YEAR NDL CONTRACT TERMS</w:t>
       </w:r>
     </w:p>
     <w:p>
@@ -1147,7 +1182,7 @@
           <w:color w:val="1E293B"/>
           <w:sz w:val="20"/>
         </w:rPr>
-        <w:t>Our certified commercial estimators conduct exhaustive non-destructive electronic moisture surveys and structural audits prior to issuing any bid proposal.</w:t>
+        <w:t>Sample Commercial Bid: 42,000 Sq Ft Logistics Distribution Center (Pharr, TX)</w:t>
       </w:r>
     </w:p>
     <w:tbl>
@@ -1188,7 +1223,7 @@
                 <w:color w:val="FFFFFF"/>
                 <w:sz w:val="19"/>
               </w:rPr>
-              <w:t>Inspection Domain</w:t>
+              <w:t>Scope Category</w:t>
             </w:r>
           </w:p>
         </w:tc>
@@ -1215,7 +1250,7 @@
                 <w:color w:val="FFFFFF"/>
                 <w:sz w:val="19"/>
               </w:rPr>
-              <w:t>Diagnostic Check Item</w:t>
+              <w:t>Specification &amp; Materials Description</w:t>
             </w:r>
           </w:p>
         </w:tc>
@@ -1242,7 +1277,7 @@
                 <w:color w:val="FFFFFF"/>
                 <w:sz w:val="19"/>
               </w:rPr>
-              <w:t>Inspection Instrument / Tool</w:t>
+              <w:t>Coverage / Units</w:t>
             </w:r>
           </w:p>
         </w:tc>
@@ -1269,7 +1304,7 @@
                 <w:color w:val="FFFFFF"/>
                 <w:sz w:val="19"/>
               </w:rPr>
-              <w:t>Pass / Fail Operational Threshold</w:t>
+              <w:t>Unit Investment</w:t>
             </w:r>
           </w:p>
         </w:tc>
@@ -1296,7 +1331,7 @@
                 <w:color w:val="FFFFFF"/>
                 <w:sz w:val="19"/>
               </w:rPr>
-              <w:t>Recommended Remediation Action</w:t>
+              <w:t>Line Item Total</w:t>
             </w:r>
           </w:p>
         </w:tc>
@@ -1324,7 +1359,7 @@
                 <w:color w:val="1E293B"/>
                 <w:sz w:val="18"/>
               </w:rPr>
-              <w:t>Deck &amp; Substrate</w:t>
+              <w:t>Demolition / Prep</w:t>
             </w:r>
           </w:p>
         </w:tc>
@@ -1350,7 +1385,7 @@
                 <w:color w:val="1E293B"/>
                 <w:sz w:val="18"/>
               </w:rPr>
-              <w:t>Subsurface Deck Moisture Scanning</w:t>
+              <w:t>Power-wash surface, remove deteriorated insulation core spots</w:t>
             </w:r>
           </w:p>
         </w:tc>
@@ -1376,7 +1411,7 @@
                 <w:color w:val="1E293B"/>
                 <w:sz w:val="18"/>
               </w:rPr>
-              <w:t>FLIR Infrared Thermal Camera</w:t>
+              <w:t>42,000 Sq Ft</w:t>
             </w:r>
           </w:p>
         </w:tc>
@@ -1402,7 +1437,7 @@
                 <w:color w:val="1E293B"/>
                 <w:sz w:val="18"/>
               </w:rPr>
-              <w:t>Moisture pocket area &lt; 5% of total roof</w:t>
+              <w:t>$0.45 / Sq Ft</w:t>
             </w:r>
           </w:p>
         </w:tc>
@@ -1428,7 +1463,7 @@
                 <w:color w:val="1E293B"/>
                 <w:sz w:val="18"/>
               </w:rPr>
-              <w:t>Core sample test; spot tear-off of wet insulation board</w:t>
+              <w:t>$18,900.00</w:t>
             </w:r>
           </w:p>
         </w:tc>
@@ -1456,7 +1491,7 @@
                 <w:color w:val="1E293B"/>
                 <w:sz w:val="18"/>
               </w:rPr>
-              <w:t>Fasteners &amp; Uplift</w:t>
+              <w:t>Insulation Layer</w:t>
             </w:r>
           </w:p>
         </w:tc>
@@ -1482,7 +1517,7 @@
                 <w:color w:val="1E293B"/>
                 <w:sz w:val="18"/>
               </w:rPr>
-              <w:t>Mechanical Fastener Pull-Out Test</w:t>
+              <w:t>2.5-inch Polyisocyanurate (R-14.4) fastened per FM 1-90</w:t>
             </w:r>
           </w:p>
         </w:tc>
@@ -1508,7 +1543,7 @@
                 <w:color w:val="1E293B"/>
                 <w:sz w:val="18"/>
               </w:rPr>
-              <w:t>ComTen Hydraulic Pull Tester</w:t>
+              <w:t>1,312 Boards</w:t>
             </w:r>
           </w:p>
         </w:tc>
@@ -1534,7 +1569,7 @@
                 <w:color w:val="1E293B"/>
                 <w:sz w:val="18"/>
               </w:rPr>
-              <w:t>Minimum 300 lbf pull-out resistance</w:t>
+              <w:t>$38.50 / Board</w:t>
             </w:r>
           </w:p>
         </w:tc>
@@ -1560,7 +1595,7 @@
                 <w:color w:val="1E293B"/>
                 <w:sz w:val="18"/>
               </w:rPr>
-              <w:t>Upgrade to heavy-duty #15 fasteners and barbed stress plates</w:t>
+              <w:t>$50,512.00</w:t>
             </w:r>
           </w:p>
         </w:tc>
@@ -1588,7 +1623,7 @@
                 <w:color w:val="1E293B"/>
                 <w:sz w:val="18"/>
               </w:rPr>
-              <w:t>Membrane &amp; Seams</w:t>
+              <w:t>Membrane Install</w:t>
             </w:r>
           </w:p>
         </w:tc>
@@ -1614,7 +1649,7 @@
                 <w:color w:val="1E293B"/>
                 <w:sz w:val="18"/>
               </w:rPr>
-              <w:t>Robotic Hot-Air Lap Seam Integrity</w:t>
+              <w:t>Carlisle 60-mil White TPO mechanically attached and robotically heat-welded</w:t>
             </w:r>
           </w:p>
         </w:tc>
@@ -1640,7 +1675,7 @@
                 <w:color w:val="1E293B"/>
                 <w:sz w:val="18"/>
               </w:rPr>
-              <w:t>Cotter Seam Probe &amp; Visual Check</w:t>
+              <w:t>42,000 Sq Ft</w:t>
             </w:r>
           </w:p>
         </w:tc>
@@ -1666,7 +1701,7 @@
                 <w:color w:val="1E293B"/>
                 <w:sz w:val="18"/>
               </w:rPr>
-              <w:t>100% monolithic continuous weld (no voids)</w:t>
+              <w:t>$2.85 / Sq Ft</w:t>
             </w:r>
           </w:p>
         </w:tc>
@@ -1692,7 +1727,7 @@
                 <w:color w:val="1E293B"/>
                 <w:sz w:val="18"/>
               </w:rPr>
-              <w:t>Re-weld cold laps; install heat-fused 6-inch TPO target patch</w:t>
+              <w:t>$119,700.00</w:t>
             </w:r>
           </w:p>
         </w:tc>
@@ -1720,7 +1755,7 @@
                 <w:color w:val="1E293B"/>
                 <w:sz w:val="18"/>
               </w:rPr>
-              <w:t>Parapet &amp; Flashing</w:t>
+              <w:t>Perimeter Flashing</w:t>
             </w:r>
           </w:p>
         </w:tc>
@@ -1746,7 +1781,7 @@
                 <w:color w:val="1E293B"/>
                 <w:sz w:val="18"/>
               </w:rPr>
-              <w:t>Coping Cap &amp; Counterflashing Drip</w:t>
+              <w:t>24-Gauge pre-finished Kynar coping and parapet wrap</w:t>
             </w:r>
           </w:p>
         </w:tc>
@@ -1772,7 +1807,7 @@
                 <w:color w:val="1E293B"/>
                 <w:sz w:val="18"/>
               </w:rPr>
-              <w:t>Physical gauge measure &amp; seal check</w:t>
+              <w:t>840 Linear Ft</w:t>
             </w:r>
           </w:p>
         </w:tc>
@@ -1798,7 +1833,7 @@
                 <w:color w:val="1E293B"/>
                 <w:sz w:val="18"/>
               </w:rPr>
-              <w:t>Hemmed drip edge, butyl sealant intact</w:t>
+              <w:t>$28.00 / Lin Ft</w:t>
             </w:r>
           </w:p>
         </w:tc>
@@ -1824,7 +1859,7 @@
                 <w:color w:val="1E293B"/>
                 <w:sz w:val="18"/>
               </w:rPr>
-              <w:t>Replace aged termination bar; install 24-ga Galvalume coping</w:t>
+              <w:t>$23,520.00</w:t>
             </w:r>
           </w:p>
         </w:tc>
@@ -1852,7 +1887,7 @@
                 <w:color w:val="1E293B"/>
                 <w:sz w:val="18"/>
               </w:rPr>
-              <w:t>Penetrations &amp; Drains</w:t>
+              <w:t>Roof Penetrations</w:t>
             </w:r>
           </w:p>
         </w:tc>
@@ -1878,7 +1913,7 @@
                 <w:color w:val="1E293B"/>
                 <w:sz w:val="18"/>
               </w:rPr>
-              <w:t>HVAC Curb Flashing &amp; Primary Drains</w:t>
+              <w:t>Pipelogix boots, HVAC curb wraps, and walk pads to equipment</w:t>
             </w:r>
           </w:p>
         </w:tc>
@@ -1904,7 +1939,7 @@
                 <w:color w:val="1E293B"/>
                 <w:sz w:val="18"/>
               </w:rPr>
-              <w:t>Drain ring clamping bolt torque</w:t>
+              <w:t>24 Curbs/Pipes</w:t>
             </w:r>
           </w:p>
         </w:tc>
@@ -1930,7 +1965,7 @@
                 <w:color w:val="1E293B"/>
                 <w:sz w:val="18"/>
               </w:rPr>
-              <w:t>Unobstructed drain sumps; 8" curb height</w:t>
+              <w:t>Lump Sum</w:t>
             </w:r>
           </w:p>
         </w:tc>
@@ -1956,7 +1991,7 @@
                 <w:color w:val="1E293B"/>
                 <w:sz w:val="18"/>
               </w:rPr>
-              <w:t>Install new molded pipe boots; clear drain cast-iron strainer rings</w:t>
+              <w:t>$6,800.00</w:t>
             </w:r>
           </w:p>
         </w:tc>
@@ -1984,7 +2019,7 @@
                 <w:color w:val="1E293B"/>
                 <w:sz w:val="18"/>
               </w:rPr>
-              <w:t>Expansion Joints</w:t>
+              <w:t>Manufacturer NDL Fee</w:t>
             </w:r>
           </w:p>
         </w:tc>
@@ -2010,7 +2045,7 @@
                 <w:color w:val="1E293B"/>
                 <w:sz w:val="18"/>
               </w:rPr>
-              <w:t>Structural Seismic Expansion Joint</w:t>
+              <w:t>Carlisle SynTec 20-Year No Dollar Limit Inspection &amp; Warranty Issuance</w:t>
             </w:r>
           </w:p>
         </w:tc>
@@ -2036,7 +2071,7 @@
                 <w:color w:val="1E293B"/>
                 <w:sz w:val="18"/>
               </w:rPr>
-              <w:t>Bellows elasticity inspection</w:t>
+              <w:t>Facility Fee</w:t>
             </w:r>
           </w:p>
         </w:tc>
@@ -2062,7 +2097,7 @@
                 <w:color w:val="1E293B"/>
                 <w:sz w:val="18"/>
               </w:rPr>
-              <w:t>Continuous neoprene bellow (no tears)</w:t>
+              <w:t>Flat Rate</w:t>
             </w:r>
           </w:p>
         </w:tc>
@@ -2088,342 +2123,7 @@
                 <w:color w:val="1E293B"/>
                 <w:sz w:val="18"/>
               </w:rPr>
-              <w:t>Replace deteriorated expansion joint cover with factory transition</w:t>
-            </w:r>
-          </w:p>
-        </w:tc>
-      </w:tr>
-    </w:tbl>
-    <w:p>
-      <w:pPr>
-        <w:spacing w:before="0" w:after="160"/>
-      </w:pPr>
-    </w:p>
-    <w:p>
-      <w:r>
-        <w:br w:type="page"/>
-      </w:r>
-    </w:p>
-    <w:p>
-      <w:pPr>
-        <w:keepNext/>
-        <w:spacing w:before="280" w:after="80"/>
-      </w:pPr>
-      <w:r>
-        <w:rPr>
-          <w:rFonts w:ascii="Calibri" w:hAnsi="Calibri"/>
-          <w:b/>
-          <w:color w:val="0F172A"/>
-          <w:sz w:val="26"/>
-        </w:rPr>
-        <w:t>SECTION 4: 20-YEAR NO DOLLAR LIMIT (NDL) MANUFACTURER WARRANTIES</w:t>
-      </w:r>
-    </w:p>
-    <w:p>
-      <w:pPr>
-        <w:spacing w:before="0" w:after="120" w:line="276" w:lineRule="auto"/>
-      </w:pPr>
-      <w:r>
-        <w:rPr>
-          <w:rFonts w:ascii="Calibri" w:hAnsi="Calibri"/>
-          <w:color w:val="1E293B"/>
-          <w:sz w:val="20"/>
-        </w:rPr>
-        <w:t>What a Manufacturer-Backed 20-Year NDL Warranty Means for Property Owners:</w:t>
-      </w:r>
-    </w:p>
-    <w:p>
-      <w:pPr>
-        <w:pStyle w:val="ListBullet"/>
-        <w:spacing w:before="0" w:after="60" w:line="276" w:lineRule="auto"/>
-      </w:pPr>
-      <w:r>
-        <w:rPr>
-          <w:rFonts w:ascii="Calibri" w:hAnsi="Calibri"/>
-          <w:color w:val="1E293B"/>
-          <w:sz w:val="20"/>
-        </w:rPr>
-        <w:t>100% Comprehensive Financial Guarantee: Standard prorated material warranties exclude certified labor and reduce coverage every year. A genuine No Dollar Limit (NDL) warranty issued directly by Carlisle SynTec or Elevate guarantees 100% coverage of all certified materials AND certified contractor labor to correct any roof leak for the full 20-year term.</w:t>
-      </w:r>
-    </w:p>
-    <w:p>
-      <w:pPr>
-        <w:pStyle w:val="ListBullet"/>
-        <w:spacing w:before="0" w:after="60" w:line="276" w:lineRule="auto"/>
-      </w:pPr>
-      <w:r>
-        <w:rPr>
-          <w:rFonts w:ascii="Calibri" w:hAnsi="Calibri"/>
-          <w:color w:val="1E293B"/>
-          <w:sz w:val="20"/>
-        </w:rPr>
-        <w:t>Direct Manufacturer Technical Audit: An independent field engineering representative from the manufacturer travels to the property to perform a destructive weld probe and probe 100% of lap seams before issuing the warranty certificate.</w:t>
-      </w:r>
-    </w:p>
-    <w:p>
-      <w:r>
-        <w:br w:type="page"/>
-      </w:r>
-    </w:p>
-    <w:p>
-      <w:pPr>
-        <w:keepNext/>
-        <w:spacing w:before="280" w:after="80"/>
-      </w:pPr>
-      <w:r>
-        <w:rPr>
-          <w:rFonts w:ascii="Calibri" w:hAnsi="Calibri"/>
-          <w:b/>
-          <w:color w:val="0F172A"/>
-          <w:sz w:val="26"/>
-        </w:rPr>
-        <w:t>SECTION 5: COMMERCIAL BID COST BREAKDOWN &amp; UNIT PRICE MATRIX</w:t>
-      </w:r>
-    </w:p>
-    <w:p>
-      <w:pPr>
-        <w:spacing w:before="0" w:after="120" w:line="276" w:lineRule="auto"/>
-      </w:pPr>
-      <w:r>
-        <w:rPr>
-          <w:rFonts w:ascii="Calibri" w:hAnsi="Calibri"/>
-          <w:color w:val="1E293B"/>
-          <w:sz w:val="20"/>
-        </w:rPr>
-        <w:t>This transparent bidding schedule outlines square-foot unit economics for commercial capital replacement projects across the Rio Grande Valley.</w:t>
-      </w:r>
-    </w:p>
-    <w:tbl>
-      <w:tblPr>
-        <w:tblW w:type="auto" w:w="0"/>
-        <w:jc w:val="center"/>
-        <w:tblLayout w:type="autofit"/>
-        <w:tblLook w:firstColumn="1" w:firstRow="1" w:lastColumn="0" w:lastRow="0" w:noHBand="0" w:noVBand="1" w:val="04A0"/>
-      </w:tblPr>
-      <w:tblGrid>
-        <w:gridCol w:w="1170"/>
-        <w:gridCol w:w="1170"/>
-        <w:gridCol w:w="1170"/>
-        <w:gridCol w:w="1170"/>
-        <w:gridCol w:w="1170"/>
-        <w:gridCol w:w="1170"/>
-        <w:gridCol w:w="1170"/>
-        <w:gridCol w:w="1170"/>
-      </w:tblGrid>
-      <w:tr>
-        <w:tc>
-          <w:tcPr>
-            <w:tcW w:type="dxa" w:w="1170"/>
-            <w:shd w:fill="0F172A"/>
-            <w:tcBorders>
-              <w:top w:val="single" w:sz="4" w:space="0" w:color="CBD5E1"/>
-              <w:left w:val="none"/>
-              <w:bottom w:val="single" w:sz="4" w:space="0" w:color="CBD5E1"/>
-              <w:right w:val="none"/>
-            </w:tcBorders>
-          </w:tcPr>
-          <w:p>
-            <w:pPr>
-              <w:spacing w:before="80" w:after="80"/>
-              <w:jc w:val="center"/>
-            </w:pPr>
-            <w:r>
-              <w:rPr>
-                <w:rFonts w:ascii="Calibri" w:hAnsi="Calibri"/>
-                <w:b/>
-                <w:color w:val="FFFFFF"/>
-                <w:sz w:val="19"/>
-              </w:rPr>
-              <w:t>Roof Section Scope</w:t>
-            </w:r>
-          </w:p>
-        </w:tc>
-        <w:tc>
-          <w:tcPr>
-            <w:tcW w:type="dxa" w:w="1170"/>
-            <w:shd w:fill="0F172A"/>
-            <w:tcBorders>
-              <w:top w:val="single" w:sz="4" w:space="0" w:color="CBD5E1"/>
-              <w:left w:val="none"/>
-              <w:bottom w:val="single" w:sz="4" w:space="0" w:color="CBD5E1"/>
-              <w:right w:val="none"/>
-            </w:tcBorders>
-          </w:tcPr>
-          <w:p>
-            <w:pPr>
-              <w:spacing w:before="80" w:after="80"/>
-              <w:jc w:val="center"/>
-            </w:pPr>
-            <w:r>
-              <w:rPr>
-                <w:rFonts w:ascii="Calibri" w:hAnsi="Calibri"/>
-                <w:b/>
-                <w:color w:val="FFFFFF"/>
-                <w:sz w:val="19"/>
-              </w:rPr>
-              <w:t>Commercial System</w:t>
-            </w:r>
-          </w:p>
-        </w:tc>
-        <w:tc>
-          <w:tcPr>
-            <w:tcW w:type="dxa" w:w="1170"/>
-            <w:shd w:fill="0F172A"/>
-            <w:tcBorders>
-              <w:top w:val="single" w:sz="4" w:space="0" w:color="CBD5E1"/>
-              <w:left w:val="none"/>
-              <w:bottom w:val="single" w:sz="4" w:space="0" w:color="CBD5E1"/>
-              <w:right w:val="none"/>
-            </w:tcBorders>
-          </w:tcPr>
-          <w:p>
-            <w:pPr>
-              <w:spacing w:before="80" w:after="80"/>
-              <w:jc w:val="center"/>
-            </w:pPr>
-            <w:r>
-              <w:rPr>
-                <w:rFonts w:ascii="Calibri" w:hAnsi="Calibri"/>
-                <w:b/>
-                <w:color w:val="FFFFFF"/>
-                <w:sz w:val="19"/>
-              </w:rPr>
-              <w:t>Roof Area (Sq Ft)</w:t>
-            </w:r>
-          </w:p>
-        </w:tc>
-        <w:tc>
-          <w:tcPr>
-            <w:tcW w:type="dxa" w:w="1170"/>
-            <w:shd w:fill="0F172A"/>
-            <w:tcBorders>
-              <w:top w:val="single" w:sz="4" w:space="0" w:color="CBD5E1"/>
-              <w:left w:val="none"/>
-              <w:bottom w:val="single" w:sz="4" w:space="0" w:color="CBD5E1"/>
-              <w:right w:val="none"/>
-            </w:tcBorders>
-          </w:tcPr>
-          <w:p>
-            <w:pPr>
-              <w:spacing w:before="80" w:after="80"/>
-              <w:jc w:val="center"/>
-            </w:pPr>
-            <w:r>
-              <w:rPr>
-                <w:rFonts w:ascii="Calibri" w:hAnsi="Calibri"/>
-                <w:b/>
-                <w:color w:val="FFFFFF"/>
-                <w:sz w:val="19"/>
-              </w:rPr>
-              <w:t>Squares (100 sq ft)</w:t>
-            </w:r>
-          </w:p>
-        </w:tc>
-        <w:tc>
-          <w:tcPr>
-            <w:tcW w:type="dxa" w:w="1170"/>
-            <w:shd w:fill="0F172A"/>
-            <w:tcBorders>
-              <w:top w:val="single" w:sz="4" w:space="0" w:color="CBD5E1"/>
-              <w:left w:val="none"/>
-              <w:bottom w:val="single" w:sz="4" w:space="0" w:color="CBD5E1"/>
-              <w:right w:val="none"/>
-            </w:tcBorders>
-          </w:tcPr>
-          <w:p>
-            <w:pPr>
-              <w:spacing w:before="80" w:after="80"/>
-              <w:jc w:val="center"/>
-            </w:pPr>
-            <w:r>
-              <w:rPr>
-                <w:rFonts w:ascii="Calibri" w:hAnsi="Calibri"/>
-                <w:b/>
-                <w:color w:val="FFFFFF"/>
-                <w:sz w:val="19"/>
-              </w:rPr>
-              <w:t>Prep &amp; Tear-Off ($/Sq)</w:t>
-            </w:r>
-          </w:p>
-        </w:tc>
-        <w:tc>
-          <w:tcPr>
-            <w:tcW w:type="dxa" w:w="1170"/>
-            <w:shd w:fill="0F172A"/>
-            <w:tcBorders>
-              <w:top w:val="single" w:sz="4" w:space="0" w:color="CBD5E1"/>
-              <w:left w:val="none"/>
-              <w:bottom w:val="single" w:sz="4" w:space="0" w:color="CBD5E1"/>
-              <w:right w:val="none"/>
-            </w:tcBorders>
-          </w:tcPr>
-          <w:p>
-            <w:pPr>
-              <w:spacing w:before="80" w:after="80"/>
-              <w:jc w:val="center"/>
-            </w:pPr>
-            <w:r>
-              <w:rPr>
-                <w:rFonts w:ascii="Calibri" w:hAnsi="Calibri"/>
-                <w:b/>
-                <w:color w:val="FFFFFF"/>
-                <w:sz w:val="19"/>
-              </w:rPr>
-              <w:t>Membrane &amp; Board ($/Sq)</w:t>
-            </w:r>
-          </w:p>
-        </w:tc>
-        <w:tc>
-          <w:tcPr>
-            <w:tcW w:type="dxa" w:w="1170"/>
-            <w:shd w:fill="0F172A"/>
-            <w:tcBorders>
-              <w:top w:val="single" w:sz="4" w:space="0" w:color="CBD5E1"/>
-              <w:left w:val="none"/>
-              <w:bottom w:val="single" w:sz="4" w:space="0" w:color="CBD5E1"/>
-              <w:right w:val="none"/>
-            </w:tcBorders>
-          </w:tcPr>
-          <w:p>
-            <w:pPr>
-              <w:spacing w:before="80" w:after="80"/>
-              <w:jc w:val="center"/>
-            </w:pPr>
-            <w:r>
-              <w:rPr>
-                <w:rFonts w:ascii="Calibri" w:hAnsi="Calibri"/>
-                <w:b/>
-                <w:color w:val="FFFFFF"/>
-                <w:sz w:val="19"/>
-              </w:rPr>
-              <w:t>Labor &amp; Supervision ($/Sq)</w:t>
-            </w:r>
-          </w:p>
-        </w:tc>
-        <w:tc>
-          <w:tcPr>
-            <w:tcW w:type="dxa" w:w="1170"/>
-            <w:shd w:fill="0F172A"/>
-            <w:tcBorders>
-              <w:top w:val="single" w:sz="4" w:space="0" w:color="CBD5E1"/>
-              <w:left w:val="none"/>
-              <w:bottom w:val="single" w:sz="4" w:space="0" w:color="CBD5E1"/>
-              <w:right w:val="none"/>
-            </w:tcBorders>
-          </w:tcPr>
-          <w:p>
-            <w:pPr>
-              <w:spacing w:before="80" w:after="80"/>
-              <w:jc w:val="center"/>
-            </w:pPr>
-            <w:r>
-              <w:rPr>
-                <w:rFonts w:ascii="Calibri" w:hAnsi="Calibri"/>
-                <w:b/>
-                <w:color w:val="FFFFFF"/>
-                <w:sz w:val="19"/>
-              </w:rPr>
-              <w:t>Section Bid Total ($)</w:t>
+              <w:t>$4,200.00</w:t>
             </w:r>
           </w:p>
         </w:tc>
@@ -2431,7 +2131,7 @@
       <w:tr>
         <w:tc>
           <w:tcPr>
-            <w:tcW w:type="dxa" w:w="1170"/>
+            <w:tcW w:type="dxa" w:w="1872"/>
             <w:shd w:fill="F8FAFC"/>
             <w:tcBorders>
               <w:top w:val="single" w:sz="4" w:space="0" w:color="CBD5E1"/>
@@ -2451,13 +2151,13 @@
                 <w:color w:val="1E293B"/>
                 <w:sz w:val="18"/>
               </w:rPr>
-              <w:t>Section A: Main Warehouse</w:t>
+              <w:t>TOTAL CONTRACT INVESTMENT</w:t>
             </w:r>
           </w:p>
         </w:tc>
         <w:tc>
           <w:tcPr>
-            <w:tcW w:type="dxa" w:w="1170"/>
+            <w:tcW w:type="dxa" w:w="1872"/>
             <w:shd w:fill="F8FAFC"/>
             <w:tcBorders>
               <w:top w:val="single" w:sz="4" w:space="0" w:color="CBD5E1"/>
@@ -2477,13 +2177,13 @@
                 <w:color w:val="1E293B"/>
                 <w:sz w:val="18"/>
               </w:rPr>
-              <w:t>60-mil White TPO</w:t>
+              <w:t>Turnkey Commercial Capital Re-Roofing Project</w:t>
             </w:r>
           </w:p>
         </w:tc>
         <w:tc>
           <w:tcPr>
-            <w:tcW w:type="dxa" w:w="1170"/>
+            <w:tcW w:type="dxa" w:w="1872"/>
             <w:shd w:fill="F8FAFC"/>
             <w:tcBorders>
               <w:top w:val="single" w:sz="4" w:space="0" w:color="CBD5E1"/>
@@ -2503,13 +2203,13 @@
                 <w:color w:val="1E293B"/>
                 <w:sz w:val="18"/>
               </w:rPr>
-              <w:t>18,500 sq ft</w:t>
+              <w:t>42,000 Sq Ft</w:t>
             </w:r>
           </w:p>
         </w:tc>
         <w:tc>
           <w:tcPr>
-            <w:tcW w:type="dxa" w:w="1170"/>
+            <w:tcW w:type="dxa" w:w="1872"/>
             <w:shd w:fill="F8FAFC"/>
             <w:tcBorders>
               <w:top w:val="single" w:sz="4" w:space="0" w:color="CBD5E1"/>
@@ -2529,13 +2229,13 @@
                 <w:color w:val="1E293B"/>
                 <w:sz w:val="18"/>
               </w:rPr>
-              <w:t>185.0 Squares</w:t>
+              <w:t>Turnkey</w:t>
             </w:r>
           </w:p>
         </w:tc>
         <w:tc>
           <w:tcPr>
-            <w:tcW w:type="dxa" w:w="1170"/>
+            <w:tcW w:type="dxa" w:w="1872"/>
             <w:shd w:fill="F8FAFC"/>
             <w:tcBorders>
               <w:top w:val="single" w:sz="4" w:space="0" w:color="CBD5E1"/>
@@ -2555,1135 +2255,7 @@
                 <w:color w:val="1E293B"/>
                 <w:sz w:val="18"/>
               </w:rPr>
-              <w:t>$85.00 / Sq</w:t>
-            </w:r>
-          </w:p>
-        </w:tc>
-        <w:tc>
-          <w:tcPr>
-            <w:tcW w:type="dxa" w:w="1170"/>
-            <w:shd w:fill="F8FAFC"/>
-            <w:tcBorders>
-              <w:top w:val="single" w:sz="4" w:space="0" w:color="CBD5E1"/>
-              <w:left w:val="none"/>
-              <w:bottom w:val="single" w:sz="4" w:space="0" w:color="CBD5E1"/>
-              <w:right w:val="none"/>
-            </w:tcBorders>
-          </w:tcPr>
-          <w:p>
-            <w:pPr>
-              <w:spacing w:before="80" w:after="80"/>
-              <w:jc w:val="left"/>
-            </w:pPr>
-            <w:r>
-              <w:rPr>
-                <w:rFonts w:ascii="Calibri" w:hAnsi="Calibri"/>
-                <w:color w:val="1E293B"/>
-                <w:sz w:val="18"/>
-              </w:rPr>
-              <w:t>$240.00 / Sq</w:t>
-            </w:r>
-          </w:p>
-        </w:tc>
-        <w:tc>
-          <w:tcPr>
-            <w:tcW w:type="dxa" w:w="1170"/>
-            <w:shd w:fill="F8FAFC"/>
-            <w:tcBorders>
-              <w:top w:val="single" w:sz="4" w:space="0" w:color="CBD5E1"/>
-              <w:left w:val="none"/>
-              <w:bottom w:val="single" w:sz="4" w:space="0" w:color="CBD5E1"/>
-              <w:right w:val="none"/>
-            </w:tcBorders>
-          </w:tcPr>
-          <w:p>
-            <w:pPr>
-              <w:spacing w:before="80" w:after="80"/>
-              <w:jc w:val="left"/>
-            </w:pPr>
-            <w:r>
-              <w:rPr>
-                <w:rFonts w:ascii="Calibri" w:hAnsi="Calibri"/>
-                <w:color w:val="1E293B"/>
-                <w:sz w:val="18"/>
-              </w:rPr>
-              <w:t>$115.00 / Sq</w:t>
-            </w:r>
-          </w:p>
-        </w:tc>
-        <w:tc>
-          <w:tcPr>
-            <w:tcW w:type="dxa" w:w="1170"/>
-            <w:shd w:fill="F8FAFC"/>
-            <w:tcBorders>
-              <w:top w:val="single" w:sz="4" w:space="0" w:color="CBD5E1"/>
-              <w:left w:val="none"/>
-              <w:bottom w:val="single" w:sz="4" w:space="0" w:color="CBD5E1"/>
-              <w:right w:val="none"/>
-            </w:tcBorders>
-          </w:tcPr>
-          <w:p>
-            <w:pPr>
-              <w:spacing w:before="80" w:after="80"/>
-              <w:jc w:val="left"/>
-            </w:pPr>
-            <w:r>
-              <w:rPr>
-                <w:rFonts w:ascii="Calibri" w:hAnsi="Calibri"/>
-                <w:color w:val="1E293B"/>
-                <w:sz w:val="18"/>
-              </w:rPr>
-              <w:t>$81,400.00</w:t>
-            </w:r>
-          </w:p>
-        </w:tc>
-      </w:tr>
-      <w:tr>
-        <w:tc>
-          <w:tcPr>
-            <w:tcW w:type="dxa" w:w="1170"/>
-            <w:shd w:fill="FFFFFF"/>
-            <w:tcBorders>
-              <w:top w:val="single" w:sz="4" w:space="0" w:color="CBD5E1"/>
-              <w:left w:val="none"/>
-              <w:bottom w:val="single" w:sz="4" w:space="0" w:color="CBD5E1"/>
-              <w:right w:val="none"/>
-            </w:tcBorders>
-          </w:tcPr>
-          <w:p>
-            <w:pPr>
-              <w:spacing w:before="80" w:after="80"/>
-              <w:jc w:val="left"/>
-            </w:pPr>
-            <w:r>
-              <w:rPr>
-                <w:rFonts w:ascii="Calibri" w:hAnsi="Calibri"/>
-                <w:color w:val="1E293B"/>
-                <w:sz w:val="18"/>
-              </w:rPr>
-              <w:t>Section B: Office Mansard</w:t>
-            </w:r>
-          </w:p>
-        </w:tc>
-        <w:tc>
-          <w:tcPr>
-            <w:tcW w:type="dxa" w:w="1170"/>
-            <w:shd w:fill="FFFFFF"/>
-            <w:tcBorders>
-              <w:top w:val="single" w:sz="4" w:space="0" w:color="CBD5E1"/>
-              <w:left w:val="none"/>
-              <w:bottom w:val="single" w:sz="4" w:space="0" w:color="CBD5E1"/>
-              <w:right w:val="none"/>
-            </w:tcBorders>
-          </w:tcPr>
-          <w:p>
-            <w:pPr>
-              <w:spacing w:before="80" w:after="80"/>
-              <w:jc w:val="left"/>
-            </w:pPr>
-            <w:r>
-              <w:rPr>
-                <w:rFonts w:ascii="Calibri" w:hAnsi="Calibri"/>
-                <w:color w:val="1E293B"/>
-                <w:sz w:val="18"/>
-              </w:rPr>
-              <w:t>24-ga Standing Seam</w:t>
-            </w:r>
-          </w:p>
-        </w:tc>
-        <w:tc>
-          <w:tcPr>
-            <w:tcW w:type="dxa" w:w="1170"/>
-            <w:shd w:fill="FFFFFF"/>
-            <w:tcBorders>
-              <w:top w:val="single" w:sz="4" w:space="0" w:color="CBD5E1"/>
-              <w:left w:val="none"/>
-              <w:bottom w:val="single" w:sz="4" w:space="0" w:color="CBD5E1"/>
-              <w:right w:val="none"/>
-            </w:tcBorders>
-          </w:tcPr>
-          <w:p>
-            <w:pPr>
-              <w:spacing w:before="80" w:after="80"/>
-              <w:jc w:val="left"/>
-            </w:pPr>
-            <w:r>
-              <w:rPr>
-                <w:rFonts w:ascii="Calibri" w:hAnsi="Calibri"/>
-                <w:color w:val="1E293B"/>
-                <w:sz w:val="18"/>
-              </w:rPr>
-              <w:t>3,200 sq ft</w:t>
-            </w:r>
-          </w:p>
-        </w:tc>
-        <w:tc>
-          <w:tcPr>
-            <w:tcW w:type="dxa" w:w="1170"/>
-            <w:shd w:fill="FFFFFF"/>
-            <w:tcBorders>
-              <w:top w:val="single" w:sz="4" w:space="0" w:color="CBD5E1"/>
-              <w:left w:val="none"/>
-              <w:bottom w:val="single" w:sz="4" w:space="0" w:color="CBD5E1"/>
-              <w:right w:val="none"/>
-            </w:tcBorders>
-          </w:tcPr>
-          <w:p>
-            <w:pPr>
-              <w:spacing w:before="80" w:after="80"/>
-              <w:jc w:val="left"/>
-            </w:pPr>
-            <w:r>
-              <w:rPr>
-                <w:rFonts w:ascii="Calibri" w:hAnsi="Calibri"/>
-                <w:color w:val="1E293B"/>
-                <w:sz w:val="18"/>
-              </w:rPr>
-              <w:t>32.0 Squares</w:t>
-            </w:r>
-          </w:p>
-        </w:tc>
-        <w:tc>
-          <w:tcPr>
-            <w:tcW w:type="dxa" w:w="1170"/>
-            <w:shd w:fill="FFFFFF"/>
-            <w:tcBorders>
-              <w:top w:val="single" w:sz="4" w:space="0" w:color="CBD5E1"/>
-              <w:left w:val="none"/>
-              <w:bottom w:val="single" w:sz="4" w:space="0" w:color="CBD5E1"/>
-              <w:right w:val="none"/>
-            </w:tcBorders>
-          </w:tcPr>
-          <w:p>
-            <w:pPr>
-              <w:spacing w:before="80" w:after="80"/>
-              <w:jc w:val="left"/>
-            </w:pPr>
-            <w:r>
-              <w:rPr>
-                <w:rFonts w:ascii="Calibri" w:hAnsi="Calibri"/>
-                <w:color w:val="1E293B"/>
-                <w:sz w:val="18"/>
-              </w:rPr>
-              <w:t>$110.00 / Sq</w:t>
-            </w:r>
-          </w:p>
-        </w:tc>
-        <w:tc>
-          <w:tcPr>
-            <w:tcW w:type="dxa" w:w="1170"/>
-            <w:shd w:fill="FFFFFF"/>
-            <w:tcBorders>
-              <w:top w:val="single" w:sz="4" w:space="0" w:color="CBD5E1"/>
-              <w:left w:val="none"/>
-              <w:bottom w:val="single" w:sz="4" w:space="0" w:color="CBD5E1"/>
-              <w:right w:val="none"/>
-            </w:tcBorders>
-          </w:tcPr>
-          <w:p>
-            <w:pPr>
-              <w:spacing w:before="80" w:after="80"/>
-              <w:jc w:val="left"/>
-            </w:pPr>
-            <w:r>
-              <w:rPr>
-                <w:rFonts w:ascii="Calibri" w:hAnsi="Calibri"/>
-                <w:color w:val="1E293B"/>
-                <w:sz w:val="18"/>
-              </w:rPr>
-              <w:t>$385.00 / Sq</w:t>
-            </w:r>
-          </w:p>
-        </w:tc>
-        <w:tc>
-          <w:tcPr>
-            <w:tcW w:type="dxa" w:w="1170"/>
-            <w:shd w:fill="FFFFFF"/>
-            <w:tcBorders>
-              <w:top w:val="single" w:sz="4" w:space="0" w:color="CBD5E1"/>
-              <w:left w:val="none"/>
-              <w:bottom w:val="single" w:sz="4" w:space="0" w:color="CBD5E1"/>
-              <w:right w:val="none"/>
-            </w:tcBorders>
-          </w:tcPr>
-          <w:p>
-            <w:pPr>
-              <w:spacing w:before="80" w:after="80"/>
-              <w:jc w:val="left"/>
-            </w:pPr>
-            <w:r>
-              <w:rPr>
-                <w:rFonts w:ascii="Calibri" w:hAnsi="Calibri"/>
-                <w:color w:val="1E293B"/>
-                <w:sz w:val="18"/>
-              </w:rPr>
-              <w:t>$160.00 / Sq</w:t>
-            </w:r>
-          </w:p>
-        </w:tc>
-        <w:tc>
-          <w:tcPr>
-            <w:tcW w:type="dxa" w:w="1170"/>
-            <w:shd w:fill="FFFFFF"/>
-            <w:tcBorders>
-              <w:top w:val="single" w:sz="4" w:space="0" w:color="CBD5E1"/>
-              <w:left w:val="none"/>
-              <w:bottom w:val="single" w:sz="4" w:space="0" w:color="CBD5E1"/>
-              <w:right w:val="none"/>
-            </w:tcBorders>
-          </w:tcPr>
-          <w:p>
-            <w:pPr>
-              <w:spacing w:before="80" w:after="80"/>
-              <w:jc w:val="left"/>
-            </w:pPr>
-            <w:r>
-              <w:rPr>
-                <w:rFonts w:ascii="Calibri" w:hAnsi="Calibri"/>
-                <w:color w:val="1E293B"/>
-                <w:sz w:val="18"/>
-              </w:rPr>
-              <w:t>$20,960.00</w:t>
-            </w:r>
-          </w:p>
-        </w:tc>
-      </w:tr>
-      <w:tr>
-        <w:tc>
-          <w:tcPr>
-            <w:tcW w:type="dxa" w:w="1170"/>
-            <w:shd w:fill="F8FAFC"/>
-            <w:tcBorders>
-              <w:top w:val="single" w:sz="4" w:space="0" w:color="CBD5E1"/>
-              <w:left w:val="none"/>
-              <w:bottom w:val="single" w:sz="4" w:space="0" w:color="CBD5E1"/>
-              <w:right w:val="none"/>
-            </w:tcBorders>
-          </w:tcPr>
-          <w:p>
-            <w:pPr>
-              <w:spacing w:before="80" w:after="80"/>
-              <w:jc w:val="left"/>
-            </w:pPr>
-            <w:r>
-              <w:rPr>
-                <w:rFonts w:ascii="Calibri" w:hAnsi="Calibri"/>
-                <w:color w:val="1E293B"/>
-                <w:sz w:val="18"/>
-              </w:rPr>
-              <w:t>Section C: Loading Overhang</w:t>
-            </w:r>
-          </w:p>
-        </w:tc>
-        <w:tc>
-          <w:tcPr>
-            <w:tcW w:type="dxa" w:w="1170"/>
-            <w:shd w:fill="F8FAFC"/>
-            <w:tcBorders>
-              <w:top w:val="single" w:sz="4" w:space="0" w:color="CBD5E1"/>
-              <w:left w:val="none"/>
-              <w:bottom w:val="single" w:sz="4" w:space="0" w:color="CBD5E1"/>
-              <w:right w:val="none"/>
-            </w:tcBorders>
-          </w:tcPr>
-          <w:p>
-            <w:pPr>
-              <w:spacing w:before="80" w:after="80"/>
-              <w:jc w:val="left"/>
-            </w:pPr>
-            <w:r>
-              <w:rPr>
-                <w:rFonts w:ascii="Calibri" w:hAnsi="Calibri"/>
-                <w:color w:val="1E293B"/>
-                <w:sz w:val="18"/>
-              </w:rPr>
-              <w:t>Fluid-Applied Silicone</w:t>
-            </w:r>
-          </w:p>
-        </w:tc>
-        <w:tc>
-          <w:tcPr>
-            <w:tcW w:type="dxa" w:w="1170"/>
-            <w:shd w:fill="F8FAFC"/>
-            <w:tcBorders>
-              <w:top w:val="single" w:sz="4" w:space="0" w:color="CBD5E1"/>
-              <w:left w:val="none"/>
-              <w:bottom w:val="single" w:sz="4" w:space="0" w:color="CBD5E1"/>
-              <w:right w:val="none"/>
-            </w:tcBorders>
-          </w:tcPr>
-          <w:p>
-            <w:pPr>
-              <w:spacing w:before="80" w:after="80"/>
-              <w:jc w:val="left"/>
-            </w:pPr>
-            <w:r>
-              <w:rPr>
-                <w:rFonts w:ascii="Calibri" w:hAnsi="Calibri"/>
-                <w:color w:val="1E293B"/>
-                <w:sz w:val="18"/>
-              </w:rPr>
-              <w:t>2,400 sq ft</w:t>
-            </w:r>
-          </w:p>
-        </w:tc>
-        <w:tc>
-          <w:tcPr>
-            <w:tcW w:type="dxa" w:w="1170"/>
-            <w:shd w:fill="F8FAFC"/>
-            <w:tcBorders>
-              <w:top w:val="single" w:sz="4" w:space="0" w:color="CBD5E1"/>
-              <w:left w:val="none"/>
-              <w:bottom w:val="single" w:sz="4" w:space="0" w:color="CBD5E1"/>
-              <w:right w:val="none"/>
-            </w:tcBorders>
-          </w:tcPr>
-          <w:p>
-            <w:pPr>
-              <w:spacing w:before="80" w:after="80"/>
-              <w:jc w:val="left"/>
-            </w:pPr>
-            <w:r>
-              <w:rPr>
-                <w:rFonts w:ascii="Calibri" w:hAnsi="Calibri"/>
-                <w:color w:val="1E293B"/>
-                <w:sz w:val="18"/>
-              </w:rPr>
-              <w:t>24.0 Squares</w:t>
-            </w:r>
-          </w:p>
-        </w:tc>
-        <w:tc>
-          <w:tcPr>
-            <w:tcW w:type="dxa" w:w="1170"/>
-            <w:shd w:fill="F8FAFC"/>
-            <w:tcBorders>
-              <w:top w:val="single" w:sz="4" w:space="0" w:color="CBD5E1"/>
-              <w:left w:val="none"/>
-              <w:bottom w:val="single" w:sz="4" w:space="0" w:color="CBD5E1"/>
-              <w:right w:val="none"/>
-            </w:tcBorders>
-          </w:tcPr>
-          <w:p>
-            <w:pPr>
-              <w:spacing w:before="80" w:after="80"/>
-              <w:jc w:val="left"/>
-            </w:pPr>
-            <w:r>
-              <w:rPr>
-                <w:rFonts w:ascii="Calibri" w:hAnsi="Calibri"/>
-                <w:color w:val="1E293B"/>
-                <w:sz w:val="18"/>
-              </w:rPr>
-              <w:t>$45.00 / Sq</w:t>
-            </w:r>
-          </w:p>
-        </w:tc>
-        <w:tc>
-          <w:tcPr>
-            <w:tcW w:type="dxa" w:w="1170"/>
-            <w:shd w:fill="F8FAFC"/>
-            <w:tcBorders>
-              <w:top w:val="single" w:sz="4" w:space="0" w:color="CBD5E1"/>
-              <w:left w:val="none"/>
-              <w:bottom w:val="single" w:sz="4" w:space="0" w:color="CBD5E1"/>
-              <w:right w:val="none"/>
-            </w:tcBorders>
-          </w:tcPr>
-          <w:p>
-            <w:pPr>
-              <w:spacing w:before="80" w:after="80"/>
-              <w:jc w:val="left"/>
-            </w:pPr>
-            <w:r>
-              <w:rPr>
-                <w:rFonts w:ascii="Calibri" w:hAnsi="Calibri"/>
-                <w:color w:val="1E293B"/>
-                <w:sz w:val="18"/>
-              </w:rPr>
-              <w:t>$195.00 / Sq</w:t>
-            </w:r>
-          </w:p>
-        </w:tc>
-        <w:tc>
-          <w:tcPr>
-            <w:tcW w:type="dxa" w:w="1170"/>
-            <w:shd w:fill="F8FAFC"/>
-            <w:tcBorders>
-              <w:top w:val="single" w:sz="4" w:space="0" w:color="CBD5E1"/>
-              <w:left w:val="none"/>
-              <w:bottom w:val="single" w:sz="4" w:space="0" w:color="CBD5E1"/>
-              <w:right w:val="none"/>
-            </w:tcBorders>
-          </w:tcPr>
-          <w:p>
-            <w:pPr>
-              <w:spacing w:before="80" w:after="80"/>
-              <w:jc w:val="left"/>
-            </w:pPr>
-            <w:r>
-              <w:rPr>
-                <w:rFonts w:ascii="Calibri" w:hAnsi="Calibri"/>
-                <w:color w:val="1E293B"/>
-                <w:sz w:val="18"/>
-              </w:rPr>
-              <w:t>$95.00 / Sq</w:t>
-            </w:r>
-          </w:p>
-        </w:tc>
-        <w:tc>
-          <w:tcPr>
-            <w:tcW w:type="dxa" w:w="1170"/>
-            <w:shd w:fill="F8FAFC"/>
-            <w:tcBorders>
-              <w:top w:val="single" w:sz="4" w:space="0" w:color="CBD5E1"/>
-              <w:left w:val="none"/>
-              <w:bottom w:val="single" w:sz="4" w:space="0" w:color="CBD5E1"/>
-              <w:right w:val="none"/>
-            </w:tcBorders>
-          </w:tcPr>
-          <w:p>
-            <w:pPr>
-              <w:spacing w:before="80" w:after="80"/>
-              <w:jc w:val="left"/>
-            </w:pPr>
-            <w:r>
-              <w:rPr>
-                <w:rFonts w:ascii="Calibri" w:hAnsi="Calibri"/>
-                <w:color w:val="1E293B"/>
-                <w:sz w:val="18"/>
-              </w:rPr>
-              <w:t>$8,040.00</w:t>
-            </w:r>
-          </w:p>
-        </w:tc>
-      </w:tr>
-      <w:tr>
-        <w:tc>
-          <w:tcPr>
-            <w:tcW w:type="dxa" w:w="1170"/>
-            <w:shd w:fill="FFFFFF"/>
-            <w:tcBorders>
-              <w:top w:val="single" w:sz="4" w:space="0" w:color="CBD5E1"/>
-              <w:left w:val="none"/>
-              <w:bottom w:val="single" w:sz="4" w:space="0" w:color="CBD5E1"/>
-              <w:right w:val="none"/>
-            </w:tcBorders>
-          </w:tcPr>
-          <w:p>
-            <w:pPr>
-              <w:spacing w:before="80" w:after="80"/>
-              <w:jc w:val="left"/>
-            </w:pPr>
-            <w:r>
-              <w:rPr>
-                <w:rFonts w:ascii="Calibri" w:hAnsi="Calibri"/>
-                <w:color w:val="1E293B"/>
-                <w:sz w:val="18"/>
-              </w:rPr>
-              <w:t>Subtotal Base Commercial Bid</w:t>
-            </w:r>
-          </w:p>
-        </w:tc>
-        <w:tc>
-          <w:tcPr>
-            <w:tcW w:type="dxa" w:w="1170"/>
-            <w:shd w:fill="FFFFFF"/>
-            <w:tcBorders>
-              <w:top w:val="single" w:sz="4" w:space="0" w:color="CBD5E1"/>
-              <w:left w:val="none"/>
-              <w:bottom w:val="single" w:sz="4" w:space="0" w:color="CBD5E1"/>
-              <w:right w:val="none"/>
-            </w:tcBorders>
-          </w:tcPr>
-          <w:p>
-            <w:pPr>
-              <w:spacing w:before="80" w:after="80"/>
-              <w:jc w:val="left"/>
-            </w:pPr>
-            <w:r>
-              <w:rPr>
-                <w:rFonts w:ascii="Calibri" w:hAnsi="Calibri"/>
-                <w:color w:val="1E293B"/>
-                <w:sz w:val="18"/>
-              </w:rPr>
-              <w:t>All 3 Roof Sections</w:t>
-            </w:r>
-          </w:p>
-        </w:tc>
-        <w:tc>
-          <w:tcPr>
-            <w:tcW w:type="dxa" w:w="1170"/>
-            <w:shd w:fill="FFFFFF"/>
-            <w:tcBorders>
-              <w:top w:val="single" w:sz="4" w:space="0" w:color="CBD5E1"/>
-              <w:left w:val="none"/>
-              <w:bottom w:val="single" w:sz="4" w:space="0" w:color="CBD5E1"/>
-              <w:right w:val="none"/>
-            </w:tcBorders>
-          </w:tcPr>
-          <w:p>
-            <w:pPr>
-              <w:spacing w:before="80" w:after="80"/>
-              <w:jc w:val="left"/>
-            </w:pPr>
-            <w:r>
-              <w:rPr>
-                <w:rFonts w:ascii="Calibri" w:hAnsi="Calibri"/>
-                <w:color w:val="1E293B"/>
-                <w:sz w:val="18"/>
-              </w:rPr>
-              <w:t>24,100 sq ft</w:t>
-            </w:r>
-          </w:p>
-        </w:tc>
-        <w:tc>
-          <w:tcPr>
-            <w:tcW w:type="dxa" w:w="1170"/>
-            <w:shd w:fill="FFFFFF"/>
-            <w:tcBorders>
-              <w:top w:val="single" w:sz="4" w:space="0" w:color="CBD5E1"/>
-              <w:left w:val="none"/>
-              <w:bottom w:val="single" w:sz="4" w:space="0" w:color="CBD5E1"/>
-              <w:right w:val="none"/>
-            </w:tcBorders>
-          </w:tcPr>
-          <w:p>
-            <w:pPr>
-              <w:spacing w:before="80" w:after="80"/>
-              <w:jc w:val="left"/>
-            </w:pPr>
-            <w:r>
-              <w:rPr>
-                <w:rFonts w:ascii="Calibri" w:hAnsi="Calibri"/>
-                <w:color w:val="1E293B"/>
-                <w:sz w:val="18"/>
-              </w:rPr>
-              <w:t>241.0 Squares</w:t>
-            </w:r>
-          </w:p>
-        </w:tc>
-        <w:tc>
-          <w:tcPr>
-            <w:tcW w:type="dxa" w:w="1170"/>
-            <w:shd w:fill="FFFFFF"/>
-            <w:tcBorders>
-              <w:top w:val="single" w:sz="4" w:space="0" w:color="CBD5E1"/>
-              <w:left w:val="none"/>
-              <w:bottom w:val="single" w:sz="4" w:space="0" w:color="CBD5E1"/>
-              <w:right w:val="none"/>
-            </w:tcBorders>
-          </w:tcPr>
-          <w:p>
-            <w:pPr>
-              <w:spacing w:before="80" w:after="80"/>
-              <w:jc w:val="left"/>
-            </w:pPr>
-            <w:r>
-              <w:rPr>
-                <w:rFonts w:ascii="Calibri" w:hAnsi="Calibri"/>
-                <w:color w:val="1E293B"/>
-                <w:sz w:val="18"/>
-              </w:rPr>
-              <w:t>Blended: $84.35</w:t>
-            </w:r>
-          </w:p>
-        </w:tc>
-        <w:tc>
-          <w:tcPr>
-            <w:tcW w:type="dxa" w:w="1170"/>
-            <w:shd w:fill="FFFFFF"/>
-            <w:tcBorders>
-              <w:top w:val="single" w:sz="4" w:space="0" w:color="CBD5E1"/>
-              <w:left w:val="none"/>
-              <w:bottom w:val="single" w:sz="4" w:space="0" w:color="CBD5E1"/>
-              <w:right w:val="none"/>
-            </w:tcBorders>
-          </w:tcPr>
-          <w:p>
-            <w:pPr>
-              <w:spacing w:before="80" w:after="80"/>
-              <w:jc w:val="left"/>
-            </w:pPr>
-            <w:r>
-              <w:rPr>
-                <w:rFonts w:ascii="Calibri" w:hAnsi="Calibri"/>
-                <w:color w:val="1E293B"/>
-                <w:sz w:val="18"/>
-              </w:rPr>
-              <w:t>Blended: $254.77</w:t>
-            </w:r>
-          </w:p>
-        </w:tc>
-        <w:tc>
-          <w:tcPr>
-            <w:tcW w:type="dxa" w:w="1170"/>
-            <w:shd w:fill="FFFFFF"/>
-            <w:tcBorders>
-              <w:top w:val="single" w:sz="4" w:space="0" w:color="CBD5E1"/>
-              <w:left w:val="none"/>
-              <w:bottom w:val="single" w:sz="4" w:space="0" w:color="CBD5E1"/>
-              <w:right w:val="none"/>
-            </w:tcBorders>
-          </w:tcPr>
-          <w:p>
-            <w:pPr>
-              <w:spacing w:before="80" w:after="80"/>
-              <w:jc w:val="left"/>
-            </w:pPr>
-            <w:r>
-              <w:rPr>
-                <w:rFonts w:ascii="Calibri" w:hAnsi="Calibri"/>
-                <w:color w:val="1E293B"/>
-                <w:sz w:val="18"/>
-              </w:rPr>
-              <w:t>Blended: $119.00</w:t>
-            </w:r>
-          </w:p>
-        </w:tc>
-        <w:tc>
-          <w:tcPr>
-            <w:tcW w:type="dxa" w:w="1170"/>
-            <w:shd w:fill="FFFFFF"/>
-            <w:tcBorders>
-              <w:top w:val="single" w:sz="4" w:space="0" w:color="CBD5E1"/>
-              <w:left w:val="none"/>
-              <w:bottom w:val="single" w:sz="4" w:space="0" w:color="CBD5E1"/>
-              <w:right w:val="none"/>
-            </w:tcBorders>
-          </w:tcPr>
-          <w:p>
-            <w:pPr>
-              <w:spacing w:before="80" w:after="80"/>
-              <w:jc w:val="left"/>
-            </w:pPr>
-            <w:r>
-              <w:rPr>
-                <w:rFonts w:ascii="Calibri" w:hAnsi="Calibri"/>
-                <w:color w:val="1E293B"/>
-                <w:sz w:val="18"/>
-              </w:rPr>
-              <w:t>$110,400.00</w:t>
-            </w:r>
-          </w:p>
-        </w:tc>
-      </w:tr>
-      <w:tr>
-        <w:tc>
-          <w:tcPr>
-            <w:tcW w:type="dxa" w:w="1170"/>
-            <w:shd w:fill="F8FAFC"/>
-            <w:tcBorders>
-              <w:top w:val="single" w:sz="4" w:space="0" w:color="CBD5E1"/>
-              <w:left w:val="none"/>
-              <w:bottom w:val="single" w:sz="4" w:space="0" w:color="CBD5E1"/>
-              <w:right w:val="none"/>
-            </w:tcBorders>
-          </w:tcPr>
-          <w:p>
-            <w:pPr>
-              <w:spacing w:before="80" w:after="80"/>
-              <w:jc w:val="left"/>
-            </w:pPr>
-            <w:r>
-              <w:rPr>
-                <w:rFonts w:ascii="Calibri" w:hAnsi="Calibri"/>
-                <w:color w:val="1E293B"/>
-                <w:sz w:val="18"/>
-              </w:rPr>
-              <w:t>Manufacturer 20-Yr NDL Fee</w:t>
-            </w:r>
-          </w:p>
-        </w:tc>
-        <w:tc>
-          <w:tcPr>
-            <w:tcW w:type="dxa" w:w="1170"/>
-            <w:shd w:fill="F8FAFC"/>
-            <w:tcBorders>
-              <w:top w:val="single" w:sz="4" w:space="0" w:color="CBD5E1"/>
-              <w:left w:val="none"/>
-              <w:bottom w:val="single" w:sz="4" w:space="0" w:color="CBD5E1"/>
-              <w:right w:val="none"/>
-            </w:tcBorders>
-          </w:tcPr>
-          <w:p>
-            <w:pPr>
-              <w:spacing w:before="80" w:after="80"/>
-              <w:jc w:val="left"/>
-            </w:pPr>
-            <w:r>
-              <w:rPr>
-                <w:rFonts w:ascii="Calibri" w:hAnsi="Calibri"/>
-                <w:color w:val="1E293B"/>
-                <w:sz w:val="18"/>
-              </w:rPr>
-              <w:t>Carlisle SynTec Inspection</w:t>
-            </w:r>
-          </w:p>
-        </w:tc>
-        <w:tc>
-          <w:tcPr>
-            <w:tcW w:type="dxa" w:w="1170"/>
-            <w:shd w:fill="F8FAFC"/>
-            <w:tcBorders>
-              <w:top w:val="single" w:sz="4" w:space="0" w:color="CBD5E1"/>
-              <w:left w:val="none"/>
-              <w:bottom w:val="single" w:sz="4" w:space="0" w:color="CBD5E1"/>
-              <w:right w:val="none"/>
-            </w:tcBorders>
-          </w:tcPr>
-          <w:p>
-            <w:pPr>
-              <w:spacing w:before="80" w:after="80"/>
-              <w:jc w:val="left"/>
-            </w:pPr>
-            <w:r>
-              <w:rPr>
-                <w:rFonts w:ascii="Calibri" w:hAnsi="Calibri"/>
-                <w:color w:val="1E293B"/>
-                <w:sz w:val="18"/>
-              </w:rPr>
-              <w:t>Plaza-wide</w:t>
-            </w:r>
-          </w:p>
-        </w:tc>
-        <w:tc>
-          <w:tcPr>
-            <w:tcW w:type="dxa" w:w="1170"/>
-            <w:shd w:fill="F8FAFC"/>
-            <w:tcBorders>
-              <w:top w:val="single" w:sz="4" w:space="0" w:color="CBD5E1"/>
-              <w:left w:val="none"/>
-              <w:bottom w:val="single" w:sz="4" w:space="0" w:color="CBD5E1"/>
-              <w:right w:val="none"/>
-            </w:tcBorders>
-          </w:tcPr>
-          <w:p>
-            <w:pPr>
-              <w:spacing w:before="80" w:after="80"/>
-              <w:jc w:val="left"/>
-            </w:pPr>
-            <w:r>
-              <w:rPr>
-                <w:rFonts w:ascii="Calibri" w:hAnsi="Calibri"/>
-                <w:color w:val="1E293B"/>
-                <w:sz w:val="18"/>
-              </w:rPr>
-              <w:t>Flat Assessment</w:t>
-            </w:r>
-          </w:p>
-        </w:tc>
-        <w:tc>
-          <w:tcPr>
-            <w:tcW w:type="dxa" w:w="1170"/>
-            <w:shd w:fill="F8FAFC"/>
-            <w:tcBorders>
-              <w:top w:val="single" w:sz="4" w:space="0" w:color="CBD5E1"/>
-              <w:left w:val="none"/>
-              <w:bottom w:val="single" w:sz="4" w:space="0" w:color="CBD5E1"/>
-              <w:right w:val="none"/>
-            </w:tcBorders>
-          </w:tcPr>
-          <w:p>
-            <w:pPr>
-              <w:spacing w:before="80" w:after="80"/>
-              <w:jc w:val="left"/>
-            </w:pPr>
-            <w:r>
-              <w:rPr>
-                <w:rFonts w:ascii="Calibri" w:hAnsi="Calibri"/>
-                <w:color w:val="1E293B"/>
-                <w:sz w:val="18"/>
-              </w:rPr>
-              <w:t>N/A</w:t>
-            </w:r>
-          </w:p>
-        </w:tc>
-        <w:tc>
-          <w:tcPr>
-            <w:tcW w:type="dxa" w:w="1170"/>
-            <w:shd w:fill="F8FAFC"/>
-            <w:tcBorders>
-              <w:top w:val="single" w:sz="4" w:space="0" w:color="CBD5E1"/>
-              <w:left w:val="none"/>
-              <w:bottom w:val="single" w:sz="4" w:space="0" w:color="CBD5E1"/>
-              <w:right w:val="none"/>
-            </w:tcBorders>
-          </w:tcPr>
-          <w:p>
-            <w:pPr>
-              <w:spacing w:before="80" w:after="80"/>
-              <w:jc w:val="left"/>
-            </w:pPr>
-            <w:r>
-              <w:rPr>
-                <w:rFonts w:ascii="Calibri" w:hAnsi="Calibri"/>
-                <w:color w:val="1E293B"/>
-                <w:sz w:val="18"/>
-              </w:rPr>
-              <w:t>N/A</w:t>
-            </w:r>
-          </w:p>
-        </w:tc>
-        <w:tc>
-          <w:tcPr>
-            <w:tcW w:type="dxa" w:w="1170"/>
-            <w:shd w:fill="F8FAFC"/>
-            <w:tcBorders>
-              <w:top w:val="single" w:sz="4" w:space="0" w:color="CBD5E1"/>
-              <w:left w:val="none"/>
-              <w:bottom w:val="single" w:sz="4" w:space="0" w:color="CBD5E1"/>
-              <w:right w:val="none"/>
-            </w:tcBorders>
-          </w:tcPr>
-          <w:p>
-            <w:pPr>
-              <w:spacing w:before="80" w:after="80"/>
-              <w:jc w:val="left"/>
-            </w:pPr>
-            <w:r>
-              <w:rPr>
-                <w:rFonts w:ascii="Calibri" w:hAnsi="Calibri"/>
-                <w:color w:val="1E293B"/>
-                <w:sz w:val="18"/>
-              </w:rPr>
-              <w:t>Certified Audit</w:t>
-            </w:r>
-          </w:p>
-        </w:tc>
-        <w:tc>
-          <w:tcPr>
-            <w:tcW w:type="dxa" w:w="1170"/>
-            <w:shd w:fill="F8FAFC"/>
-            <w:tcBorders>
-              <w:top w:val="single" w:sz="4" w:space="0" w:color="CBD5E1"/>
-              <w:left w:val="none"/>
-              <w:bottom w:val="single" w:sz="4" w:space="0" w:color="CBD5E1"/>
-              <w:right w:val="none"/>
-            </w:tcBorders>
-          </w:tcPr>
-          <w:p>
-            <w:pPr>
-              <w:spacing w:before="80" w:after="80"/>
-              <w:jc w:val="left"/>
-            </w:pPr>
-            <w:r>
-              <w:rPr>
-                <w:rFonts w:ascii="Calibri" w:hAnsi="Calibri"/>
-                <w:color w:val="1E293B"/>
-                <w:sz w:val="18"/>
-              </w:rPr>
-              <w:t>$2,850.00</w:t>
-            </w:r>
-          </w:p>
-        </w:tc>
-      </w:tr>
-      <w:tr>
-        <w:tc>
-          <w:tcPr>
-            <w:tcW w:type="dxa" w:w="1170"/>
-            <w:shd w:fill="FFFFFF"/>
-            <w:tcBorders>
-              <w:top w:val="single" w:sz="4" w:space="0" w:color="CBD5E1"/>
-              <w:left w:val="none"/>
-              <w:bottom w:val="single" w:sz="4" w:space="0" w:color="CBD5E1"/>
-              <w:right w:val="none"/>
-            </w:tcBorders>
-          </w:tcPr>
-          <w:p>
-            <w:pPr>
-              <w:spacing w:before="80" w:after="80"/>
-              <w:jc w:val="left"/>
-            </w:pPr>
-            <w:r>
-              <w:rPr>
-                <w:rFonts w:ascii="Calibri" w:hAnsi="Calibri"/>
-                <w:color w:val="1E293B"/>
-                <w:sz w:val="18"/>
-              </w:rPr>
-              <w:t>Total Turnkey Project Bid</w:t>
-            </w:r>
-          </w:p>
-        </w:tc>
-        <w:tc>
-          <w:tcPr>
-            <w:tcW w:type="dxa" w:w="1170"/>
-            <w:shd w:fill="FFFFFF"/>
-            <w:tcBorders>
-              <w:top w:val="single" w:sz="4" w:space="0" w:color="CBD5E1"/>
-              <w:left w:val="none"/>
-              <w:bottom w:val="single" w:sz="4" w:space="0" w:color="CBD5E1"/>
-              <w:right w:val="none"/>
-            </w:tcBorders>
-          </w:tcPr>
-          <w:p>
-            <w:pPr>
-              <w:spacing w:before="80" w:after="80"/>
-              <w:jc w:val="left"/>
-            </w:pPr>
-            <w:r>
-              <w:rPr>
-                <w:rFonts w:ascii="Calibri" w:hAnsi="Calibri"/>
-                <w:color w:val="1E293B"/>
-                <w:sz w:val="18"/>
-              </w:rPr>
-              <w:t>Firm Fixed Price Contract</w:t>
-            </w:r>
-          </w:p>
-        </w:tc>
-        <w:tc>
-          <w:tcPr>
-            <w:tcW w:type="dxa" w:w="1170"/>
-            <w:shd w:fill="FFFFFF"/>
-            <w:tcBorders>
-              <w:top w:val="single" w:sz="4" w:space="0" w:color="CBD5E1"/>
-              <w:left w:val="none"/>
-              <w:bottom w:val="single" w:sz="4" w:space="0" w:color="CBD5E1"/>
-              <w:right w:val="none"/>
-            </w:tcBorders>
-          </w:tcPr>
-          <w:p>
-            <w:pPr>
-              <w:spacing w:before="80" w:after="80"/>
-              <w:jc w:val="left"/>
-            </w:pPr>
-            <w:r>
-              <w:rPr>
-                <w:rFonts w:ascii="Calibri" w:hAnsi="Calibri"/>
-                <w:color w:val="1E293B"/>
-                <w:sz w:val="18"/>
-              </w:rPr>
-              <w:t>24,100 sq ft</w:t>
-            </w:r>
-          </w:p>
-        </w:tc>
-        <w:tc>
-          <w:tcPr>
-            <w:tcW w:type="dxa" w:w="1170"/>
-            <w:shd w:fill="FFFFFF"/>
-            <w:tcBorders>
-              <w:top w:val="single" w:sz="4" w:space="0" w:color="CBD5E1"/>
-              <w:left w:val="none"/>
-              <w:bottom w:val="single" w:sz="4" w:space="0" w:color="CBD5E1"/>
-              <w:right w:val="none"/>
-            </w:tcBorders>
-          </w:tcPr>
-          <w:p>
-            <w:pPr>
-              <w:spacing w:before="80" w:after="80"/>
-              <w:jc w:val="left"/>
-            </w:pPr>
-            <w:r>
-              <w:rPr>
-                <w:rFonts w:ascii="Calibri" w:hAnsi="Calibri"/>
-                <w:color w:val="1E293B"/>
-                <w:sz w:val="18"/>
-              </w:rPr>
-              <w:t>241.0 Squares</w:t>
-            </w:r>
-          </w:p>
-        </w:tc>
-        <w:tc>
-          <w:tcPr>
-            <w:tcW w:type="dxa" w:w="1170"/>
-            <w:shd w:fill="FFFFFF"/>
-            <w:tcBorders>
-              <w:top w:val="single" w:sz="4" w:space="0" w:color="CBD5E1"/>
-              <w:left w:val="none"/>
-              <w:bottom w:val="single" w:sz="4" w:space="0" w:color="CBD5E1"/>
-              <w:right w:val="none"/>
-            </w:tcBorders>
-          </w:tcPr>
-          <w:p>
-            <w:pPr>
-              <w:spacing w:before="80" w:after="80"/>
-              <w:jc w:val="left"/>
-            </w:pPr>
-            <w:r>
-              <w:rPr>
-                <w:rFonts w:ascii="Calibri" w:hAnsi="Calibri"/>
-                <w:color w:val="1E293B"/>
-                <w:sz w:val="18"/>
-              </w:rPr>
-              <w:t>Turnkey Scope</w:t>
-            </w:r>
-          </w:p>
-        </w:tc>
-        <w:tc>
-          <w:tcPr>
-            <w:tcW w:type="dxa" w:w="1170"/>
-            <w:shd w:fill="FFFFFF"/>
-            <w:tcBorders>
-              <w:top w:val="single" w:sz="4" w:space="0" w:color="CBD5E1"/>
-              <w:left w:val="none"/>
-              <w:bottom w:val="single" w:sz="4" w:space="0" w:color="CBD5E1"/>
-              <w:right w:val="none"/>
-            </w:tcBorders>
-          </w:tcPr>
-          <w:p>
-            <w:pPr>
-              <w:spacing w:before="80" w:after="80"/>
-              <w:jc w:val="left"/>
-            </w:pPr>
-            <w:r>
-              <w:rPr>
-                <w:rFonts w:ascii="Calibri" w:hAnsi="Calibri"/>
-                <w:color w:val="1E293B"/>
-                <w:sz w:val="18"/>
-              </w:rPr>
-              <w:t>Materials + Labor</w:t>
-            </w:r>
-          </w:p>
-        </w:tc>
-        <w:tc>
-          <w:tcPr>
-            <w:tcW w:type="dxa" w:w="1170"/>
-            <w:shd w:fill="FFFFFF"/>
-            <w:tcBorders>
-              <w:top w:val="single" w:sz="4" w:space="0" w:color="CBD5E1"/>
-              <w:left w:val="none"/>
-              <w:bottom w:val="single" w:sz="4" w:space="0" w:color="CBD5E1"/>
-              <w:right w:val="none"/>
-            </w:tcBorders>
-          </w:tcPr>
-          <w:p>
-            <w:pPr>
-              <w:spacing w:before="80" w:after="80"/>
-              <w:jc w:val="left"/>
-            </w:pPr>
-            <w:r>
-              <w:rPr>
-                <w:rFonts w:ascii="Calibri" w:hAnsi="Calibri"/>
-                <w:color w:val="1E293B"/>
-                <w:sz w:val="18"/>
-              </w:rPr>
-              <w:t>Full Warranty Included</w:t>
-            </w:r>
-          </w:p>
-        </w:tc>
-        <w:tc>
-          <w:tcPr>
-            <w:tcW w:type="dxa" w:w="1170"/>
-            <w:shd w:fill="FFFFFF"/>
-            <w:tcBorders>
-              <w:top w:val="single" w:sz="4" w:space="0" w:color="CBD5E1"/>
-              <w:left w:val="none"/>
-              <w:bottom w:val="single" w:sz="4" w:space="0" w:color="CBD5E1"/>
-              <w:right w:val="none"/>
-            </w:tcBorders>
-          </w:tcPr>
-          <w:p>
-            <w:pPr>
-              <w:spacing w:before="80" w:after="80"/>
-              <w:jc w:val="left"/>
-            </w:pPr>
-            <w:r>
-              <w:rPr>
-                <w:rFonts w:ascii="Calibri" w:hAnsi="Calibri"/>
-                <w:color w:val="1E293B"/>
-                <w:sz w:val="18"/>
-              </w:rPr>
-              <w:t>$113,250.00</w:t>
+              <w:t>$223,632.00</w:t>
             </w:r>
           </w:p>
         </w:tc>
@@ -3696,21 +2268,6 @@
     </w:p>
     <w:p>
       <w:pPr>
-        <w:keepNext/>
-        <w:spacing w:before="280" w:after="80"/>
-      </w:pPr>
-      <w:r>
-        <w:rPr>
-          <w:rFonts w:ascii="Calibri" w:hAnsi="Calibri"/>
-          <w:b/>
-          <w:color w:val="0F172A"/>
-          <w:sz w:val="26"/>
-        </w:rPr>
-        <w:t>SECTION 6: COMMERCIAL INTAKE &amp; 24/7 STORM HOTLINE</w:t>
-      </w:r>
-    </w:p>
-    <w:p>
-      <w:pPr>
         <w:spacing w:before="0" w:after="120" w:line="276" w:lineRule="auto"/>
       </w:pPr>
       <w:r>
@@ -3719,33 +2276,7 @@
           <w:color w:val="1E293B"/>
           <w:sz w:val="20"/>
         </w:rPr>
-        <w:t>Commercial Inspection Booking Desk: (956) 555-0188 · Email: bids@orozcoroofing.com</w:t>
-      </w:r>
-    </w:p>
-    <w:p>
-      <w:pPr>
-        <w:spacing w:before="0" w:after="120" w:line="276" w:lineRule="auto"/>
-      </w:pPr>
-      <w:r>
-        <w:rPr>
-          <w:rFonts w:ascii="Calibri" w:hAnsi="Calibri"/>
-          <w:color w:val="1E293B"/>
-          <w:sz w:val="20"/>
-        </w:rPr>
-        <w:t>Chief Estimator &amp; Commercial Director: Azael Orozco · McAllen &amp; Brownsville, TX</w:t>
-      </w:r>
-    </w:p>
-    <w:p>
-      <w:pPr>
-        <w:spacing w:before="0" w:after="120" w:line="276" w:lineRule="auto"/>
-      </w:pPr>
-      <w:r>
-        <w:rPr>
-          <w:rFonts w:ascii="Calibri" w:hAnsi="Calibri"/>
-          <w:color w:val="1E293B"/>
-          <w:sz w:val="20"/>
-        </w:rPr>
-        <w:t>Texas Registered Contractor · Carlisle SynTec Applicator ID: #TX-98421</w:t>
+        <w:t>Warranty Terms: Manufacturer 20-Year No Dollar Limit (NDL) warranty covers 100% of labor and materials for roof leaks resulting from weather, manufacturing defects, or workmanship without monetary cap.</w:t>
       </w:r>
     </w:p>
     <w:sectPr>
@@ -3782,7 +2313,7 @@
       <w:jc w:val="right"/>
     </w:pPr>
     <w:r>
-      <w:t>Orozco Commercial &amp; Industrial Roofing — Master Technical Sp</w:t>
+      <w:t>Orozco Commercial Roofing — Master Specifications &amp; Commerci</w:t>
     </w:r>
   </w:p>
 </w:hdr>
